--- a/10-保护电路/01-过压保护/过压保护OVP电路/过压保护OVP电路.docx
+++ b/10-保护电路/01-过压保护/过压保护OVP电路/过压保护OVP电路.docx
@@ -2585,6 +2585,20 @@
     </w:p>
     <w:bookmarkEnd w:id="26"/>
     <w:bookmarkEnd w:id="27"/>
+    <w:p>
+      <w:pPr>
+        <w:spacing w:before="360"/>
+        <w:jc w:val="center"/>
+      </w:pPr>
+      <w:r>
+        <w:rPr>
+          <w:rFonts w:ascii="Times New Roman" w:hAnsi="Times New Roman"/>
+          <w:color w:val="555555"/>
+          <w:sz w:val="21"/>
+        </w:rPr>
+        <w:t>材料收集者：杜文杰</w:t>
+      </w:r>
+    </w:p>
     <w:sectPr>
       <w:headerReference r:id="rId9" w:type="default"/>
       <w:footerReference r:id="rId10" w:type="default"/>

--- a/10-保护电路/01-过压保护/过压保护OVP电路/过压保护OVP电路.docx
+++ b/10-保护电路/01-过压保护/过压保护OVP电路/过压保护OVP电路.docx
@@ -1,6 +1,6 @@
 
 <file path=word/document.xml><?xml version="1.0" encoding="utf-8"?>
-<w:document xmlns:w="http://schemas.openxmlformats.org/wordprocessingml/2006/main" xmlns:m="http://schemas.openxmlformats.org/officeDocument/2006/math" xmlns:r="http://schemas.openxmlformats.org/officeDocument/2006/relationships" xmlns:o="urn:schemas-microsoft-com:office:office" xmlns:v="urn:schemas-microsoft-com:vml" xmlns:w10="urn:schemas-microsoft-com:office:word" xmlns:a="http://schemas.openxmlformats.org/drawingml/2006/main" xmlns:pic="http://schemas.openxmlformats.org/drawingml/2006/picture" xmlns:wp="http://schemas.openxmlformats.org/drawingml/2006/wordprocessingDrawing">
+<w:document xmlns:m="http://schemas.openxmlformats.org/officeDocument/2006/math" xmlns:r="http://schemas.openxmlformats.org/officeDocument/2006/relationships" xmlns:w="http://schemas.openxmlformats.org/wordprocessingml/2006/main" xmlns:o="urn:schemas-microsoft-com:office:office" xmlns:v="urn:schemas-microsoft-com:vml" xmlns:w10="urn:schemas-microsoft-com:office:word" xmlns:a="http://schemas.openxmlformats.org/drawingml/2006/main" xmlns:pic="http://schemas.openxmlformats.org/drawingml/2006/picture" xmlns:wp="http://schemas.openxmlformats.org/drawingml/2006/wordprocessingDrawing">
   <w:body>
     <w:bookmarkStart w:id="27" w:name="过压保护-ovp-电路"/>
     <w:p>
@@ -9,16 +9,19 @@
       </w:pPr>
       <w:r>
         <w:rPr>
-          <w:rFonts w:hint="eastAsia"/>
+          <w:rFonts w:hint="eastAsia" w:eastAsia="黑体"/>
         </w:rPr>
         <w:t xml:space="preserve">过压保护</w:t>
       </w:r>
       <w:r>
+        <w:rPr>
+          <w:rFonts w:eastAsia="黑体"/>
+        </w:rPr>
         <w:t xml:space="preserve"> OVP </w:t>
       </w:r>
       <w:r>
         <w:rPr>
-          <w:rFonts w:hint="eastAsia"/>
+          <w:rFonts w:hint="eastAsia" w:eastAsia="黑体"/>
         </w:rPr>
         <w:t xml:space="preserve">电路</w:t>
       </w:r>
@@ -30,7 +33,7 @@
       </w:pPr>
       <w:r>
         <w:rPr>
-          <w:rFonts w:hint="eastAsia"/>
+          <w:rFonts w:hint="eastAsia" w:eastAsia="黑体"/>
         </w:rPr>
         <w:t xml:space="preserve">拓扑描述</w:t>
       </w:r>
@@ -41,16 +44,19 @@
       </w:pPr>
       <w:r>
         <w:rPr>
-          <w:rFonts w:hint="eastAsia"/>
+          <w:rFonts w:hint="eastAsia" w:eastAsia="黑体"/>
         </w:rPr>
         <w:t xml:space="preserve">由</w:t>
       </w:r>
       <w:r>
+        <w:rPr>
+          <w:rFonts w:eastAsia="黑体"/>
+        </w:rPr>
         <w:t xml:space="preserve"> </w:t>
       </w:r>
       <w:r>
         <w:rPr>
-          <w:rFonts w:hint="eastAsia"/>
+          <w:rFonts w:hint="eastAsia" w:eastAsia="黑体"/>
           <w:b/>
           <w:bCs/>
         </w:rPr>
@@ -58,6 +64,7 @@
       </w:r>
       <w:r>
         <w:rPr>
+          <w:rFonts w:eastAsia="黑体"/>
           <w:b/>
           <w:bCs/>
         </w:rPr>
@@ -79,6 +86,7 @@
       </m:oMath>
       <w:r>
         <w:rPr>
+          <w:rFonts w:eastAsia="黑体"/>
           <w:b/>
           <w:bCs/>
         </w:rPr>
@@ -100,6 +108,7 @@
       </m:oMath>
       <w:r>
         <w:rPr>
+          <w:rFonts w:eastAsia="黑体"/>
           <w:b/>
           <w:bCs/>
         </w:rPr>
@@ -107,7 +116,7 @@
       </w:r>
       <w:r>
         <w:rPr>
-          <w:rFonts w:hint="eastAsia"/>
+          <w:rFonts w:hint="eastAsia" w:eastAsia="黑体"/>
           <w:b/>
           <w:bCs/>
         </w:rPr>
@@ -115,6 +124,7 @@
       </w:r>
       <w:r>
         <w:rPr>
+          <w:rFonts w:eastAsia="黑体"/>
           <w:b/>
           <w:bCs/>
         </w:rPr>
@@ -142,64 +152,79 @@
       </m:oMath>
       <w:r>
         <w:rPr>
-          <w:rFonts w:hint="eastAsia"/>
+          <w:rFonts w:hint="eastAsia" w:eastAsia="黑体"/>
           <w:b/>
           <w:bCs/>
         </w:rPr>
         <w:t xml:space="preserve">）</w:t>
       </w:r>
       <w:r>
+        <w:rPr>
+          <w:rFonts w:eastAsia="黑体"/>
+        </w:rPr>
         <w:t xml:space="preserve">、</w:t>
       </w:r>
       <w:r>
         <w:rPr>
-          <w:rFonts w:hint="eastAsia"/>
+          <w:rFonts w:hint="eastAsia" w:eastAsia="黑体"/>
           <w:b/>
           <w:bCs/>
         </w:rPr>
         <w:t xml:space="preserve">一个比较器</w:t>
       </w:r>
       <w:r>
+        <w:rPr>
+          <w:rFonts w:eastAsia="黑体"/>
+        </w:rPr>
         <w:t xml:space="preserve"> </w:t>
       </w:r>
       <w:r>
         <w:rPr>
-          <w:rFonts w:hint="eastAsia"/>
+          <w:rFonts w:hint="eastAsia" w:eastAsia="黑体"/>
         </w:rPr>
         <w:t xml:space="preserve">与</w:t>
       </w:r>
       <w:r>
+        <w:rPr>
+          <w:rFonts w:eastAsia="黑体"/>
+        </w:rPr>
         <w:t xml:space="preserve"> </w:t>
       </w:r>
       <w:r>
         <w:rPr>
-          <w:rFonts w:hint="eastAsia"/>
+          <w:rFonts w:hint="eastAsia" w:eastAsia="黑体"/>
           <w:b/>
           <w:bCs/>
         </w:rPr>
         <w:t xml:space="preserve">一个串联功率开关（MOSFET；亦可为可控硅+保险的旁路方案）</w:t>
       </w:r>
       <w:r>
+        <w:rPr>
+          <w:rFonts w:eastAsia="黑体"/>
+        </w:rPr>
         <w:t xml:space="preserve"> </w:t>
       </w:r>
       <w:r>
         <w:rPr>
-          <w:rFonts w:hint="eastAsia"/>
+          <w:rFonts w:hint="eastAsia" w:eastAsia="黑体"/>
         </w:rPr>
         <w:t xml:space="preserve">组成。电路共有</w:t>
       </w:r>
       <w:r>
+        <w:rPr>
+          <w:rFonts w:eastAsia="黑体"/>
+        </w:rPr>
         <w:t xml:space="preserve"> 5 </w:t>
       </w:r>
       <w:r>
         <w:rPr>
-          <w:rFonts w:hint="eastAsia"/>
+          <w:rFonts w:hint="eastAsia" w:eastAsia="黑体"/>
         </w:rPr>
         <w:t xml:space="preserve">个关键节点：</w:t>
       </w:r>
       <w:r>
         <w:rPr>
-          <w:rFonts w:hint="eastAsia"/>
+          <w:rFonts w:hint="eastAsia" w:eastAsia="黑体"/>
           <w:b/>
           <w:bCs/>
         </w:rPr>
@@ -207,6 +232,7 @@
       </w:r>
       <w:r>
         <w:rPr>
+          <w:rFonts w:eastAsia="黑体"/>
           <w:b/>
           <w:bCs/>
         </w:rPr>
@@ -214,7 +240,7 @@
       </w:r>
       <w:r>
         <w:rPr>
-          <w:rFonts w:hint="eastAsia"/>
+          <w:rFonts w:hint="eastAsia" w:eastAsia="黑体"/>
           <w:b/>
           <w:bCs/>
         </w:rPr>
@@ -222,11 +248,14 @@
       </w:r>
       <w:r>
         <w:rPr>
-          <w:rFonts w:hint="eastAsia"/>
+          <w:rFonts w:hint="eastAsia" w:eastAsia="黑体"/>
         </w:rPr>
         <w:t xml:space="preserve">（接电源输入，连</w:t>
       </w:r>
       <w:r>
+        <w:rPr>
+          <w:rFonts w:eastAsia="黑体"/>
+        </w:rPr>
         <w:t xml:space="preserve"> </w:t>
       </w:r>
       <m:oMath>
@@ -244,35 +273,44 @@
         </m:sSub>
       </m:oMath>
       <w:r>
+        <w:rPr>
+          <w:rFonts w:eastAsia="黑体"/>
+        </w:rPr>
         <w:t xml:space="preserve"> </w:t>
       </w:r>
       <w:r>
         <w:rPr>
-          <w:rFonts w:hint="eastAsia"/>
+          <w:rFonts w:hint="eastAsia" w:eastAsia="黑体"/>
         </w:rPr>
         <w:t xml:space="preserve">上端与</w:t>
       </w:r>
       <w:r>
+        <w:rPr>
+          <w:rFonts w:eastAsia="黑体"/>
+        </w:rPr>
         <w:t xml:space="preserve"> MOSFET </w:t>
       </w:r>
       <w:r>
         <w:rPr>
-          <w:rFonts w:hint="eastAsia"/>
+          <w:rFonts w:hint="eastAsia" w:eastAsia="黑体"/>
         </w:rPr>
         <w:t xml:space="preserve">的</w:t>
       </w:r>
       <w:r>
+        <w:rPr>
+          <w:rFonts w:eastAsia="黑体"/>
+        </w:rPr>
         <w:t xml:space="preserve"> </w:t>
       </w:r>
       <w:r>
         <w:rPr>
-          <w:rFonts w:hint="eastAsia"/>
+          <w:rFonts w:hint="eastAsia" w:eastAsia="黑体"/>
         </w:rPr>
         <w:t xml:space="preserve">D）；</w:t>
       </w:r>
       <w:r>
         <w:rPr>
-          <w:rFonts w:hint="eastAsia"/>
+          <w:rFonts w:hint="eastAsia" w:eastAsia="黑体"/>
           <w:b/>
           <w:bCs/>
         </w:rPr>
@@ -280,6 +318,7 @@
       </w:r>
       <w:r>
         <w:rPr>
+          <w:rFonts w:eastAsia="黑体"/>
           <w:b/>
           <w:bCs/>
         </w:rPr>
@@ -287,7 +326,7 @@
       </w:r>
       <w:r>
         <w:rPr>
-          <w:rFonts w:hint="eastAsia"/>
+          <w:rFonts w:hint="eastAsia" w:eastAsia="黑体"/>
           <w:b/>
           <w:bCs/>
         </w:rPr>
@@ -295,7 +334,7 @@
       </w:r>
       <w:r>
         <w:rPr>
-          <w:rFonts w:hint="eastAsia"/>
+          <w:rFonts w:hint="eastAsia" w:eastAsia="黑体"/>
         </w:rPr>
         <w:t xml:space="preserve">（</w:t>
       </w:r>
@@ -314,11 +353,14 @@
         </m:sSub>
       </m:oMath>
       <w:r>
+        <w:rPr>
+          <w:rFonts w:eastAsia="黑体"/>
+        </w:rPr>
         <w:t xml:space="preserve"> </w:t>
       </w:r>
       <w:r>
         <w:rPr>
-          <w:rFonts w:hint="eastAsia"/>
+          <w:rFonts w:hint="eastAsia" w:eastAsia="黑体"/>
         </w:rPr>
         <w:t xml:space="preserve">下端、</w:t>
       </w:r>
@@ -337,26 +379,32 @@
         </m:sSub>
       </m:oMath>
       <w:r>
+        <w:rPr>
+          <w:rFonts w:eastAsia="黑体"/>
+        </w:rPr>
         <w:t xml:space="preserve"> </w:t>
       </w:r>
       <w:r>
         <w:rPr>
-          <w:rFonts w:hint="eastAsia"/>
+          <w:rFonts w:hint="eastAsia" w:eastAsia="黑体"/>
         </w:rPr>
         <w:t xml:space="preserve">上端与比较器</w:t>
       </w:r>
       <w:r>
+        <w:rPr>
+          <w:rFonts w:eastAsia="黑体"/>
+        </w:rPr>
         <w:t xml:space="preserve"> IN+ </w:t>
       </w:r>
       <w:r>
         <w:rPr>
-          <w:rFonts w:hint="eastAsia"/>
+          <w:rFonts w:hint="eastAsia" w:eastAsia="黑体"/>
         </w:rPr>
         <w:t xml:space="preserve">三者相连）；</w:t>
       </w:r>
       <w:r>
         <w:rPr>
-          <w:rFonts w:hint="eastAsia"/>
+          <w:rFonts w:hint="eastAsia" w:eastAsia="黑体"/>
           <w:b/>
           <w:bCs/>
         </w:rPr>
@@ -364,6 +412,7 @@
       </w:r>
       <w:r>
         <w:rPr>
+          <w:rFonts w:eastAsia="黑体"/>
           <w:b/>
           <w:bCs/>
         </w:rPr>
@@ -371,7 +420,7 @@
       </w:r>
       <w:r>
         <w:rPr>
-          <w:rFonts w:hint="eastAsia"/>
+          <w:rFonts w:hint="eastAsia" w:eastAsia="黑体"/>
           <w:b/>
           <w:bCs/>
         </w:rPr>
@@ -379,20 +428,26 @@
       </w:r>
       <w:r>
         <w:rPr>
-          <w:rFonts w:hint="eastAsia"/>
+          <w:rFonts w:hint="eastAsia" w:eastAsia="黑体"/>
         </w:rPr>
         <w:t xml:space="preserve">（比较器</w:t>
       </w:r>
       <w:r>
+        <w:rPr>
+          <w:rFonts w:eastAsia="黑体"/>
+        </w:rPr>
         <w:t xml:space="preserve"> IN− </w:t>
       </w:r>
       <w:r>
         <w:rPr>
-          <w:rFonts w:hint="eastAsia"/>
+          <w:rFonts w:hint="eastAsia" w:eastAsia="黑体"/>
         </w:rPr>
         <w:t xml:space="preserve">接基准</w:t>
       </w:r>
       <w:r>
+        <w:rPr>
+          <w:rFonts w:eastAsia="黑体"/>
+        </w:rPr>
         <w:t xml:space="preserve"> </w:t>
       </w:r>
       <m:oMath>
@@ -417,13 +472,13 @@
       </m:oMath>
       <w:r>
         <w:rPr>
-          <w:rFonts w:hint="eastAsia"/>
+          <w:rFonts w:hint="eastAsia" w:eastAsia="黑体"/>
         </w:rPr>
         <w:t xml:space="preserve">）；</w:t>
       </w:r>
       <w:r>
         <w:rPr>
-          <w:rFonts w:hint="eastAsia"/>
+          <w:rFonts w:hint="eastAsia" w:eastAsia="黑体"/>
           <w:b/>
           <w:bCs/>
         </w:rPr>
@@ -431,6 +486,7 @@
       </w:r>
       <w:r>
         <w:rPr>
+          <w:rFonts w:eastAsia="黑体"/>
           <w:b/>
           <w:bCs/>
         </w:rPr>
@@ -438,7 +494,7 @@
       </w:r>
       <w:r>
         <w:rPr>
-          <w:rFonts w:hint="eastAsia"/>
+          <w:rFonts w:hint="eastAsia" w:eastAsia="黑体"/>
           <w:b/>
           <w:bCs/>
         </w:rPr>
@@ -446,6 +502,7 @@
       </w:r>
       <w:r>
         <w:rPr>
+          <w:rFonts w:eastAsia="黑体"/>
           <w:b/>
           <w:bCs/>
         </w:rPr>
@@ -453,7 +510,7 @@
       </w:r>
       <w:r>
         <w:rPr>
-          <w:rFonts w:hint="eastAsia"/>
+          <w:rFonts w:hint="eastAsia" w:eastAsia="黑体"/>
         </w:rPr>
         <w:t xml:space="preserve">（</w:t>
       </w:r>
@@ -472,17 +529,20 @@
         </m:sSub>
       </m:oMath>
       <w:r>
+        <w:rPr>
+          <w:rFonts w:eastAsia="黑体"/>
+        </w:rPr>
         <w:t xml:space="preserve"> </w:t>
       </w:r>
       <w:r>
         <w:rPr>
-          <w:rFonts w:hint="eastAsia"/>
+          <w:rFonts w:hint="eastAsia" w:eastAsia="黑体"/>
         </w:rPr>
         <w:t xml:space="preserve">下端与比较器地相连）；</w:t>
       </w:r>
       <w:r>
         <w:rPr>
-          <w:rFonts w:hint="eastAsia"/>
+          <w:rFonts w:hint="eastAsia" w:eastAsia="黑体"/>
           <w:b/>
           <w:bCs/>
         </w:rPr>
@@ -490,6 +550,7 @@
       </w:r>
       <w:r>
         <w:rPr>
+          <w:rFonts w:eastAsia="黑体"/>
           <w:b/>
           <w:bCs/>
         </w:rPr>
@@ -497,7 +558,7 @@
       </w:r>
       <w:r>
         <w:rPr>
-          <w:rFonts w:hint="eastAsia"/>
+          <w:rFonts w:hint="eastAsia" w:eastAsia="黑体"/>
           <w:b/>
           <w:bCs/>
         </w:rPr>
@@ -505,25 +566,31 @@
       </w:r>
       <w:r>
         <w:rPr>
-          <w:rFonts w:hint="eastAsia"/>
+          <w:rFonts w:hint="eastAsia" w:eastAsia="黑体"/>
         </w:rPr>
         <w:t xml:space="preserve">（MOSFET</w:t>
       </w:r>
       <w:r>
+        <w:rPr>
+          <w:rFonts w:eastAsia="黑体"/>
+        </w:rPr>
         <w:t xml:space="preserve"> </w:t>
       </w:r>
       <w:r>
         <w:rPr>
-          <w:rFonts w:hint="eastAsia"/>
+          <w:rFonts w:hint="eastAsia" w:eastAsia="黑体"/>
         </w:rPr>
         <w:t xml:space="preserve">的</w:t>
       </w:r>
       <w:r>
+        <w:rPr>
+          <w:rFonts w:eastAsia="黑体"/>
+        </w:rPr>
         <w:t xml:space="preserve"> S </w:t>
       </w:r>
       <w:r>
         <w:rPr>
-          <w:rFonts w:hint="eastAsia"/>
+          <w:rFonts w:hint="eastAsia" w:eastAsia="黑体"/>
         </w:rPr>
         <w:t xml:space="preserve">接后级负载，为受保护输出）。</w:t>
       </w:r>
@@ -532,7 +599,7 @@
       <w:pPr/>
       <w:r>
         <w:rPr>
-          <w:rFonts w:hint="eastAsia"/>
+          <w:rFonts w:hint="eastAsia" w:eastAsia="黑体"/>
         </w:rPr>
         <w:t xml:space="preserve">各元件管脚连接：</w:t>
       </w:r>
@@ -551,11 +618,14 @@
         </m:sSub>
       </m:oMath>
       <w:r>
+        <w:rPr>
+          <w:rFonts w:eastAsia="黑体"/>
+        </w:rPr>
         <w:t xml:space="preserve"> </w:t>
       </w:r>
       <w:r>
         <w:rPr>
-          <w:rFonts w:hint="eastAsia"/>
+          <w:rFonts w:hint="eastAsia" w:eastAsia="黑体"/>
         </w:rPr>
         <w:t xml:space="preserve">一端接节点①、另一端接节点②；</w:t>
       </w:r>
@@ -574,73 +644,94 @@
         </m:sSub>
       </m:oMath>
       <w:r>
+        <w:rPr>
+          <w:rFonts w:eastAsia="黑体"/>
+        </w:rPr>
         <w:t xml:space="preserve"> </w:t>
       </w:r>
       <w:r>
         <w:rPr>
-          <w:rFonts w:hint="eastAsia"/>
+          <w:rFonts w:hint="eastAsia" w:eastAsia="黑体"/>
         </w:rPr>
         <w:t xml:space="preserve">一端接节点②、另一端接节点④；</w:t>
       </w:r>
       <w:r>
         <w:rPr>
-          <w:rFonts w:hint="eastAsia"/>
+          <w:rFonts w:hint="eastAsia" w:eastAsia="黑体"/>
           <w:b/>
           <w:bCs/>
         </w:rPr>
         <w:t xml:space="preserve">比较器</w:t>
       </w:r>
       <w:r>
+        <w:rPr>
+          <w:rFonts w:eastAsia="黑体"/>
+        </w:rPr>
         <w:t xml:space="preserve"> </w:t>
       </w:r>
       <w:r>
+        <w:rPr>
+          <w:rFonts w:eastAsia="黑体"/>
+        </w:rPr>
         <w:t xml:space="preserve">IN+ </w:t>
       </w:r>
       <w:r>
         <w:rPr>
-          <w:rFonts w:hint="eastAsia"/>
+          <w:rFonts w:hint="eastAsia" w:eastAsia="黑体"/>
         </w:rPr>
         <w:t xml:space="preserve">接节点②、IN−</w:t>
       </w:r>
       <w:r>
+        <w:rPr>
+          <w:rFonts w:eastAsia="黑体"/>
+        </w:rPr>
         <w:t xml:space="preserve"> </w:t>
       </w:r>
       <w:r>
         <w:rPr>
-          <w:rFonts w:hint="eastAsia"/>
+          <w:rFonts w:hint="eastAsia" w:eastAsia="黑体"/>
         </w:rPr>
         <w:t xml:space="preserve">接节点③、OUT</w:t>
       </w:r>
       <w:r>
+        <w:rPr>
+          <w:rFonts w:eastAsia="黑体"/>
+        </w:rPr>
         <w:t xml:space="preserve"> </w:t>
       </w:r>
       <w:r>
         <w:rPr>
-          <w:rFonts w:hint="eastAsia"/>
+          <w:rFonts w:hint="eastAsia" w:eastAsia="黑体"/>
         </w:rPr>
         <w:t xml:space="preserve">经驱动接</w:t>
       </w:r>
       <w:r>
+        <w:rPr>
+          <w:rFonts w:eastAsia="黑体"/>
+        </w:rPr>
         <w:t xml:space="preserve"> MOSFET </w:t>
       </w:r>
       <w:r>
         <w:rPr>
-          <w:rFonts w:hint="eastAsia"/>
+          <w:rFonts w:hint="eastAsia" w:eastAsia="黑体"/>
         </w:rPr>
         <w:t xml:space="preserve">的</w:t>
       </w:r>
       <w:r>
+        <w:rPr>
+          <w:rFonts w:eastAsia="黑体"/>
+        </w:rPr>
         <w:t xml:space="preserve"> </w:t>
       </w:r>
       <w:r>
         <w:rPr>
-          <w:rFonts w:hint="eastAsia"/>
+          <w:rFonts w:hint="eastAsia" w:eastAsia="黑体"/>
         </w:rPr>
         <w:t xml:space="preserve">G、地脚接节点④；</w:t>
       </w:r>
       <w:r>
         <w:rPr>
-          <w:rFonts w:hint="eastAsia"/>
+          <w:rFonts w:hint="eastAsia" w:eastAsia="黑体"/>
           <w:b/>
           <w:bCs/>
         </w:rPr>
@@ -648,38 +739,51 @@
       </w:r>
       <w:r>
         <w:rPr>
+          <w:rFonts w:eastAsia="黑体"/>
           <w:b/>
           <w:bCs/>
         </w:rPr>
         <w:t xml:space="preserve"> MOSFET</w:t>
       </w:r>
       <w:r>
+        <w:rPr>
+          <w:rFonts w:eastAsia="黑体"/>
+        </w:rPr>
         <w:t xml:space="preserve"> </w:t>
       </w:r>
       <w:r>
+        <w:rPr>
+          <w:rFonts w:eastAsia="黑体"/>
+        </w:rPr>
         <w:t xml:space="preserve">D </w:t>
       </w:r>
       <w:r>
         <w:rPr>
-          <w:rFonts w:hint="eastAsia"/>
+          <w:rFonts w:hint="eastAsia" w:eastAsia="黑体"/>
         </w:rPr>
         <w:t xml:space="preserve">接节点①、S</w:t>
       </w:r>
       <w:r>
+        <w:rPr>
+          <w:rFonts w:eastAsia="黑体"/>
+        </w:rPr>
         <w:t xml:space="preserve"> </w:t>
       </w:r>
       <w:r>
         <w:rPr>
-          <w:rFonts w:hint="eastAsia"/>
+          <w:rFonts w:hint="eastAsia" w:eastAsia="黑体"/>
         </w:rPr>
         <w:t xml:space="preserve">接节点⑤。若采用</w:t>
       </w:r>
       <w:r>
+        <w:rPr>
+          <w:rFonts w:eastAsia="黑体"/>
+        </w:rPr>
         <w:t xml:space="preserve"> </w:t>
       </w:r>
       <w:r>
         <w:rPr>
-          <w:rFonts w:hint="eastAsia"/>
+          <w:rFonts w:hint="eastAsia" w:eastAsia="黑体"/>
           <w:b/>
           <w:bCs/>
         </w:rPr>
@@ -687,16 +791,19 @@
       </w:r>
       <w:r>
         <w:rPr>
-          <w:rFonts w:hint="eastAsia"/>
+          <w:rFonts w:hint="eastAsia" w:eastAsia="黑体"/>
         </w:rPr>
         <w:t xml:space="preserve">，则保险丝串联于输入线路、可控硅阳极接输出节点、阴极接节点④、门极由比较器</w:t>
       </w:r>
       <w:r>
+        <w:rPr>
+          <w:rFonts w:eastAsia="黑体"/>
+        </w:rPr>
         <w:t xml:space="preserve"> OUT </w:t>
       </w:r>
       <w:r>
         <w:rPr>
-          <w:rFonts w:hint="eastAsia"/>
+          <w:rFonts w:hint="eastAsia" w:eastAsia="黑体"/>
         </w:rPr>
         <w:t xml:space="preserve">驱动，把过压短路到地以熔断保险。</w:t>
       </w:r>
@@ -705,20 +812,26 @@
       <w:pPr/>
       <w:r>
         <w:rPr>
-          <w:rFonts w:hint="eastAsia"/>
+          <w:rFonts w:hint="eastAsia" w:eastAsia="黑体"/>
         </w:rPr>
         <w:t xml:space="preserve">由此构成”分压采样与基准比较、比较器控制串联</w:t>
       </w:r>
       <w:r>
+        <w:rPr>
+          <w:rFonts w:eastAsia="黑体"/>
+        </w:rPr>
         <w:t xml:space="preserve"> </w:t>
       </w:r>
       <w:r>
         <w:rPr>
-          <w:rFonts w:hint="eastAsia"/>
+          <w:rFonts w:hint="eastAsia" w:eastAsia="黑体"/>
         </w:rPr>
         <w:t xml:space="preserve">MOSFET（或可控硅）通断”的过压保护组态，输入电压超过阈值</w:t>
       </w:r>
       <w:r>
+        <w:rPr>
+          <w:rFonts w:eastAsia="黑体"/>
+        </w:rPr>
         <w:t xml:space="preserve"> </w:t>
       </w:r>
       <m:oMath>
@@ -816,16 +929,19 @@
       </m:oMath>
       <w:r>
         <w:rPr>
-          <w:rFonts w:hint="eastAsia"/>
+          <w:rFonts w:hint="eastAsia" w:eastAsia="黑体"/>
         </w:rPr>
         <w:t xml:space="preserve">（含迟滞）时比较器翻转，关断串联</w:t>
       </w:r>
       <w:r>
+        <w:rPr>
+          <w:rFonts w:eastAsia="黑体"/>
+        </w:rPr>
         <w:t xml:space="preserve"> MOSFET </w:t>
       </w:r>
       <w:r>
         <w:rPr>
-          <w:rFonts w:hint="eastAsia"/>
+          <w:rFonts w:hint="eastAsia" w:eastAsia="黑体"/>
         </w:rPr>
         <w:t xml:space="preserve">或触发可控硅把过压旁路到地（配保险熔断），使负载电压不再升高。</w:t>
       </w:r>
@@ -838,7 +954,7 @@
       </w:pPr>
       <w:r>
         <w:rPr>
-          <w:rFonts w:hint="eastAsia"/>
+          <w:rFonts w:hint="eastAsia" w:eastAsia="黑体"/>
         </w:rPr>
         <w:t xml:space="preserve">工作原理</w:t>
       </w:r>
@@ -849,16 +965,19 @@
       </w:pPr>
       <w:r>
         <w:rPr>
-          <w:rFonts w:hint="eastAsia"/>
+          <w:rFonts w:hint="eastAsia" w:eastAsia="黑体"/>
         </w:rPr>
         <w:t xml:space="preserve">分压网络采样输入电压并与基准比较，一旦超过阈值（含迟滞），比较器翻转，关断串联的功率</w:t>
       </w:r>
       <w:r>
+        <w:rPr>
+          <w:rFonts w:eastAsia="黑体"/>
+        </w:rPr>
         <w:t xml:space="preserve"> MOSFET </w:t>
       </w:r>
       <w:r>
         <w:rPr>
-          <w:rFonts w:hint="eastAsia"/>
+          <w:rFonts w:hint="eastAsia" w:eastAsia="黑体"/>
         </w:rPr>
         <w:t xml:space="preserve">或触发可控硅把过压短路到地（配保险熔断），使负载电压不再升高。迟滞避免临界抖动反复开关。</w:t>
       </w:r>
@@ -871,7 +990,7 @@
       </w:pPr>
       <w:r>
         <w:rPr>
-          <w:rFonts w:hint="eastAsia"/>
+          <w:rFonts w:hint="eastAsia" w:eastAsia="黑体"/>
         </w:rPr>
         <w:t xml:space="preserve">关键计算公式</w:t>
       </w:r>
@@ -885,7 +1004,7 @@
       </w:pPr>
       <w:r>
         <w:rPr>
-          <w:rFonts w:hint="eastAsia"/>
+          <w:rFonts w:hint="eastAsia" w:eastAsia="黑体"/>
         </w:rPr>
         <w:t xml:space="preserve">过压阈值：</w:t>
       </w:r>
@@ -1003,7 +1122,7 @@
       </w:pPr>
       <w:r>
         <w:rPr>
-          <w:rFonts w:hint="eastAsia"/>
+          <w:rFonts w:hint="eastAsia" w:eastAsia="黑体"/>
         </w:rPr>
         <w:t xml:space="preserve">迟滞电压：</w:t>
       </w:r>
@@ -1166,7 +1285,7 @@
       </w:pPr>
       <w:r>
         <w:rPr>
-          <w:rFonts w:hint="eastAsia"/>
+          <w:rFonts w:hint="eastAsia" w:eastAsia="黑体"/>
         </w:rPr>
         <w:t xml:space="preserve">串联管压降（导通时）：</w:t>
       </w:r>
@@ -1280,7 +1399,7 @@
       </w:pPr>
       <w:r>
         <w:rPr>
-          <w:rFonts w:hint="eastAsia"/>
+          <w:rFonts w:hint="eastAsia" w:eastAsia="黑体"/>
         </w:rPr>
         <w:t xml:space="preserve">响应/关断时间与钳位能量（需使负载电压不超额定）。</w:t>
       </w:r>
@@ -1316,7 +1435,7 @@
             </w:pPr>
             <w:r>
               <w:rPr>
-                <w:rFonts w:hint="eastAsia"/>
+                <w:rFonts w:hint="eastAsia" w:eastAsia="黑体"/>
               </w:rPr>
               <w:t xml:space="preserve">符号</w:t>
             </w:r>
@@ -1330,7 +1449,7 @@
             </w:pPr>
             <w:r>
               <w:rPr>
-                <w:rFonts w:hint="eastAsia"/>
+                <w:rFonts w:hint="eastAsia" w:eastAsia="黑体"/>
               </w:rPr>
               <w:t xml:space="preserve">含义</w:t>
             </w:r>
@@ -1344,7 +1463,7 @@
             </w:pPr>
             <w:r>
               <w:rPr>
-                <w:rFonts w:hint="eastAsia"/>
+                <w:rFonts w:hint="eastAsia" w:eastAsia="黑体"/>
               </w:rPr>
               <w:t xml:space="preserve">单位</w:t>
             </w:r>
@@ -1376,6 +1495,9 @@
               </m:sSub>
             </m:oMath>
             <w:r>
+              <w:rPr>
+                <w:rFonts w:eastAsia="黑体"/>
+              </w:rPr>
               <w:t xml:space="preserve">​</w:t>
             </w:r>
           </w:p>
@@ -1388,7 +1510,7 @@
             </w:pPr>
             <w:r>
               <w:rPr>
-                <w:rFonts w:hint="eastAsia"/>
+                <w:rFonts w:hint="eastAsia" w:eastAsia="黑体"/>
               </w:rPr>
               <w:t xml:space="preserve">过压阈值</w:t>
             </w:r>
@@ -1401,6 +1523,9 @@
               <w:pStyle w:val="Compact"/>
             </w:pPr>
             <w:r>
+              <w:rPr>
+                <w:rFonts w:eastAsia="黑体"/>
+              </w:rPr>
               <w:t xml:space="preserve">V</w:t>
             </w:r>
           </w:p>
@@ -1434,6 +1559,9 @@
               </m:sSub>
             </m:oMath>
             <w:r>
+              <w:rPr>
+                <w:rFonts w:eastAsia="黑体"/>
+              </w:rPr>
               <w:t xml:space="preserve">​</w:t>
             </w:r>
           </w:p>
@@ -1446,7 +1574,7 @@
             </w:pPr>
             <w:r>
               <w:rPr>
-                <w:rFonts w:hint="eastAsia"/>
+                <w:rFonts w:hint="eastAsia" w:eastAsia="黑体"/>
               </w:rPr>
               <w:t xml:space="preserve">基准电压</w:t>
             </w:r>
@@ -1459,6 +1587,9 @@
               <w:pStyle w:val="Compact"/>
             </w:pPr>
             <w:r>
+              <w:rPr>
+                <w:rFonts w:eastAsia="黑体"/>
+              </w:rPr>
               <w:t xml:space="preserve">V</w:t>
             </w:r>
           </w:p>
@@ -1504,6 +1635,9 @@
               </m:sSub>
             </m:oMath>
             <w:r>
+              <w:rPr>
+                <w:rFonts w:eastAsia="黑体"/>
+              </w:rPr>
               <w:t xml:space="preserve">​</w:t>
             </w:r>
           </w:p>
@@ -1516,7 +1650,7 @@
             </w:pPr>
             <w:r>
               <w:rPr>
-                <w:rFonts w:hint="eastAsia"/>
+                <w:rFonts w:hint="eastAsia" w:eastAsia="黑体"/>
               </w:rPr>
               <w:t xml:space="preserve">分压电阻</w:t>
             </w:r>
@@ -1529,6 +1663,9 @@
               <w:pStyle w:val="Compact"/>
             </w:pPr>
             <w:r>
+              <w:rPr>
+                <w:rFonts w:eastAsia="黑体"/>
+              </w:rPr>
               <w:t xml:space="preserve">Ω</w:t>
             </w:r>
           </w:p>
@@ -1577,6 +1714,9 @@
               </m:sSub>
             </m:oMath>
             <w:r>
+              <w:rPr>
+                <w:rFonts w:eastAsia="黑体"/>
+              </w:rPr>
               <w:t xml:space="preserve">​</w:t>
             </w:r>
           </w:p>
@@ -1589,7 +1729,7 @@
             </w:pPr>
             <w:r>
               <w:rPr>
-                <w:rFonts w:hint="eastAsia"/>
+                <w:rFonts w:hint="eastAsia" w:eastAsia="黑体"/>
               </w:rPr>
               <w:t xml:space="preserve">导通电阻</w:t>
             </w:r>
@@ -1602,6 +1742,9 @@
               <w:pStyle w:val="Compact"/>
             </w:pPr>
             <w:r>
+              <w:rPr>
+                <w:rFonts w:eastAsia="黑体"/>
+              </w:rPr>
               <w:t xml:space="preserve">Ω</w:t>
             </w:r>
           </w:p>
@@ -1638,6 +1781,9 @@
               </m:sSub>
             </m:oMath>
             <w:r>
+              <w:rPr>
+                <w:rFonts w:eastAsia="黑体"/>
+              </w:rPr>
               <w:t xml:space="preserve">​</w:t>
             </w:r>
           </w:p>
@@ -1650,7 +1796,7 @@
             </w:pPr>
             <w:r>
               <w:rPr>
-                <w:rFonts w:hint="eastAsia"/>
+                <w:rFonts w:hint="eastAsia" w:eastAsia="黑体"/>
               </w:rPr>
               <w:t xml:space="preserve">负载电流</w:t>
             </w:r>
@@ -1663,6 +1809,9 @@
               <w:pStyle w:val="Compact"/>
             </w:pPr>
             <w:r>
+              <w:rPr>
+                <w:rFonts w:eastAsia="黑体"/>
+              </w:rPr>
               <w:t xml:space="preserve">A</w:t>
             </w:r>
           </w:p>
@@ -1677,7 +1826,7 @@
       </w:pPr>
       <w:r>
         <w:rPr>
-          <w:rFonts w:hint="eastAsia"/>
+          <w:rFonts w:hint="eastAsia" w:eastAsia="黑体"/>
         </w:rPr>
         <w:t xml:space="preserve">元件调整影响</w:t>
       </w:r>
@@ -1692,6 +1841,7 @@
       </w:pPr>
       <w:r>
         <w:rPr>
+          <w:rFonts w:eastAsia="黑体"/>
           <w:b/>
           <w:bCs/>
         </w:rPr>
@@ -1699,7 +1849,7 @@
       </w:r>
       <w:r>
         <w:rPr>
-          <w:rFonts w:hint="eastAsia"/>
+          <w:rFonts w:hint="eastAsia" w:eastAsia="黑体"/>
           <w:b/>
           <w:bCs/>
         </w:rPr>
@@ -1707,39 +1857,53 @@
       </w:r>
       <w:r>
         <w:rPr>
+          <w:rFonts w:eastAsia="黑体"/>
           <w:b/>
           <w:bCs/>
         </w:rPr>
         <w:t xml:space="preserve"> ↑</w:t>
       </w:r>
       <w:r>
+        <w:rPr>
+          <w:rFonts w:eastAsia="黑体"/>
+        </w:rPr>
         <w:t xml:space="preserve"> </w:t>
       </w:r>
       <w:r>
+        <w:rPr>
+          <w:rFonts w:eastAsia="黑体"/>
+        </w:rPr>
         <w:t xml:space="preserve">→ </w:t>
       </w:r>
       <w:r>
         <w:rPr>
-          <w:rFonts w:hint="eastAsia"/>
+          <w:rFonts w:hint="eastAsia" w:eastAsia="黑体"/>
         </w:rPr>
         <w:t xml:space="preserve">阈值升高；</w:t>
       </w:r>
       <w:r>
         <w:rPr>
+          <w:rFonts w:eastAsia="黑体"/>
           <w:b/>
           <w:bCs/>
         </w:rPr>
         <w:t xml:space="preserve">↓</w:t>
       </w:r>
       <w:r>
+        <w:rPr>
+          <w:rFonts w:eastAsia="黑体"/>
+        </w:rPr>
         <w:t xml:space="preserve"> </w:t>
       </w:r>
       <w:r>
+        <w:rPr>
+          <w:rFonts w:eastAsia="黑体"/>
+        </w:rPr>
         <w:t xml:space="preserve">→ </w:t>
       </w:r>
       <w:r>
         <w:rPr>
-          <w:rFonts w:hint="eastAsia"/>
+          <w:rFonts w:hint="eastAsia" w:eastAsia="黑体"/>
         </w:rPr>
         <w:t xml:space="preserve">阈值降低。</w:t>
       </w:r>
@@ -1754,7 +1918,7 @@
       </w:pPr>
       <w:r>
         <w:rPr>
-          <w:rFonts w:hint="eastAsia"/>
+          <w:rFonts w:hint="eastAsia" w:eastAsia="黑体"/>
           <w:b/>
           <w:bCs/>
         </w:rPr>
@@ -1762,6 +1926,7 @@
       </w:r>
       <w:r>
         <w:rPr>
+          <w:rFonts w:eastAsia="黑体"/>
           <w:b/>
           <w:bCs/>
         </w:rPr>
@@ -1769,7 +1934,7 @@
       </w:r>
       <w:r>
         <w:rPr>
-          <w:rFonts w:hint="eastAsia"/>
+          <w:rFonts w:hint="eastAsia" w:eastAsia="黑体"/>
           <w:b/>
           <w:bCs/>
         </w:rPr>
@@ -1777,20 +1942,27 @@
       </w:r>
       <w:r>
         <w:rPr>
+          <w:rFonts w:eastAsia="黑体"/>
           <w:b/>
           <w:bCs/>
         </w:rPr>
         <w:t xml:space="preserve"> ↑</w:t>
       </w:r>
       <w:r>
+        <w:rPr>
+          <w:rFonts w:eastAsia="黑体"/>
+        </w:rPr>
         <w:t xml:space="preserve"> </w:t>
       </w:r>
       <w:r>
+        <w:rPr>
+          <w:rFonts w:eastAsia="黑体"/>
+        </w:rPr>
         <w:t xml:space="preserve">→ </w:t>
       </w:r>
       <w:r>
         <w:rPr>
-          <w:rFonts w:hint="eastAsia"/>
+          <w:rFonts w:hint="eastAsia" w:eastAsia="黑体"/>
         </w:rPr>
         <w:t xml:space="preserve">迟滞增大，抗抖动强但保护响应点偏移。</w:t>
       </w:r>
@@ -1805,6 +1977,7 @@
       </w:pPr>
       <w:r>
         <w:rPr>
+          <w:rFonts w:eastAsia="黑体"/>
           <w:b/>
           <w:bCs/>
         </w:rPr>
@@ -1812,7 +1985,7 @@
       </w:r>
       <w:r>
         <w:rPr>
-          <w:rFonts w:hint="eastAsia"/>
+          <w:rFonts w:hint="eastAsia" w:eastAsia="黑体"/>
           <w:b/>
           <w:bCs/>
         </w:rPr>
@@ -1820,24 +1993,34 @@
       </w:r>
       <w:r>
         <w:rPr>
+          <w:rFonts w:eastAsia="黑体"/>
           <w:b/>
           <w:bCs/>
         </w:rPr>
         <w:t xml:space="preserve"> ↑</w:t>
       </w:r>
       <w:r>
+        <w:rPr>
+          <w:rFonts w:eastAsia="黑体"/>
+        </w:rPr>
         <w:t xml:space="preserve"> </w:t>
       </w:r>
       <w:r>
+        <w:rPr>
+          <w:rFonts w:eastAsia="黑体"/>
+        </w:rPr>
         <w:t xml:space="preserve">→ </w:t>
       </w:r>
       <w:r>
         <w:rPr>
-          <w:rFonts w:hint="eastAsia"/>
+          <w:rFonts w:hint="eastAsia" w:eastAsia="黑体"/>
         </w:rPr>
         <w:t xml:space="preserve">压降与损耗增大；选低</w:t>
       </w:r>
       <w:r>
+        <w:rPr>
+          <w:rFonts w:eastAsia="黑体"/>
+        </w:rPr>
         <w:t xml:space="preserve"> </w:t>
       </w:r>
       <m:oMath>
@@ -1876,11 +2059,14 @@
         </m:sSub>
       </m:oMath>
       <w:r>
+        <w:rPr>
+          <w:rFonts w:eastAsia="黑体"/>
+        </w:rPr>
         <w:t xml:space="preserve"> </w:t>
       </w:r>
       <w:r>
         <w:rPr>
-          <w:rFonts w:hint="eastAsia"/>
+          <w:rFonts w:hint="eastAsia" w:eastAsia="黑体"/>
         </w:rPr>
         <w:t xml:space="preserve">降低功耗。</w:t>
       </w:r>
@@ -1895,21 +2081,27 @@
       </w:pPr>
       <w:r>
         <w:rPr>
-          <w:rFonts w:hint="eastAsia"/>
+          <w:rFonts w:hint="eastAsia" w:eastAsia="黑体"/>
           <w:b/>
           <w:bCs/>
         </w:rPr>
         <w:t xml:space="preserve">动作速度</w:t>
       </w:r>
       <w:r>
+        <w:rPr>
+          <w:rFonts w:eastAsia="黑体"/>
+        </w:rPr>
         <w:t xml:space="preserve"> </w:t>
       </w:r>
       <w:r>
+        <w:rPr>
+          <w:rFonts w:eastAsia="黑体"/>
+        </w:rPr>
         <w:t xml:space="preserve">→ </w:t>
       </w:r>
       <w:r>
         <w:rPr>
-          <w:rFonts w:hint="eastAsia"/>
+          <w:rFonts w:hint="eastAsia" w:eastAsia="黑体"/>
         </w:rPr>
         <w:t xml:space="preserve">决定过压期间负载承受的能量，越快越好。</w:t>
       </w:r>
@@ -1922,7 +2114,7 @@
       </w:pPr>
       <w:r>
         <w:rPr>
-          <w:rFonts w:hint="eastAsia"/>
+          <w:rFonts w:hint="eastAsia" w:eastAsia="黑体"/>
         </w:rPr>
         <w:t xml:space="preserve">典型参数示例</w:t>
       </w:r>
@@ -1937,11 +2129,14 @@
       </w:pPr>
       <w:r>
         <w:rPr>
-          <w:rFonts w:hint="eastAsia"/>
+          <w:rFonts w:hint="eastAsia" w:eastAsia="黑体"/>
         </w:rPr>
         <w:t xml:space="preserve">取</w:t>
       </w:r>
       <w:r>
+        <w:rPr>
+          <w:rFonts w:eastAsia="黑体"/>
+        </w:rPr>
         <w:t xml:space="preserve"> </w:t>
       </w:r>
       <m:oMath>
@@ -1974,9 +2169,15 @@
         </m:r>
       </m:oMath>
       <w:r>
+        <w:rPr>
+          <w:rFonts w:eastAsia="黑体"/>
+        </w:rPr>
         <w:t xml:space="preserve"> </w:t>
       </w:r>
       <w:r>
+        <w:rPr>
+          <w:rFonts w:eastAsia="黑体"/>
+        </w:rPr>
         <w:t xml:space="preserve">V、</w:t>
       </w:r>
       <m:oMath>
@@ -2013,6 +2214,9 @@
         </m:r>
       </m:oMath>
       <w:r>
+        <w:rPr>
+          <w:rFonts w:eastAsia="黑体"/>
+        </w:rPr>
         <w:t xml:space="preserve">、</w:t>
       </w:r>
       <m:oMath>
@@ -2050,7 +2254,7 @@
       </m:oMath>
       <w:r>
         <w:rPr>
-          <w:rFonts w:hint="eastAsia"/>
+          <w:rFonts w:hint="eastAsia" w:eastAsia="黑体"/>
         </w:rPr>
         <w:t xml:space="preserve">：</w:t>
       </w:r>
@@ -2130,9 +2334,15 @@
         </m:r>
       </m:oMath>
       <w:r>
+        <w:rPr>
+          <w:rFonts w:eastAsia="黑体"/>
+        </w:rPr>
         <w:t xml:space="preserve"> </w:t>
       </w:r>
       <w:r>
+        <w:rPr>
+          <w:rFonts w:eastAsia="黑体"/>
+        </w:rPr>
         <w:t xml:space="preserve">V。</w:t>
       </w:r>
     </w:p>
@@ -2146,11 +2356,14 @@
       </w:pPr>
       <w:r>
         <w:rPr>
-          <w:rFonts w:hint="eastAsia"/>
+          <w:rFonts w:hint="eastAsia" w:eastAsia="黑体"/>
         </w:rPr>
         <w:t xml:space="preserve">取</w:t>
       </w:r>
       <w:r>
+        <w:rPr>
+          <w:rFonts w:eastAsia="黑体"/>
+        </w:rPr>
         <w:t xml:space="preserve"> </w:t>
       </w:r>
       <m:oMath>
@@ -2186,9 +2399,15 @@
         </m:r>
       </m:oMath>
       <w:r>
+        <w:rPr>
+          <w:rFonts w:eastAsia="黑体"/>
+        </w:rPr>
         <w:t xml:space="preserve"> </w:t>
       </w:r>
       <w:r>
+        <w:rPr>
+          <w:rFonts w:eastAsia="黑体"/>
+        </w:rPr>
         <w:t xml:space="preserve">A、</w:t>
       </w:r>
       <m:oMath>
@@ -2247,7 +2466,7 @@
       </m:oMath>
       <w:r>
         <w:rPr>
-          <w:rFonts w:hint="eastAsia"/>
+          <w:rFonts w:hint="eastAsia" w:eastAsia="黑体"/>
         </w:rPr>
         <w:t xml:space="preserve">：</w:t>
       </w:r>
@@ -2302,9 +2521,15 @@
         </m:r>
       </m:oMath>
       <w:r>
+        <w:rPr>
+          <w:rFonts w:eastAsia="黑体"/>
+        </w:rPr>
         <w:t xml:space="preserve"> </w:t>
       </w:r>
       <w:r>
+        <w:rPr>
+          <w:rFonts w:eastAsia="黑体"/>
+        </w:rPr>
         <w:t xml:space="preserve">mV。</w:t>
       </w:r>
     </w:p>
@@ -2316,7 +2541,7 @@
       </w:pPr>
       <w:r>
         <w:rPr>
-          <w:rFonts w:hint="eastAsia"/>
+          <w:rFonts w:hint="eastAsia" w:eastAsia="黑体"/>
         </w:rPr>
         <w:t xml:space="preserve">常见器件型号</w:t>
       </w:r>
@@ -2330,11 +2555,14 @@
         </w:numPr>
       </w:pPr>
       <w:r>
+        <w:rPr>
+          <w:rFonts w:eastAsia="黑体"/>
+        </w:rPr>
         <w:t xml:space="preserve">OVP </w:t>
       </w:r>
       <w:r>
         <w:rPr>
-          <w:rFonts w:hint="eastAsia"/>
+          <w:rFonts w:hint="eastAsia" w:eastAsia="黑体"/>
         </w:rPr>
         <w:t xml:space="preserve">芯片：LTC4361、NCP345、MAX14588、TPS2400。</w:t>
       </w:r>
@@ -2349,7 +2577,7 @@
       </w:pPr>
       <w:r>
         <w:rPr>
-          <w:rFonts w:hint="eastAsia"/>
+          <w:rFonts w:hint="eastAsia" w:eastAsia="黑体"/>
         </w:rPr>
         <w:t xml:space="preserve">电平比较器：LM393、TLV431（带基准）。</w:t>
       </w:r>
@@ -2364,29 +2592,38 @@
       </w:pPr>
       <w:r>
         <w:rPr>
-          <w:rFonts w:hint="eastAsia"/>
+          <w:rFonts w:hint="eastAsia" w:eastAsia="黑体"/>
         </w:rPr>
         <w:t xml:space="preserve">功率</w:t>
       </w:r>
       <w:r>
+        <w:rPr>
+          <w:rFonts w:eastAsia="黑体"/>
+        </w:rPr>
         <w:t xml:space="preserve"> </w:t>
       </w:r>
       <w:r>
         <w:rPr>
-          <w:rFonts w:hint="eastAsia"/>
+          <w:rFonts w:hint="eastAsia" w:eastAsia="黑体"/>
         </w:rPr>
         <w:t xml:space="preserve">MOSFET：SI2302、AO3400</w:t>
       </w:r>
       <w:r>
+        <w:rPr>
+          <w:rFonts w:eastAsia="黑体"/>
+        </w:rPr>
         <w:t xml:space="preserve"> </w:t>
       </w:r>
       <w:r>
         <w:rPr>
-          <w:rFonts w:hint="eastAsia"/>
+          <w:rFonts w:hint="eastAsia" w:eastAsia="黑体"/>
         </w:rPr>
         <w:t xml:space="preserve">等低</w:t>
       </w:r>
       <w:r>
+        <w:rPr>
+          <w:rFonts w:eastAsia="黑体"/>
+        </w:rPr>
         <w:t xml:space="preserve"> </w:t>
       </w:r>
       <m:oMath>
@@ -2425,9 +2662,15 @@
         </m:sSub>
       </m:oMath>
       <w:r>
+        <w:rPr>
+          <w:rFonts w:eastAsia="黑体"/>
+        </w:rPr>
         <w:t xml:space="preserve"> </w:t>
       </w:r>
       <w:r>
+        <w:rPr>
+          <w:rFonts w:eastAsia="黑体"/>
+        </w:rPr>
         <w:t xml:space="preserve">NMOS。</w:t>
       </w:r>
     </w:p>
@@ -2439,7 +2682,7 @@
       </w:pPr>
       <w:r>
         <w:rPr>
-          <w:rFonts w:hint="eastAsia"/>
+          <w:rFonts w:hint="eastAsia" w:eastAsia="黑体"/>
         </w:rPr>
         <w:t xml:space="preserve">注意事项</w:t>
       </w:r>
@@ -2454,7 +2697,7 @@
       </w:pPr>
       <w:r>
         <w:rPr>
-          <w:rFonts w:hint="eastAsia"/>
+          <w:rFonts w:hint="eastAsia" w:eastAsia="黑体"/>
         </w:rPr>
         <w:t xml:space="preserve">阈值需高于正常最高工作电压并留足裕量，避免误触发。</w:t>
       </w:r>
@@ -2469,7 +2712,7 @@
       </w:pPr>
       <w:r>
         <w:rPr>
-          <w:rFonts w:hint="eastAsia"/>
+          <w:rFonts w:hint="eastAsia" w:eastAsia="黑体"/>
         </w:rPr>
         <w:t xml:space="preserve">需加迟滞，否则输入在阈值附近抖动会频繁开关。</w:t>
       </w:r>
@@ -2484,16 +2727,19 @@
       </w:pPr>
       <w:r>
         <w:rPr>
-          <w:rFonts w:hint="eastAsia"/>
+          <w:rFonts w:hint="eastAsia" w:eastAsia="黑体"/>
         </w:rPr>
         <w:t xml:space="preserve">旁路型（可控硅</w:t>
       </w:r>
       <w:r>
+        <w:rPr>
+          <w:rFonts w:eastAsia="黑体"/>
+        </w:rPr>
         <w:t xml:space="preserve"> + </w:t>
       </w:r>
       <w:r>
         <w:rPr>
-          <w:rFonts w:hint="eastAsia"/>
+          <w:rFonts w:hint="eastAsia" w:eastAsia="黑体"/>
         </w:rPr>
         <w:t xml:space="preserve">保险）动作后需断电复位/换保险。</w:t>
       </w:r>
@@ -2507,20 +2753,26 @@
         </w:numPr>
       </w:pPr>
       <w:r>
+        <w:rPr>
+          <w:rFonts w:eastAsia="黑体"/>
+        </w:rPr>
         <w:t xml:space="preserve">MOSFET </w:t>
       </w:r>
       <w:r>
         <w:rPr>
-          <w:rFonts w:hint="eastAsia"/>
+          <w:rFonts w:hint="eastAsia" w:eastAsia="黑体"/>
         </w:rPr>
         <w:t xml:space="preserve">耐压与</w:t>
       </w:r>
       <w:r>
+        <w:rPr>
+          <w:rFonts w:eastAsia="黑体"/>
+        </w:rPr>
         <w:t xml:space="preserve"> SOA </w:t>
       </w:r>
       <w:r>
         <w:rPr>
-          <w:rFonts w:hint="eastAsia"/>
+          <w:rFonts w:hint="eastAsia" w:eastAsia="黑体"/>
         </w:rPr>
         <w:t xml:space="preserve">需覆盖过压峰值与浪涌能量。</w:t>
       </w:r>
@@ -2533,7 +2785,7 @@
       </w:pPr>
       <w:r>
         <w:rPr>
-          <w:rFonts w:hint="eastAsia"/>
+          <w:rFonts w:hint="eastAsia" w:eastAsia="黑体"/>
         </w:rPr>
         <w:t xml:space="preserve">参考资料</w:t>
       </w:r>
@@ -2547,6 +2799,9 @@
         </w:numPr>
       </w:pPr>
       <w:r>
+        <w:rPr>
+          <w:rFonts w:eastAsia="黑体"/>
+        </w:rPr>
         <w:t xml:space="preserve">Wikipedia: Transient voltage suppressor / Overvoltage。</w:t>
       </w:r>
     </w:p>
@@ -2559,11 +2814,14 @@
         </w:numPr>
       </w:pPr>
       <w:r>
+        <w:rPr>
+          <w:rFonts w:eastAsia="黑体"/>
+        </w:rPr>
         <w:t xml:space="preserve">TI LTC4361 </w:t>
       </w:r>
       <w:r>
         <w:rPr>
-          <w:rFonts w:hint="eastAsia"/>
+          <w:rFonts w:hint="eastAsia" w:eastAsia="黑体"/>
         </w:rPr>
         <w:t xml:space="preserve">数据手册与应用说明。</w:t>
       </w:r>
@@ -2578,7 +2836,7 @@
       </w:pPr>
       <w:r>
         <w:rPr>
-          <w:rFonts w:hint="eastAsia"/>
+          <w:rFonts w:hint="eastAsia" w:eastAsia="黑体"/>
         </w:rPr>
         <w:t xml:space="preserve">《开关电源保护电路设计》。</w:t>
       </w:r>
@@ -2592,11 +2850,11 @@
       </w:pPr>
       <w:r>
         <w:rPr>
-          <w:rFonts w:ascii="Times New Roman" w:hAnsi="Times New Roman"/>
+          <w:rFonts w:ascii="Times New Roman" w:hAnsi="Times New Roman" w:eastAsia="黑体"/>
           <w:color w:val="555555"/>
           <w:sz w:val="21"/>
         </w:rPr>
-        <w:t>材料收集者：杜文杰</w:t>
+        <w:t>材料收集者：杜文杰，WX手机：19519196569，QQ:3478827729</w:t>
       </w:r>
     </w:p>
     <w:sectPr>
@@ -2616,7 +2874,7 @@
 </file>
 
 <file path=word/footer1.xml><?xml version="1.0" encoding="utf-8"?>
-<w:ftr xmlns:m="http://schemas.openxmlformats.org/officeDocument/2006/math" xmlns:mc="http://schemas.openxmlformats.org/markup-compatibility/2006" xmlns:mo="http://schemas.microsoft.com/office/mac/office/2008/main" xmlns:mv="urn:schemas-microsoft-com:mac:vml" xmlns:o="urn:schemas-microsoft-com:office:office" xmlns:r="http://schemas.openxmlformats.org/officeDocument/2006/relationships" xmlns:v="urn:schemas-microsoft-com:vml" xmlns:w10="urn:schemas-microsoft-com:office:word" xmlns:w14="http://schemas.microsoft.com/office/word/2010/wordml" xmlns:w="http://schemas.openxmlformats.org/wordprocessingml/2006/main" xmlns:wne="http://schemas.microsoft.com/office/word/2006/wordml" xmlns:wp14="http://schemas.microsoft.com/office/word/2010/wordprocessingDrawing" xmlns:wp="http://schemas.openxmlformats.org/drawingml/2006/wordprocessingDrawing" xmlns:wpc="http://schemas.microsoft.com/office/word/2010/wordprocessingCanvas" xmlns:wpg="http://schemas.microsoft.com/office/word/2010/wordprocessingGroup" xmlns:wpi="http://schemas.microsoft.com/office/word/2010/wordprocessingInk" xmlns:wps="http://schemas.microsoft.com/office/word/2010/wordprocessingShape" mc:Ignorable="w14 wp14">
+<w:ftr xmlns:mc="http://schemas.openxmlformats.org/markup-compatibility/2006" xmlns:w="http://schemas.openxmlformats.org/wordprocessingml/2006/main" xmlns:m="http://schemas.openxmlformats.org/officeDocument/2006/math" xmlns:mo="http://schemas.microsoft.com/office/mac/office/2008/main" xmlns:mv="urn:schemas-microsoft-com:mac:vml" xmlns:o="urn:schemas-microsoft-com:office:office" xmlns:r="http://schemas.openxmlformats.org/officeDocument/2006/relationships" xmlns:v="urn:schemas-microsoft-com:vml" xmlns:w10="urn:schemas-microsoft-com:office:word" xmlns:w14="http://schemas.microsoft.com/office/word/2010/wordml" xmlns:wne="http://schemas.microsoft.com/office/word/2006/wordml" xmlns:wp14="http://schemas.microsoft.com/office/word/2010/wordprocessingDrawing" xmlns:wp="http://schemas.openxmlformats.org/drawingml/2006/wordprocessingDrawing" xmlns:wpc="http://schemas.microsoft.com/office/word/2010/wordprocessingCanvas" xmlns:wpg="http://schemas.microsoft.com/office/word/2010/wordprocessingGroup" xmlns:wpi="http://schemas.microsoft.com/office/word/2010/wordprocessingInk" xmlns:wps="http://schemas.microsoft.com/office/word/2010/wordprocessingShape" mc:Ignorable="w14 wp14">
   <w:p>
     <w:pPr>
       <w:pStyle w:val="Footer"/>
@@ -2624,12 +2882,14 @@
     </w:pPr>
     <w:r>
       <w:rPr>
+        <w:rFonts w:eastAsia="黑体"/>
         <w:sz w:val="18"/>
       </w:rPr>
       <w:t xml:space="preserve">第 </w:t>
     </w:r>
     <w:r>
       <w:rPr>
+        <w:rFonts w:eastAsia="黑体"/>
         <w:sz w:val="18"/>
       </w:rPr>
       <w:fldChar w:fldCharType="begin"/>
@@ -2638,6 +2898,7 @@
     </w:r>
     <w:r>
       <w:rPr>
+        <w:rFonts w:eastAsia="黑体"/>
         <w:sz w:val="18"/>
       </w:rPr>
       <w:t xml:space="preserve"> 页</w:t>
@@ -2651,6 +2912,9 @@
   <w:footnote w:type="continuationSeparator" w:id="0">
     <w:p>
       <w:r>
+        <w:rPr>
+          <w:rFonts w:eastAsia="黑体"/>
+        </w:rPr>
         <w:continuationSeparator/>
       </w:r>
     </w:p>
@@ -2658,6 +2922,9 @@
   <w:footnote w:type="separator" w:id="-1">
     <w:p>
       <w:r>
+        <w:rPr>
+          <w:rFonts w:eastAsia="黑体"/>
+        </w:rPr>
         <w:separator/>
       </w:r>
     </w:p>
@@ -2666,7 +2933,7 @@
 </file>
 
 <file path=word/header1.xml><?xml version="1.0" encoding="utf-8"?>
-<w:hdr xmlns:m="http://schemas.openxmlformats.org/officeDocument/2006/math" xmlns:mc="http://schemas.openxmlformats.org/markup-compatibility/2006" xmlns:mo="http://schemas.microsoft.com/office/mac/office/2008/main" xmlns:mv="urn:schemas-microsoft-com:mac:vml" xmlns:o="urn:schemas-microsoft-com:office:office" xmlns:r="http://schemas.openxmlformats.org/officeDocument/2006/relationships" xmlns:v="urn:schemas-microsoft-com:vml" xmlns:w10="urn:schemas-microsoft-com:office:word" xmlns:w14="http://schemas.microsoft.com/office/word/2010/wordml" xmlns:w="http://schemas.openxmlformats.org/wordprocessingml/2006/main" xmlns:wne="http://schemas.microsoft.com/office/word/2006/wordml" xmlns:wp14="http://schemas.microsoft.com/office/word/2010/wordprocessingDrawing" xmlns:wp="http://schemas.openxmlformats.org/drawingml/2006/wordprocessingDrawing" xmlns:wpc="http://schemas.microsoft.com/office/word/2010/wordprocessingCanvas" xmlns:wpg="http://schemas.microsoft.com/office/word/2010/wordprocessingGroup" xmlns:wpi="http://schemas.microsoft.com/office/word/2010/wordprocessingInk" xmlns:wps="http://schemas.microsoft.com/office/word/2010/wordprocessingShape" mc:Ignorable="w14 wp14">
+<w:hdr xmlns:mc="http://schemas.openxmlformats.org/markup-compatibility/2006" xmlns:w="http://schemas.openxmlformats.org/wordprocessingml/2006/main" xmlns:m="http://schemas.openxmlformats.org/officeDocument/2006/math" xmlns:mo="http://schemas.microsoft.com/office/mac/office/2008/main" xmlns:mv="urn:schemas-microsoft-com:mac:vml" xmlns:o="urn:schemas-microsoft-com:office:office" xmlns:r="http://schemas.openxmlformats.org/officeDocument/2006/relationships" xmlns:v="urn:schemas-microsoft-com:vml" xmlns:w10="urn:schemas-microsoft-com:office:word" xmlns:w14="http://schemas.microsoft.com/office/word/2010/wordml" xmlns:wne="http://schemas.microsoft.com/office/word/2006/wordml" xmlns:wp14="http://schemas.microsoft.com/office/word/2010/wordprocessingDrawing" xmlns:wp="http://schemas.openxmlformats.org/drawingml/2006/wordprocessingDrawing" xmlns:wpc="http://schemas.microsoft.com/office/word/2010/wordprocessingCanvas" xmlns:wpg="http://schemas.microsoft.com/office/word/2010/wordprocessingGroup" xmlns:wpi="http://schemas.microsoft.com/office/word/2010/wordprocessingInk" xmlns:wps="http://schemas.microsoft.com/office/word/2010/wordprocessingShape" mc:Ignorable="w14 wp14">
   <w:p>
     <w:pPr>
       <w:pStyle w:val="Header"/>
@@ -2674,7 +2941,7 @@
     </w:pPr>
     <w:r>
       <w:rPr>
-        <w:rFonts w:ascii="Times New Roman" w:hAnsi="Times New Roman"/>
+        <w:rFonts w:ascii="Times New Roman" w:hAnsi="Times New Roman" w:eastAsia="黑体"/>
         <w:sz w:val="18"/>
         <w:rFonts w:eastAsia="黑体"/>
         <w:rFonts w:eastAsia="黑体"/>
@@ -2686,7 +2953,7 @@
 </file>
 
 <file path=word/numbering.xml><?xml version="1.0" encoding="utf-8"?>
-<w:numbering xmlns:m="http://schemas.openxmlformats.org/officeDocument/2006/math" xmlns:mc="http://schemas.openxmlformats.org/markup-compatibility/2006" xmlns:mo="http://schemas.microsoft.com/office/mac/office/2008/main" xmlns:mv="urn:schemas-microsoft-com:mac:vml" xmlns:o="urn:schemas-microsoft-com:office:office" xmlns:r="http://schemas.openxmlformats.org/officeDocument/2006/relationships" xmlns:v="urn:schemas-microsoft-com:vml" xmlns:w="http://schemas.openxmlformats.org/wordprocessingml/2006/main" xmlns:w10="urn:schemas-microsoft-com:office:word" xmlns:w14="http://schemas.microsoft.com/office/word/2010/wordml" xmlns:wne="http://schemas.microsoft.com/office/word/2006/wordml" xmlns:wp="http://schemas.openxmlformats.org/drawingml/2006/wordprocessingDrawing" xmlns:wp14="http://schemas.microsoft.com/office/word/2010/wordprocessingDrawing" xmlns:wpc="http://schemas.microsoft.com/office/word/2010/wordprocessingCanvas" xmlns:wpg="http://schemas.microsoft.com/office/word/2010/wordprocessingGroup" xmlns:wpi="http://schemas.microsoft.com/office/word/2010/wordprocessingInk" xmlns:wps="http://schemas.microsoft.com/office/word/2010/wordprocessingShape" mc:Ignorable="w14 wp14">
+<w:numbering xmlns:mc="http://schemas.openxmlformats.org/markup-compatibility/2006" xmlns:w="http://schemas.openxmlformats.org/wordprocessingml/2006/main" xmlns:m="http://schemas.openxmlformats.org/officeDocument/2006/math" xmlns:mo="http://schemas.microsoft.com/office/mac/office/2008/main" xmlns:mv="urn:schemas-microsoft-com:mac:vml" xmlns:o="urn:schemas-microsoft-com:office:office" xmlns:r="http://schemas.openxmlformats.org/officeDocument/2006/relationships" xmlns:v="urn:schemas-microsoft-com:vml" xmlns:w10="urn:schemas-microsoft-com:office:word" xmlns:w14="http://schemas.microsoft.com/office/word/2010/wordml" xmlns:wne="http://schemas.microsoft.com/office/word/2006/wordml" xmlns:wp="http://schemas.openxmlformats.org/drawingml/2006/wordprocessingDrawing" xmlns:wp14="http://schemas.microsoft.com/office/word/2010/wordprocessingDrawing" xmlns:wpc="http://schemas.microsoft.com/office/word/2010/wordprocessingCanvas" xmlns:wpg="http://schemas.microsoft.com/office/word/2010/wordprocessingGroup" xmlns:wpi="http://schemas.microsoft.com/office/word/2010/wordprocessingInk" xmlns:wps="http://schemas.microsoft.com/office/word/2010/wordprocessingShape" mc:Ignorable="w14 wp14">
   <w:abstractNum w:abstractNumId="0">
     <w:nsid w:val="FFFFFF7C"/>
     <w:multiLevelType w:val="singleLevel"/>
@@ -2773,7 +3040,7 @@
         <w:ind w:hanging="360" w:left="1440"/>
       </w:pPr>
       <w:rPr>
-        <w:rFonts w:ascii="Symbol" w:hAnsi="Symbol" w:hint="default"/>
+        <w:rFonts w:ascii="Symbol" w:hAnsi="Symbol" w:hint="default" w:eastAsia="黑体"/>
       </w:rPr>
     </w:lvl>
   </w:abstractNum>
@@ -2794,7 +3061,7 @@
         <w:ind w:hanging="360" w:left="1080"/>
       </w:pPr>
       <w:rPr>
-        <w:rFonts w:ascii="Symbol" w:hAnsi="Symbol" w:hint="default"/>
+        <w:rFonts w:ascii="Symbol" w:hAnsi="Symbol" w:hint="default" w:eastAsia="黑体"/>
       </w:rPr>
     </w:lvl>
   </w:abstractNum>
@@ -2815,7 +3082,7 @@
         <w:ind w:hanging="360" w:left="720"/>
       </w:pPr>
       <w:rPr>
-        <w:rFonts w:ascii="Symbol" w:hAnsi="Symbol" w:hint="default"/>
+        <w:rFonts w:ascii="Symbol" w:hAnsi="Symbol" w:hint="default" w:eastAsia="黑体"/>
       </w:rPr>
     </w:lvl>
   </w:abstractNum>
@@ -2854,7 +3121,7 @@
         <w:ind w:hanging="360" w:left="360"/>
       </w:pPr>
       <w:rPr>
-        <w:rFonts w:ascii="Symbol" w:hAnsi="Symbol" w:hint="default"/>
+        <w:rFonts w:ascii="Symbol" w:hAnsi="Symbol" w:hint="default" w:eastAsia="黑体"/>
       </w:rPr>
     </w:lvl>
   </w:abstractNum>
@@ -2945,7 +3212,7 @@
         <w:ind w:left="720" w:hanging="360"/>
       </w:pPr>
       <w:rPr>
-        <w:rFonts w:ascii="Symbol" w:hAnsi="Symbol" w:cs="Symbol" w:hint="default"/>
+        <w:rFonts w:ascii="Symbol" w:hAnsi="Symbol" w:cs="Symbol" w:hint="default" w:eastAsia="黑体"/>
       </w:rPr>
     </w:lvl>
     <w:lvl w:ilvl="1">
@@ -2956,7 +3223,7 @@
         <w:ind w:left="1440" w:hanging="360"/>
       </w:pPr>
       <w:rPr>
-        <w:rFonts w:ascii="Courier New" w:hAnsi="Courier New" w:cs="Courier New" w:hint="default"/>
+        <w:rFonts w:ascii="Courier New" w:hAnsi="Courier New" w:cs="Courier New" w:hint="default" w:eastAsia="黑体"/>
       </w:rPr>
     </w:lvl>
     <w:lvl w:ilvl="2">
@@ -2967,7 +3234,7 @@
         <w:ind w:left="2160" w:hanging="360"/>
       </w:pPr>
       <w:rPr>
-        <w:rFonts w:ascii="Wingdings" w:hAnsi="Wingdings" w:cs="Wingdings" w:hint="default"/>
+        <w:rFonts w:ascii="Wingdings" w:hAnsi="Wingdings" w:cs="Wingdings" w:hint="default" w:eastAsia="黑体"/>
       </w:rPr>
     </w:lvl>
     <w:lvl w:ilvl="3">
@@ -2978,7 +3245,7 @@
         <w:ind w:left="2880" w:hanging="360"/>
       </w:pPr>
       <w:rPr>
-        <w:rFonts w:ascii="Symbol" w:hAnsi="Symbol" w:cs="Symbol" w:hint="default"/>
+        <w:rFonts w:ascii="Symbol" w:hAnsi="Symbol" w:cs="Symbol" w:hint="default" w:eastAsia="黑体"/>
       </w:rPr>
     </w:lvl>
     <w:lvl w:ilvl="4">
@@ -2989,7 +3256,7 @@
         <w:ind w:left="3600" w:hanging="360"/>
       </w:pPr>
       <w:rPr>
-        <w:rFonts w:ascii="Courier New" w:hAnsi="Courier New" w:cs="Courier New" w:hint="default"/>
+        <w:rFonts w:ascii="Courier New" w:hAnsi="Courier New" w:cs="Courier New" w:hint="default" w:eastAsia="黑体"/>
       </w:rPr>
     </w:lvl>
     <w:lvl w:ilvl="5">
@@ -3000,7 +3267,7 @@
         <w:ind w:left="4320" w:hanging="360"/>
       </w:pPr>
       <w:rPr>
-        <w:rFonts w:ascii="Wingdings" w:hAnsi="Wingdings" w:cs="Wingdings" w:hint="default"/>
+        <w:rFonts w:ascii="Wingdings" w:hAnsi="Wingdings" w:cs="Wingdings" w:hint="default" w:eastAsia="黑体"/>
       </w:rPr>
     </w:lvl>
     <w:lvl w:ilvl="6">
@@ -3011,7 +3278,7 @@
         <w:ind w:left="5040" w:hanging="360"/>
       </w:pPr>
       <w:rPr>
-        <w:rFonts w:ascii="Symbol" w:hAnsi="Symbol" w:cs="Symbol" w:hint="default"/>
+        <w:rFonts w:ascii="Symbol" w:hAnsi="Symbol" w:cs="Symbol" w:hint="default" w:eastAsia="黑体"/>
       </w:rPr>
     </w:lvl>
     <w:lvl w:ilvl="7">
@@ -3022,7 +3289,7 @@
         <w:ind w:left="5760" w:hanging="360"/>
       </w:pPr>
       <w:rPr>
-        <w:rFonts w:ascii="Courier New" w:hAnsi="Courier New" w:cs="Courier New" w:hint="default"/>
+        <w:rFonts w:ascii="Courier New" w:hAnsi="Courier New" w:cs="Courier New" w:hint="default" w:eastAsia="黑体"/>
       </w:rPr>
     </w:lvl>
     <w:lvl w:ilvl="8">
@@ -3033,7 +3300,7 @@
         <w:ind w:left="6480" w:hanging="360"/>
       </w:pPr>
       <w:rPr>
-        <w:rFonts w:ascii="Wingdings" w:hAnsi="Wingdings" w:cs="Wingdings" w:hint="default"/>
+        <w:rFonts w:ascii="Wingdings" w:hAnsi="Wingdings" w:cs="Wingdings" w:hint="default" w:eastAsia="黑体"/>
       </w:rPr>
     </w:lvl>
   </w:abstractNum>
@@ -3089,11 +3356,11 @@
 </file>
 
 <file path=word/styles.xml><?xml version="1.0" encoding="utf-8"?>
-<w:styles xmlns:mc="http://schemas.openxmlformats.org/markup-compatibility/2006" xmlns:r="http://schemas.openxmlformats.org/officeDocument/2006/relationships" xmlns:w="http://schemas.openxmlformats.org/wordprocessingml/2006/main" xmlns:w14="http://schemas.microsoft.com/office/word/2010/wordml" mc:Ignorable="w14">
+<w:styles xmlns:mc="http://schemas.openxmlformats.org/markup-compatibility/2006" xmlns:w="http://schemas.openxmlformats.org/wordprocessingml/2006/main" xmlns:r="http://schemas.openxmlformats.org/officeDocument/2006/relationships" xmlns:w14="http://schemas.microsoft.com/office/word/2010/wordml" mc:Ignorable="w14">
   <w:docDefaults>
     <w:rPrDefault>
       <w:rPr>
-        <w:rFonts w:asciiTheme="minorHAnsi" w:cstheme="minorBidi" w:eastAsiaTheme="minorEastAsia" w:hAnsiTheme="minorHAnsi"/>
+        <w:rFonts w:asciiTheme="minorHAnsi" w:cstheme="minorBidi" w:hAnsiTheme="minorHAnsi" w:eastAsia="黑体"/>
         <w:sz w:val="22"/>
         <w:szCs w:val="22"/>
         <w:lang w:bidi="ar-SA" w:eastAsia="en-US" w:val="en-US"/>
@@ -3315,7 +3582,7 @@
       <w:outlineLvl w:val="0"/>
     </w:pPr>
     <w:rPr>
-      <w:rFonts w:ascii="Times New Roman" w:asciiTheme="majorHAnsi" w:cstheme="majorBidi" w:eastAsia="黑体" w:eastAsiaTheme="majorEastAsia" w:hAnsi="Times New Roman" w:hAnsiTheme="majorHAnsi"/>
+      <w:rFonts w:ascii="Times New Roman" w:asciiTheme="majorHAnsi" w:cstheme="majorBidi" w:eastAsia="黑体" w:hAnsi="Times New Roman" w:hAnsiTheme="majorHAnsi"/>
       <w:b/>
       <w:bCs/>
       <w:color w:val="1F3864"/>
@@ -3339,7 +3606,7 @@
       <w:outlineLvl w:val="1"/>
     </w:pPr>
     <w:rPr>
-      <w:rFonts w:ascii="Times New Roman" w:asciiTheme="majorHAnsi" w:cstheme="majorBidi" w:eastAsia="黑体" w:eastAsiaTheme="majorEastAsia" w:hAnsi="Times New Roman" w:hAnsiTheme="majorHAnsi"/>
+      <w:rFonts w:ascii="Times New Roman" w:asciiTheme="majorHAnsi" w:cstheme="majorBidi" w:eastAsia="黑体" w:hAnsi="Times New Roman" w:hAnsiTheme="majorHAnsi"/>
       <w:b/>
       <w:bCs/>
       <w:color w:val="2E4E7E"/>
@@ -3363,7 +3630,7 @@
       <w:outlineLvl w:val="2"/>
     </w:pPr>
     <w:rPr>
-      <w:rFonts w:ascii="Times New Roman" w:asciiTheme="majorHAnsi" w:cstheme="majorBidi" w:eastAsia="黑体" w:eastAsiaTheme="majorEastAsia" w:hAnsi="Times New Roman" w:hAnsiTheme="majorHAnsi"/>
+      <w:rFonts w:ascii="Times New Roman" w:asciiTheme="majorHAnsi" w:cstheme="majorBidi" w:eastAsia="黑体" w:hAnsi="Times New Roman" w:hAnsiTheme="majorHAnsi"/>
       <w:b/>
       <w:bCs/>
       <w:color w:val="2E4E7E"/>
@@ -3387,7 +3654,7 @@
       <w:outlineLvl w:val="3"/>
     </w:pPr>
     <w:rPr>
-      <w:rFonts w:ascii="Times New Roman" w:asciiTheme="majorHAnsi" w:cstheme="majorBidi" w:eastAsia="黑体" w:eastAsiaTheme="majorEastAsia" w:hAnsi="Times New Roman" w:hAnsiTheme="majorHAnsi"/>
+      <w:rFonts w:ascii="Times New Roman" w:asciiTheme="majorHAnsi" w:cstheme="majorBidi" w:eastAsia="黑体" w:hAnsi="Times New Roman" w:hAnsiTheme="majorHAnsi"/>
       <w:b/>
       <w:bCs/>
       <w:i/>
@@ -3413,7 +3680,7 @@
       <w:outlineLvl w:val="4"/>
     </w:pPr>
     <w:rPr>
-      <w:rFonts w:ascii="Times New Roman" w:asciiTheme="majorHAnsi" w:cstheme="majorBidi" w:eastAsia="黑体" w:eastAsiaTheme="majorEastAsia" w:hAnsi="Times New Roman" w:hAnsiTheme="majorHAnsi"/>
+      <w:rFonts w:ascii="Times New Roman" w:asciiTheme="majorHAnsi" w:cstheme="majorBidi" w:eastAsia="黑体" w:hAnsi="Times New Roman" w:hAnsiTheme="majorHAnsi"/>
       <w:b/>
       <w:color w:val="333333"/>
       <w:sz w:val="22"/>
@@ -3436,7 +3703,7 @@
       <w:outlineLvl w:val="5"/>
     </w:pPr>
     <w:rPr>
-      <w:rFonts w:asciiTheme="majorHAnsi" w:cstheme="majorBidi" w:eastAsiaTheme="majorEastAsia" w:hAnsiTheme="majorHAnsi"/>
+      <w:rFonts w:asciiTheme="majorHAnsi" w:cstheme="majorBidi" w:hAnsiTheme="majorHAnsi" w:eastAsia="黑体"/>
       <w:i/>
       <w:iCs/>
       <w:color w:themeColor="accent1" w:themeShade="7F" w:val="243F60"/>
@@ -3459,7 +3726,7 @@
       <w:outlineLvl w:val="6"/>
     </w:pPr>
     <w:rPr>
-      <w:rFonts w:asciiTheme="majorHAnsi" w:cstheme="majorBidi" w:eastAsiaTheme="majorEastAsia" w:hAnsiTheme="majorHAnsi"/>
+      <w:rFonts w:asciiTheme="majorHAnsi" w:cstheme="majorBidi" w:hAnsiTheme="majorHAnsi" w:eastAsia="黑体"/>
       <w:i/>
       <w:iCs/>
       <w:color w:themeColor="text1" w:themeTint="BF" w:val="404040"/>
@@ -3482,7 +3749,7 @@
       <w:outlineLvl w:val="7"/>
     </w:pPr>
     <w:rPr>
-      <w:rFonts w:asciiTheme="majorHAnsi" w:cstheme="majorBidi" w:eastAsiaTheme="majorEastAsia" w:hAnsiTheme="majorHAnsi"/>
+      <w:rFonts w:asciiTheme="majorHAnsi" w:cstheme="majorBidi" w:hAnsiTheme="majorHAnsi" w:eastAsia="黑体"/>
       <w:color w:themeColor="accent1" w:val="4F81BD"/>
       <w:sz w:val="20"/>
       <w:szCs w:val="20"/>
@@ -3505,7 +3772,7 @@
       <w:outlineLvl w:val="8"/>
     </w:pPr>
     <w:rPr>
-      <w:rFonts w:asciiTheme="majorHAnsi" w:cstheme="majorBidi" w:eastAsiaTheme="majorEastAsia" w:hAnsiTheme="majorHAnsi"/>
+      <w:rFonts w:asciiTheme="majorHAnsi" w:cstheme="majorBidi" w:hAnsiTheme="majorHAnsi" w:eastAsia="黑体"/>
       <w:i/>
       <w:iCs/>
       <w:color w:themeColor="text1" w:themeTint="BF" w:val="404040"/>
@@ -3556,7 +3823,7 @@
     <w:uiPriority w:val="9"/>
     <w:rsid w:val="00FC693F"/>
     <w:rPr>
-      <w:rFonts w:asciiTheme="majorHAnsi" w:cstheme="majorBidi" w:eastAsiaTheme="majorEastAsia" w:hAnsiTheme="majorHAnsi"/>
+      <w:rFonts w:asciiTheme="majorHAnsi" w:cstheme="majorBidi" w:hAnsiTheme="majorHAnsi" w:eastAsia="黑体"/>
       <w:b/>
       <w:bCs/>
       <w:color w:themeColor="accent1" w:themeShade="BF" w:val="365F91"/>
@@ -3571,7 +3838,7 @@
     <w:uiPriority w:val="9"/>
     <w:rsid w:val="00FC693F"/>
     <w:rPr>
-      <w:rFonts w:asciiTheme="majorHAnsi" w:cstheme="majorBidi" w:eastAsiaTheme="majorEastAsia" w:hAnsiTheme="majorHAnsi"/>
+      <w:rFonts w:asciiTheme="majorHAnsi" w:cstheme="majorBidi" w:hAnsiTheme="majorHAnsi" w:eastAsia="黑体"/>
       <w:b/>
       <w:bCs/>
       <w:color w:themeColor="accent1" w:val="4F81BD"/>
@@ -3586,7 +3853,7 @@
     <w:uiPriority w:val="9"/>
     <w:rsid w:val="00FC693F"/>
     <w:rPr>
-      <w:rFonts w:asciiTheme="majorHAnsi" w:cstheme="majorBidi" w:eastAsiaTheme="majorEastAsia" w:hAnsiTheme="majorHAnsi"/>
+      <w:rFonts w:asciiTheme="majorHAnsi" w:cstheme="majorBidi" w:hAnsiTheme="majorHAnsi" w:eastAsia="黑体"/>
       <w:b/>
       <w:bCs/>
       <w:color w:themeColor="accent1" w:val="4F81BD"/>
@@ -3609,7 +3876,7 @@
       <w:contextualSpacing/>
     </w:pPr>
     <w:rPr>
-      <w:rFonts w:ascii="Times New Roman" w:asciiTheme="majorHAnsi" w:cstheme="majorBidi" w:eastAsia="黑体" w:eastAsiaTheme="majorEastAsia" w:hAnsi="Times New Roman" w:hAnsiTheme="majorHAnsi"/>
+      <w:rFonts w:ascii="Times New Roman" w:asciiTheme="majorHAnsi" w:cstheme="majorBidi" w:eastAsia="黑体" w:hAnsi="Times New Roman" w:hAnsiTheme="majorHAnsi"/>
       <w:b/>
       <w:color w:val="1F3864"/>
       <w:spacing w:val="5"/>
@@ -3625,7 +3892,7 @@
     <w:uiPriority w:val="10"/>
     <w:rsid w:val="00FC693F"/>
     <w:rPr>
-      <w:rFonts w:asciiTheme="majorHAnsi" w:cstheme="majorBidi" w:eastAsiaTheme="majorEastAsia" w:hAnsiTheme="majorHAnsi"/>
+      <w:rFonts w:asciiTheme="majorHAnsi" w:cstheme="majorBidi" w:hAnsiTheme="majorHAnsi" w:eastAsia="黑体"/>
       <w:color w:themeColor="text2" w:themeShade="BF" w:val="17365D"/>
       <w:spacing w:val="5"/>
       <w:kern w:val="28"/>
@@ -3647,7 +3914,7 @@
       </w:numPr>
     </w:pPr>
     <w:rPr>
-      <w:rFonts w:asciiTheme="majorHAnsi" w:cstheme="majorBidi" w:eastAsiaTheme="majorEastAsia" w:hAnsiTheme="majorHAnsi"/>
+      <w:rFonts w:asciiTheme="majorHAnsi" w:cstheme="majorBidi" w:hAnsiTheme="majorHAnsi" w:eastAsia="黑体"/>
       <w:i/>
       <w:iCs/>
       <w:color w:themeColor="accent1" w:val="4F81BD"/>
@@ -3663,7 +3930,7 @@
     <w:uiPriority w:val="11"/>
     <w:rsid w:val="00FC693F"/>
     <w:rPr>
-      <w:rFonts w:asciiTheme="majorHAnsi" w:cstheme="majorBidi" w:eastAsiaTheme="majorEastAsia" w:hAnsiTheme="majorHAnsi"/>
+      <w:rFonts w:asciiTheme="majorHAnsi" w:cstheme="majorBidi" w:hAnsiTheme="majorHAnsi" w:eastAsia="黑体"/>
       <w:i/>
       <w:iCs/>
       <w:color w:themeColor="accent1" w:val="4F81BD"/>
@@ -3730,6 +3997,7 @@
       <w:spacing w:after="120"/>
     </w:pPr>
     <w:rPr>
+      <w:rFonts w:eastAsia="黑体"/>
       <w:sz w:val="16"/>
       <w:szCs w:val="16"/>
     </w:rPr>
@@ -3741,6 +4009,7 @@
     <w:uiPriority w:val="99"/>
     <w:rsid w:val="00AA1D8D"/>
     <w:rPr>
+      <w:rFonts w:eastAsia="黑体"/>
       <w:sz w:val="16"/>
       <w:szCs w:val="16"/>
     </w:rPr>
@@ -3910,7 +4179,7 @@
       </w:tabs>
     </w:pPr>
     <w:rPr>
-      <w:rFonts w:ascii="Courier" w:hAnsi="Courier"/>
+      <w:rFonts w:ascii="Courier" w:hAnsi="Courier" w:eastAsia="黑体"/>
       <w:sz w:val="20"/>
       <w:szCs w:val="20"/>
     </w:rPr>
@@ -3922,7 +4191,7 @@
     <w:uiPriority w:val="99"/>
     <w:rsid w:val="0029639D"/>
     <w:rPr>
-      <w:rFonts w:ascii="Courier" w:hAnsi="Courier"/>
+      <w:rFonts w:ascii="Courier" w:hAnsi="Courier" w:eastAsia="黑体"/>
       <w:sz w:val="20"/>
       <w:szCs w:val="20"/>
     </w:rPr>
@@ -3958,6 +4227,7 @@
     <w:uiPriority w:val="29"/>
     <w:rsid w:val="00FC693F"/>
     <w:rPr>
+      <w:rFonts w:eastAsia="黑体"/>
       <w:i/>
       <w:iCs/>
       <w:color w:themeColor="text1" w:val="000000"/>
@@ -3971,7 +4241,7 @@
     <w:semiHidden/>
     <w:rsid w:val="00FC693F"/>
     <w:rPr>
-      <w:rFonts w:asciiTheme="majorHAnsi" w:cstheme="majorBidi" w:eastAsiaTheme="majorEastAsia" w:hAnsiTheme="majorHAnsi"/>
+      <w:rFonts w:asciiTheme="majorHAnsi" w:cstheme="majorBidi" w:hAnsiTheme="majorHAnsi" w:eastAsia="黑体"/>
       <w:b/>
       <w:bCs/>
       <w:i/>
@@ -3987,7 +4257,7 @@
     <w:semiHidden/>
     <w:rsid w:val="00FC693F"/>
     <w:rPr>
-      <w:rFonts w:asciiTheme="majorHAnsi" w:cstheme="majorBidi" w:eastAsiaTheme="majorEastAsia" w:hAnsiTheme="majorHAnsi"/>
+      <w:rFonts w:asciiTheme="majorHAnsi" w:cstheme="majorBidi" w:hAnsiTheme="majorHAnsi" w:eastAsia="黑体"/>
       <w:color w:themeColor="accent1" w:themeShade="7F" w:val="243F60"/>
     </w:rPr>
   </w:style>
@@ -3999,7 +4269,7 @@
     <w:semiHidden/>
     <w:rsid w:val="00FC693F"/>
     <w:rPr>
-      <w:rFonts w:asciiTheme="majorHAnsi" w:cstheme="majorBidi" w:eastAsiaTheme="majorEastAsia" w:hAnsiTheme="majorHAnsi"/>
+      <w:rFonts w:asciiTheme="majorHAnsi" w:cstheme="majorBidi" w:hAnsiTheme="majorHAnsi" w:eastAsia="黑体"/>
       <w:i/>
       <w:iCs/>
       <w:color w:themeColor="accent1" w:themeShade="7F" w:val="243F60"/>
@@ -4013,7 +4283,7 @@
     <w:semiHidden/>
     <w:rsid w:val="00FC693F"/>
     <w:rPr>
-      <w:rFonts w:asciiTheme="majorHAnsi" w:cstheme="majorBidi" w:eastAsiaTheme="majorEastAsia" w:hAnsiTheme="majorHAnsi"/>
+      <w:rFonts w:asciiTheme="majorHAnsi" w:cstheme="majorBidi" w:hAnsiTheme="majorHAnsi" w:eastAsia="黑体"/>
       <w:i/>
       <w:iCs/>
       <w:color w:themeColor="text1" w:themeTint="BF" w:val="404040"/>
@@ -4027,7 +4297,7 @@
     <w:semiHidden/>
     <w:rsid w:val="00FC693F"/>
     <w:rPr>
-      <w:rFonts w:asciiTheme="majorHAnsi" w:cstheme="majorBidi" w:eastAsiaTheme="majorEastAsia" w:hAnsiTheme="majorHAnsi"/>
+      <w:rFonts w:asciiTheme="majorHAnsi" w:cstheme="majorBidi" w:hAnsiTheme="majorHAnsi" w:eastAsia="黑体"/>
       <w:color w:themeColor="accent1" w:val="4F81BD"/>
       <w:sz w:val="20"/>
       <w:szCs w:val="20"/>
@@ -4041,7 +4311,7 @@
     <w:semiHidden/>
     <w:rsid w:val="00FC693F"/>
     <w:rPr>
-      <w:rFonts w:asciiTheme="majorHAnsi" w:cstheme="majorBidi" w:eastAsiaTheme="majorEastAsia" w:hAnsiTheme="majorHAnsi"/>
+      <w:rFonts w:asciiTheme="majorHAnsi" w:cstheme="majorBidi" w:hAnsiTheme="majorHAnsi" w:eastAsia="黑体"/>
       <w:i/>
       <w:iCs/>
       <w:color w:themeColor="text1" w:themeTint="BF" w:val="404040"/>
@@ -4062,6 +4332,7 @@
       <w:spacing w:line="240" w:lineRule="auto"/>
     </w:pPr>
     <w:rPr>
+      <w:rFonts w:eastAsia="黑体"/>
       <w:b/>
       <w:bCs/>
       <w:color w:themeColor="accent1" w:val="4F81BD"/>
@@ -4076,6 +4347,7 @@
     <w:qFormat/>
     <w:rsid w:val="00FC693F"/>
     <w:rPr>
+      <w:rFonts w:eastAsia="黑体"/>
       <w:b/>
       <w:bCs/>
     </w:rPr>
@@ -4087,6 +4359,7 @@
     <w:qFormat/>
     <w:rsid w:val="00FC693F"/>
     <w:rPr>
+      <w:rFonts w:eastAsia="黑体"/>
       <w:i/>
       <w:iCs/>
     </w:rPr>
@@ -4107,6 +4380,7 @@
       <w:ind w:left="936" w:right="936"/>
     </w:pPr>
     <w:rPr>
+      <w:rFonts w:eastAsia="黑体"/>
       <w:b/>
       <w:bCs/>
       <w:i/>
@@ -4121,6 +4395,7 @@
     <w:uiPriority w:val="30"/>
     <w:rsid w:val="00FC693F"/>
     <w:rPr>
+      <w:rFonts w:eastAsia="黑体"/>
       <w:b/>
       <w:bCs/>
       <w:i/>
@@ -4135,6 +4410,7 @@
     <w:qFormat/>
     <w:rsid w:val="00FC693F"/>
     <w:rPr>
+      <w:rFonts w:eastAsia="黑体"/>
       <w:i/>
       <w:iCs/>
       <w:color w:themeColor="text1" w:themeTint="7F" w:val="808080"/>
@@ -4147,6 +4423,7 @@
     <w:qFormat/>
     <w:rsid w:val="00FC693F"/>
     <w:rPr>
+      <w:rFonts w:eastAsia="黑体"/>
       <w:b/>
       <w:bCs/>
       <w:i/>
@@ -4161,6 +4438,7 @@
     <w:qFormat/>
     <w:rsid w:val="00FC693F"/>
     <w:rPr>
+      <w:rFonts w:eastAsia="黑体"/>
       <w:smallCaps/>
       <w:color w:themeColor="accent2" w:val="C0504D"/>
       <w:u w:val="single"/>
@@ -4173,6 +4451,7 @@
     <w:qFormat/>
     <w:rsid w:val="00FC693F"/>
     <w:rPr>
+      <w:rFonts w:eastAsia="黑体"/>
       <w:b/>
       <w:bCs/>
       <w:smallCaps/>
@@ -4188,6 +4467,7 @@
     <w:qFormat/>
     <w:rsid w:val="00FC693F"/>
     <w:rPr>
+      <w:rFonts w:eastAsia="黑体"/>
       <w:b/>
       <w:bCs/>
       <w:smallCaps/>
@@ -4242,6 +4522,7 @@
       <w:spacing w:after="0" w:line="240" w:lineRule="auto"/>
     </w:pPr>
     <w:rPr>
+      <w:rFonts w:eastAsia="黑体"/>
       <w:color w:themeColor="text1" w:themeShade="BF" w:val="000000"/>
     </w:rPr>
     <w:tblPr>
@@ -4264,6 +4545,7 @@
         <w:spacing w:after="0" w:before="0" w:line="240" w:lineRule="auto"/>
       </w:pPr>
       <w:rPr>
+        <w:rFonts w:eastAsia="黑体"/>
         <w:b/>
         <w:bCs/>
       </w:rPr>
@@ -4284,6 +4566,7 @@
         <w:spacing w:after="0" w:before="0" w:line="240" w:lineRule="auto"/>
       </w:pPr>
       <w:rPr>
+        <w:rFonts w:eastAsia="黑体"/>
         <w:b/>
         <w:bCs/>
       </w:rPr>
@@ -4301,12 +4584,14 @@
     </w:tblStylePr>
     <w:tblStylePr w:type="firstCol">
       <w:rPr>
+        <w:rFonts w:eastAsia="黑体"/>
         <w:b/>
         <w:bCs/>
       </w:rPr>
     </w:tblStylePr>
     <w:tblStylePr w:type="lastCol">
       <w:rPr>
+        <w:rFonts w:eastAsia="黑体"/>
         <w:b/>
         <w:bCs/>
       </w:rPr>
@@ -4345,6 +4630,7 @@
       <w:spacing w:after="0" w:line="240" w:lineRule="auto"/>
     </w:pPr>
     <w:rPr>
+      <w:rFonts w:eastAsia="黑体"/>
       <w:color w:themeColor="accent1" w:themeShade="BF" w:val="365F91"/>
     </w:rPr>
     <w:tblPr>
@@ -4367,6 +4653,7 @@
         <w:spacing w:after="0" w:before="0" w:line="240" w:lineRule="auto"/>
       </w:pPr>
       <w:rPr>
+        <w:rFonts w:eastAsia="黑体"/>
         <w:b/>
         <w:bCs/>
       </w:rPr>
@@ -4387,6 +4674,7 @@
         <w:spacing w:after="0" w:before="0" w:line="240" w:lineRule="auto"/>
       </w:pPr>
       <w:rPr>
+        <w:rFonts w:eastAsia="黑体"/>
         <w:b/>
         <w:bCs/>
       </w:rPr>
@@ -4404,12 +4692,14 @@
     </w:tblStylePr>
     <w:tblStylePr w:type="firstCol">
       <w:rPr>
+        <w:rFonts w:eastAsia="黑体"/>
         <w:b/>
         <w:bCs/>
       </w:rPr>
     </w:tblStylePr>
     <w:tblStylePr w:type="lastCol">
       <w:rPr>
+        <w:rFonts w:eastAsia="黑体"/>
         <w:b/>
         <w:bCs/>
       </w:rPr>
@@ -4448,6 +4738,7 @@
       <w:spacing w:after="0" w:line="240" w:lineRule="auto"/>
     </w:pPr>
     <w:rPr>
+      <w:rFonts w:eastAsia="黑体"/>
       <w:color w:themeColor="accent2" w:themeShade="BF" w:val="943634"/>
     </w:rPr>
     <w:tblPr>
@@ -4470,6 +4761,7 @@
         <w:spacing w:after="0" w:before="0" w:line="240" w:lineRule="auto"/>
       </w:pPr>
       <w:rPr>
+        <w:rFonts w:eastAsia="黑体"/>
         <w:b/>
         <w:bCs/>
       </w:rPr>
@@ -4490,6 +4782,7 @@
         <w:spacing w:after="0" w:before="0" w:line="240" w:lineRule="auto"/>
       </w:pPr>
       <w:rPr>
+        <w:rFonts w:eastAsia="黑体"/>
         <w:b/>
         <w:bCs/>
       </w:rPr>
@@ -4507,12 +4800,14 @@
     </w:tblStylePr>
     <w:tblStylePr w:type="firstCol">
       <w:rPr>
+        <w:rFonts w:eastAsia="黑体"/>
         <w:b/>
         <w:bCs/>
       </w:rPr>
     </w:tblStylePr>
     <w:tblStylePr w:type="lastCol">
       <w:rPr>
+        <w:rFonts w:eastAsia="黑体"/>
         <w:b/>
         <w:bCs/>
       </w:rPr>
@@ -4551,6 +4846,7 @@
       <w:spacing w:after="0" w:line="240" w:lineRule="auto"/>
     </w:pPr>
     <w:rPr>
+      <w:rFonts w:eastAsia="黑体"/>
       <w:color w:themeColor="accent3" w:themeShade="BF" w:val="76923C"/>
     </w:rPr>
     <w:tblPr>
@@ -4573,6 +4869,7 @@
         <w:spacing w:after="0" w:before="0" w:line="240" w:lineRule="auto"/>
       </w:pPr>
       <w:rPr>
+        <w:rFonts w:eastAsia="黑体"/>
         <w:b/>
         <w:bCs/>
       </w:rPr>
@@ -4593,6 +4890,7 @@
         <w:spacing w:after="0" w:before="0" w:line="240" w:lineRule="auto"/>
       </w:pPr>
       <w:rPr>
+        <w:rFonts w:eastAsia="黑体"/>
         <w:b/>
         <w:bCs/>
       </w:rPr>
@@ -4610,12 +4908,14 @@
     </w:tblStylePr>
     <w:tblStylePr w:type="firstCol">
       <w:rPr>
+        <w:rFonts w:eastAsia="黑体"/>
         <w:b/>
         <w:bCs/>
       </w:rPr>
     </w:tblStylePr>
     <w:tblStylePr w:type="lastCol">
       <w:rPr>
+        <w:rFonts w:eastAsia="黑体"/>
         <w:b/>
         <w:bCs/>
       </w:rPr>
@@ -4654,6 +4954,7 @@
       <w:spacing w:after="0" w:line="240" w:lineRule="auto"/>
     </w:pPr>
     <w:rPr>
+      <w:rFonts w:eastAsia="黑体"/>
       <w:color w:themeColor="accent4" w:themeShade="BF" w:val="5F497A"/>
     </w:rPr>
     <w:tblPr>
@@ -4676,6 +4977,7 @@
         <w:spacing w:after="0" w:before="0" w:line="240" w:lineRule="auto"/>
       </w:pPr>
       <w:rPr>
+        <w:rFonts w:eastAsia="黑体"/>
         <w:b/>
         <w:bCs/>
       </w:rPr>
@@ -4696,6 +4998,7 @@
         <w:spacing w:after="0" w:before="0" w:line="240" w:lineRule="auto"/>
       </w:pPr>
       <w:rPr>
+        <w:rFonts w:eastAsia="黑体"/>
         <w:b/>
         <w:bCs/>
       </w:rPr>
@@ -4713,12 +5016,14 @@
     </w:tblStylePr>
     <w:tblStylePr w:type="firstCol">
       <w:rPr>
+        <w:rFonts w:eastAsia="黑体"/>
         <w:b/>
         <w:bCs/>
       </w:rPr>
     </w:tblStylePr>
     <w:tblStylePr w:type="lastCol">
       <w:rPr>
+        <w:rFonts w:eastAsia="黑体"/>
         <w:b/>
         <w:bCs/>
       </w:rPr>
@@ -4757,6 +5062,7 @@
       <w:spacing w:after="0" w:line="240" w:lineRule="auto"/>
     </w:pPr>
     <w:rPr>
+      <w:rFonts w:eastAsia="黑体"/>
       <w:color w:themeColor="accent5" w:themeShade="BF" w:val="31849B"/>
     </w:rPr>
     <w:tblPr>
@@ -4779,6 +5085,7 @@
         <w:spacing w:after="0" w:before="0" w:line="240" w:lineRule="auto"/>
       </w:pPr>
       <w:rPr>
+        <w:rFonts w:eastAsia="黑体"/>
         <w:b/>
         <w:bCs/>
       </w:rPr>
@@ -4799,6 +5106,7 @@
         <w:spacing w:after="0" w:before="0" w:line="240" w:lineRule="auto"/>
       </w:pPr>
       <w:rPr>
+        <w:rFonts w:eastAsia="黑体"/>
         <w:b/>
         <w:bCs/>
       </w:rPr>
@@ -4816,12 +5124,14 @@
     </w:tblStylePr>
     <w:tblStylePr w:type="firstCol">
       <w:rPr>
+        <w:rFonts w:eastAsia="黑体"/>
         <w:b/>
         <w:bCs/>
       </w:rPr>
     </w:tblStylePr>
     <w:tblStylePr w:type="lastCol">
       <w:rPr>
+        <w:rFonts w:eastAsia="黑体"/>
         <w:b/>
         <w:bCs/>
       </w:rPr>
@@ -4860,6 +5170,7 @@
       <w:spacing w:after="0" w:line="240" w:lineRule="auto"/>
     </w:pPr>
     <w:rPr>
+      <w:rFonts w:eastAsia="黑体"/>
       <w:color w:themeColor="accent6" w:themeShade="BF" w:val="E36C0A"/>
     </w:rPr>
     <w:tblPr>
@@ -4882,6 +5193,7 @@
         <w:spacing w:after="0" w:before="0" w:line="240" w:lineRule="auto"/>
       </w:pPr>
       <w:rPr>
+        <w:rFonts w:eastAsia="黑体"/>
         <w:b/>
         <w:bCs/>
       </w:rPr>
@@ -4902,6 +5214,7 @@
         <w:spacing w:after="0" w:before="0" w:line="240" w:lineRule="auto"/>
       </w:pPr>
       <w:rPr>
+        <w:rFonts w:eastAsia="黑体"/>
         <w:b/>
         <w:bCs/>
       </w:rPr>
@@ -4919,12 +5232,14 @@
     </w:tblStylePr>
     <w:tblStylePr w:type="firstCol">
       <w:rPr>
+        <w:rFonts w:eastAsia="黑体"/>
         <w:b/>
         <w:bCs/>
       </w:rPr>
     </w:tblStylePr>
     <w:tblStylePr w:type="lastCol">
       <w:rPr>
+        <w:rFonts w:eastAsia="黑体"/>
         <w:b/>
         <w:bCs/>
       </w:rPr>
@@ -4984,6 +5299,7 @@
         <w:spacing w:after="0" w:before="0" w:line="240" w:lineRule="auto"/>
       </w:pPr>
       <w:rPr>
+        <w:rFonts w:eastAsia="黑体"/>
         <w:b/>
         <w:bCs/>
         <w:color w:themeColor="background1" w:val="FFFFFF"/>
@@ -4998,6 +5314,7 @@
         <w:spacing w:after="0" w:before="0" w:line="240" w:lineRule="auto"/>
       </w:pPr>
       <w:rPr>
+        <w:rFonts w:eastAsia="黑体"/>
         <w:b/>
         <w:bCs/>
       </w:rPr>
@@ -5013,12 +5330,14 @@
     </w:tblStylePr>
     <w:tblStylePr w:type="firstCol">
       <w:rPr>
+        <w:rFonts w:eastAsia="黑体"/>
         <w:b/>
         <w:bCs/>
       </w:rPr>
     </w:tblStylePr>
     <w:tblStylePr w:type="lastCol">
       <w:rPr>
+        <w:rFonts w:eastAsia="黑体"/>
         <w:b/>
         <w:bCs/>
       </w:rPr>
@@ -5076,6 +5395,7 @@
         <w:spacing w:after="0" w:before="0" w:line="240" w:lineRule="auto"/>
       </w:pPr>
       <w:rPr>
+        <w:rFonts w:eastAsia="黑体"/>
         <w:b/>
         <w:bCs/>
         <w:color w:themeColor="background1" w:val="FFFFFF"/>
@@ -5090,6 +5410,7 @@
         <w:spacing w:after="0" w:before="0" w:line="240" w:lineRule="auto"/>
       </w:pPr>
       <w:rPr>
+        <w:rFonts w:eastAsia="黑体"/>
         <w:b/>
         <w:bCs/>
       </w:rPr>
@@ -5105,12 +5426,14 @@
     </w:tblStylePr>
     <w:tblStylePr w:type="firstCol">
       <w:rPr>
+        <w:rFonts w:eastAsia="黑体"/>
         <w:b/>
         <w:bCs/>
       </w:rPr>
     </w:tblStylePr>
     <w:tblStylePr w:type="lastCol">
       <w:rPr>
+        <w:rFonts w:eastAsia="黑体"/>
         <w:b/>
         <w:bCs/>
       </w:rPr>
@@ -5168,6 +5491,7 @@
         <w:spacing w:after="0" w:before="0" w:line="240" w:lineRule="auto"/>
       </w:pPr>
       <w:rPr>
+        <w:rFonts w:eastAsia="黑体"/>
         <w:b/>
         <w:bCs/>
         <w:color w:themeColor="background1" w:val="FFFFFF"/>
@@ -5182,6 +5506,7 @@
         <w:spacing w:after="0" w:before="0" w:line="240" w:lineRule="auto"/>
       </w:pPr>
       <w:rPr>
+        <w:rFonts w:eastAsia="黑体"/>
         <w:b/>
         <w:bCs/>
       </w:rPr>
@@ -5197,12 +5522,14 @@
     </w:tblStylePr>
     <w:tblStylePr w:type="firstCol">
       <w:rPr>
+        <w:rFonts w:eastAsia="黑体"/>
         <w:b/>
         <w:bCs/>
       </w:rPr>
     </w:tblStylePr>
     <w:tblStylePr w:type="lastCol">
       <w:rPr>
+        <w:rFonts w:eastAsia="黑体"/>
         <w:b/>
         <w:bCs/>
       </w:rPr>
@@ -5260,6 +5587,7 @@
         <w:spacing w:after="0" w:before="0" w:line="240" w:lineRule="auto"/>
       </w:pPr>
       <w:rPr>
+        <w:rFonts w:eastAsia="黑体"/>
         <w:b/>
         <w:bCs/>
         <w:color w:themeColor="background1" w:val="FFFFFF"/>
@@ -5274,6 +5602,7 @@
         <w:spacing w:after="0" w:before="0" w:line="240" w:lineRule="auto"/>
       </w:pPr>
       <w:rPr>
+        <w:rFonts w:eastAsia="黑体"/>
         <w:b/>
         <w:bCs/>
       </w:rPr>
@@ -5289,12 +5618,14 @@
     </w:tblStylePr>
     <w:tblStylePr w:type="firstCol">
       <w:rPr>
+        <w:rFonts w:eastAsia="黑体"/>
         <w:b/>
         <w:bCs/>
       </w:rPr>
     </w:tblStylePr>
     <w:tblStylePr w:type="lastCol">
       <w:rPr>
+        <w:rFonts w:eastAsia="黑体"/>
         <w:b/>
         <w:bCs/>
       </w:rPr>
@@ -5352,6 +5683,7 @@
         <w:spacing w:after="0" w:before="0" w:line="240" w:lineRule="auto"/>
       </w:pPr>
       <w:rPr>
+        <w:rFonts w:eastAsia="黑体"/>
         <w:b/>
         <w:bCs/>
         <w:color w:themeColor="background1" w:val="FFFFFF"/>
@@ -5366,6 +5698,7 @@
         <w:spacing w:after="0" w:before="0" w:line="240" w:lineRule="auto"/>
       </w:pPr>
       <w:rPr>
+        <w:rFonts w:eastAsia="黑体"/>
         <w:b/>
         <w:bCs/>
       </w:rPr>
@@ -5381,12 +5714,14 @@
     </w:tblStylePr>
     <w:tblStylePr w:type="firstCol">
       <w:rPr>
+        <w:rFonts w:eastAsia="黑体"/>
         <w:b/>
         <w:bCs/>
       </w:rPr>
     </w:tblStylePr>
     <w:tblStylePr w:type="lastCol">
       <w:rPr>
+        <w:rFonts w:eastAsia="黑体"/>
         <w:b/>
         <w:bCs/>
       </w:rPr>
@@ -5444,6 +5779,7 @@
         <w:spacing w:after="0" w:before="0" w:line="240" w:lineRule="auto"/>
       </w:pPr>
       <w:rPr>
+        <w:rFonts w:eastAsia="黑体"/>
         <w:b/>
         <w:bCs/>
         <w:color w:themeColor="background1" w:val="FFFFFF"/>
@@ -5458,6 +5794,7 @@
         <w:spacing w:after="0" w:before="0" w:line="240" w:lineRule="auto"/>
       </w:pPr>
       <w:rPr>
+        <w:rFonts w:eastAsia="黑体"/>
         <w:b/>
         <w:bCs/>
       </w:rPr>
@@ -5473,12 +5810,14 @@
     </w:tblStylePr>
     <w:tblStylePr w:type="firstCol">
       <w:rPr>
+        <w:rFonts w:eastAsia="黑体"/>
         <w:b/>
         <w:bCs/>
       </w:rPr>
     </w:tblStylePr>
     <w:tblStylePr w:type="lastCol">
       <w:rPr>
+        <w:rFonts w:eastAsia="黑体"/>
         <w:b/>
         <w:bCs/>
       </w:rPr>
@@ -5536,6 +5875,7 @@
         <w:spacing w:after="0" w:before="0" w:line="240" w:lineRule="auto"/>
       </w:pPr>
       <w:rPr>
+        <w:rFonts w:eastAsia="黑体"/>
         <w:b/>
         <w:bCs/>
         <w:color w:themeColor="background1" w:val="FFFFFF"/>
@@ -5550,6 +5890,7 @@
         <w:spacing w:after="0" w:before="0" w:line="240" w:lineRule="auto"/>
       </w:pPr>
       <w:rPr>
+        <w:rFonts w:eastAsia="黑体"/>
         <w:b/>
         <w:bCs/>
       </w:rPr>
@@ -5565,12 +5906,14 @@
     </w:tblStylePr>
     <w:tblStylePr w:type="firstCol">
       <w:rPr>
+        <w:rFonts w:eastAsia="黑体"/>
         <w:b/>
         <w:bCs/>
       </w:rPr>
     </w:tblStylePr>
     <w:tblStylePr w:type="lastCol">
       <w:rPr>
+        <w:rFonts w:eastAsia="黑体"/>
         <w:b/>
         <w:bCs/>
       </w:rPr>
@@ -5630,7 +5973,7 @@
         <w:spacing w:after="0" w:before="0" w:line="240" w:lineRule="auto"/>
       </w:pPr>
       <w:rPr>
-        <w:rFonts w:asciiTheme="majorHAnsi" w:cstheme="majorBidi" w:eastAsiaTheme="majorEastAsia" w:hAnsiTheme="majorHAnsi"/>
+        <w:rFonts w:asciiTheme="majorHAnsi" w:cstheme="majorBidi" w:hAnsiTheme="majorHAnsi" w:eastAsia="黑体"/>
         <w:b/>
         <w:bCs/>
       </w:rPr>
@@ -5651,7 +5994,7 @@
         <w:spacing w:after="0" w:before="0" w:line="240" w:lineRule="auto"/>
       </w:pPr>
       <w:rPr>
-        <w:rFonts w:asciiTheme="majorHAnsi" w:cstheme="majorBidi" w:eastAsiaTheme="majorEastAsia" w:hAnsiTheme="majorHAnsi"/>
+        <w:rFonts w:asciiTheme="majorHAnsi" w:cstheme="majorBidi" w:hAnsiTheme="majorHAnsi" w:eastAsia="黑体"/>
         <w:b/>
         <w:bCs/>
       </w:rPr>
@@ -5669,14 +6012,14 @@
     </w:tblStylePr>
     <w:tblStylePr w:type="firstCol">
       <w:rPr>
-        <w:rFonts w:asciiTheme="majorHAnsi" w:cstheme="majorBidi" w:eastAsiaTheme="majorEastAsia" w:hAnsiTheme="majorHAnsi"/>
+        <w:rFonts w:asciiTheme="majorHAnsi" w:cstheme="majorBidi" w:hAnsiTheme="majorHAnsi" w:eastAsia="黑体"/>
         <w:b/>
         <w:bCs/>
       </w:rPr>
     </w:tblStylePr>
     <w:tblStylePr w:type="lastCol">
       <w:rPr>
-        <w:rFonts w:asciiTheme="majorHAnsi" w:cstheme="majorBidi" w:eastAsiaTheme="majorEastAsia" w:hAnsiTheme="majorHAnsi"/>
+        <w:rFonts w:asciiTheme="majorHAnsi" w:cstheme="majorBidi" w:hAnsiTheme="majorHAnsi" w:eastAsia="黑体"/>
         <w:b/>
         <w:bCs/>
       </w:rPr>
@@ -5760,7 +6103,7 @@
         <w:spacing w:after="0" w:before="0" w:line="240" w:lineRule="auto"/>
       </w:pPr>
       <w:rPr>
-        <w:rFonts w:asciiTheme="majorHAnsi" w:cstheme="majorBidi" w:eastAsiaTheme="majorEastAsia" w:hAnsiTheme="majorHAnsi"/>
+        <w:rFonts w:asciiTheme="majorHAnsi" w:cstheme="majorBidi" w:hAnsiTheme="majorHAnsi" w:eastAsia="黑体"/>
         <w:b/>
         <w:bCs/>
       </w:rPr>
@@ -5781,7 +6124,7 @@
         <w:spacing w:after="0" w:before="0" w:line="240" w:lineRule="auto"/>
       </w:pPr>
       <w:rPr>
-        <w:rFonts w:asciiTheme="majorHAnsi" w:cstheme="majorBidi" w:eastAsiaTheme="majorEastAsia" w:hAnsiTheme="majorHAnsi"/>
+        <w:rFonts w:asciiTheme="majorHAnsi" w:cstheme="majorBidi" w:hAnsiTheme="majorHAnsi" w:eastAsia="黑体"/>
         <w:b/>
         <w:bCs/>
       </w:rPr>
@@ -5799,14 +6142,14 @@
     </w:tblStylePr>
     <w:tblStylePr w:type="firstCol">
       <w:rPr>
-        <w:rFonts w:asciiTheme="majorHAnsi" w:cstheme="majorBidi" w:eastAsiaTheme="majorEastAsia" w:hAnsiTheme="majorHAnsi"/>
+        <w:rFonts w:asciiTheme="majorHAnsi" w:cstheme="majorBidi" w:hAnsiTheme="majorHAnsi" w:eastAsia="黑体"/>
         <w:b/>
         <w:bCs/>
       </w:rPr>
     </w:tblStylePr>
     <w:tblStylePr w:type="lastCol">
       <w:rPr>
-        <w:rFonts w:asciiTheme="majorHAnsi" w:cstheme="majorBidi" w:eastAsiaTheme="majorEastAsia" w:hAnsiTheme="majorHAnsi"/>
+        <w:rFonts w:asciiTheme="majorHAnsi" w:cstheme="majorBidi" w:hAnsiTheme="majorHAnsi" w:eastAsia="黑体"/>
         <w:b/>
         <w:bCs/>
       </w:rPr>
@@ -5890,7 +6233,7 @@
         <w:spacing w:after="0" w:before="0" w:line="240" w:lineRule="auto"/>
       </w:pPr>
       <w:rPr>
-        <w:rFonts w:asciiTheme="majorHAnsi" w:cstheme="majorBidi" w:eastAsiaTheme="majorEastAsia" w:hAnsiTheme="majorHAnsi"/>
+        <w:rFonts w:asciiTheme="majorHAnsi" w:cstheme="majorBidi" w:hAnsiTheme="majorHAnsi" w:eastAsia="黑体"/>
         <w:b/>
         <w:bCs/>
       </w:rPr>
@@ -5911,7 +6254,7 @@
         <w:spacing w:after="0" w:before="0" w:line="240" w:lineRule="auto"/>
       </w:pPr>
       <w:rPr>
-        <w:rFonts w:asciiTheme="majorHAnsi" w:cstheme="majorBidi" w:eastAsiaTheme="majorEastAsia" w:hAnsiTheme="majorHAnsi"/>
+        <w:rFonts w:asciiTheme="majorHAnsi" w:cstheme="majorBidi" w:hAnsiTheme="majorHAnsi" w:eastAsia="黑体"/>
         <w:b/>
         <w:bCs/>
       </w:rPr>
@@ -5929,14 +6272,14 @@
     </w:tblStylePr>
     <w:tblStylePr w:type="firstCol">
       <w:rPr>
-        <w:rFonts w:asciiTheme="majorHAnsi" w:cstheme="majorBidi" w:eastAsiaTheme="majorEastAsia" w:hAnsiTheme="majorHAnsi"/>
+        <w:rFonts w:asciiTheme="majorHAnsi" w:cstheme="majorBidi" w:hAnsiTheme="majorHAnsi" w:eastAsia="黑体"/>
         <w:b/>
         <w:bCs/>
       </w:rPr>
     </w:tblStylePr>
     <w:tblStylePr w:type="lastCol">
       <w:rPr>
-        <w:rFonts w:asciiTheme="majorHAnsi" w:cstheme="majorBidi" w:eastAsiaTheme="majorEastAsia" w:hAnsiTheme="majorHAnsi"/>
+        <w:rFonts w:asciiTheme="majorHAnsi" w:cstheme="majorBidi" w:hAnsiTheme="majorHAnsi" w:eastAsia="黑体"/>
         <w:b/>
         <w:bCs/>
       </w:rPr>
@@ -6020,7 +6363,7 @@
         <w:spacing w:after="0" w:before="0" w:line="240" w:lineRule="auto"/>
       </w:pPr>
       <w:rPr>
-        <w:rFonts w:asciiTheme="majorHAnsi" w:cstheme="majorBidi" w:eastAsiaTheme="majorEastAsia" w:hAnsiTheme="majorHAnsi"/>
+        <w:rFonts w:asciiTheme="majorHAnsi" w:cstheme="majorBidi" w:hAnsiTheme="majorHAnsi" w:eastAsia="黑体"/>
         <w:b/>
         <w:bCs/>
       </w:rPr>
@@ -6041,7 +6384,7 @@
         <w:spacing w:after="0" w:before="0" w:line="240" w:lineRule="auto"/>
       </w:pPr>
       <w:rPr>
-        <w:rFonts w:asciiTheme="majorHAnsi" w:cstheme="majorBidi" w:eastAsiaTheme="majorEastAsia" w:hAnsiTheme="majorHAnsi"/>
+        <w:rFonts w:asciiTheme="majorHAnsi" w:cstheme="majorBidi" w:hAnsiTheme="majorHAnsi" w:eastAsia="黑体"/>
         <w:b/>
         <w:bCs/>
       </w:rPr>
@@ -6059,14 +6402,14 @@
     </w:tblStylePr>
     <w:tblStylePr w:type="firstCol">
       <w:rPr>
-        <w:rFonts w:asciiTheme="majorHAnsi" w:cstheme="majorBidi" w:eastAsiaTheme="majorEastAsia" w:hAnsiTheme="majorHAnsi"/>
+        <w:rFonts w:asciiTheme="majorHAnsi" w:cstheme="majorBidi" w:hAnsiTheme="majorHAnsi" w:eastAsia="黑体"/>
         <w:b/>
         <w:bCs/>
       </w:rPr>
     </w:tblStylePr>
     <w:tblStylePr w:type="lastCol">
       <w:rPr>
-        <w:rFonts w:asciiTheme="majorHAnsi" w:cstheme="majorBidi" w:eastAsiaTheme="majorEastAsia" w:hAnsiTheme="majorHAnsi"/>
+        <w:rFonts w:asciiTheme="majorHAnsi" w:cstheme="majorBidi" w:hAnsiTheme="majorHAnsi" w:eastAsia="黑体"/>
         <w:b/>
         <w:bCs/>
       </w:rPr>
@@ -6150,7 +6493,7 @@
         <w:spacing w:after="0" w:before="0" w:line="240" w:lineRule="auto"/>
       </w:pPr>
       <w:rPr>
-        <w:rFonts w:asciiTheme="majorHAnsi" w:cstheme="majorBidi" w:eastAsiaTheme="majorEastAsia" w:hAnsiTheme="majorHAnsi"/>
+        <w:rFonts w:asciiTheme="majorHAnsi" w:cstheme="majorBidi" w:hAnsiTheme="majorHAnsi" w:eastAsia="黑体"/>
         <w:b/>
         <w:bCs/>
       </w:rPr>
@@ -6171,7 +6514,7 @@
         <w:spacing w:after="0" w:before="0" w:line="240" w:lineRule="auto"/>
       </w:pPr>
       <w:rPr>
-        <w:rFonts w:asciiTheme="majorHAnsi" w:cstheme="majorBidi" w:eastAsiaTheme="majorEastAsia" w:hAnsiTheme="majorHAnsi"/>
+        <w:rFonts w:asciiTheme="majorHAnsi" w:cstheme="majorBidi" w:hAnsiTheme="majorHAnsi" w:eastAsia="黑体"/>
         <w:b/>
         <w:bCs/>
       </w:rPr>
@@ -6189,14 +6532,14 @@
     </w:tblStylePr>
     <w:tblStylePr w:type="firstCol">
       <w:rPr>
-        <w:rFonts w:asciiTheme="majorHAnsi" w:cstheme="majorBidi" w:eastAsiaTheme="majorEastAsia" w:hAnsiTheme="majorHAnsi"/>
+        <w:rFonts w:asciiTheme="majorHAnsi" w:cstheme="majorBidi" w:hAnsiTheme="majorHAnsi" w:eastAsia="黑体"/>
         <w:b/>
         <w:bCs/>
       </w:rPr>
     </w:tblStylePr>
     <w:tblStylePr w:type="lastCol">
       <w:rPr>
-        <w:rFonts w:asciiTheme="majorHAnsi" w:cstheme="majorBidi" w:eastAsiaTheme="majorEastAsia" w:hAnsiTheme="majorHAnsi"/>
+        <w:rFonts w:asciiTheme="majorHAnsi" w:cstheme="majorBidi" w:hAnsiTheme="majorHAnsi" w:eastAsia="黑体"/>
         <w:b/>
         <w:bCs/>
       </w:rPr>
@@ -6280,7 +6623,7 @@
         <w:spacing w:after="0" w:before="0" w:line="240" w:lineRule="auto"/>
       </w:pPr>
       <w:rPr>
-        <w:rFonts w:asciiTheme="majorHAnsi" w:cstheme="majorBidi" w:eastAsiaTheme="majorEastAsia" w:hAnsiTheme="majorHAnsi"/>
+        <w:rFonts w:asciiTheme="majorHAnsi" w:cstheme="majorBidi" w:hAnsiTheme="majorHAnsi" w:eastAsia="黑体"/>
         <w:b/>
         <w:bCs/>
       </w:rPr>
@@ -6301,7 +6644,7 @@
         <w:spacing w:after="0" w:before="0" w:line="240" w:lineRule="auto"/>
       </w:pPr>
       <w:rPr>
-        <w:rFonts w:asciiTheme="majorHAnsi" w:cstheme="majorBidi" w:eastAsiaTheme="majorEastAsia" w:hAnsiTheme="majorHAnsi"/>
+        <w:rFonts w:asciiTheme="majorHAnsi" w:cstheme="majorBidi" w:hAnsiTheme="majorHAnsi" w:eastAsia="黑体"/>
         <w:b/>
         <w:bCs/>
       </w:rPr>
@@ -6319,14 +6662,14 @@
     </w:tblStylePr>
     <w:tblStylePr w:type="firstCol">
       <w:rPr>
-        <w:rFonts w:asciiTheme="majorHAnsi" w:cstheme="majorBidi" w:eastAsiaTheme="majorEastAsia" w:hAnsiTheme="majorHAnsi"/>
+        <w:rFonts w:asciiTheme="majorHAnsi" w:cstheme="majorBidi" w:hAnsiTheme="majorHAnsi" w:eastAsia="黑体"/>
         <w:b/>
         <w:bCs/>
       </w:rPr>
     </w:tblStylePr>
     <w:tblStylePr w:type="lastCol">
       <w:rPr>
-        <w:rFonts w:asciiTheme="majorHAnsi" w:cstheme="majorBidi" w:eastAsiaTheme="majorEastAsia" w:hAnsiTheme="majorHAnsi"/>
+        <w:rFonts w:asciiTheme="majorHAnsi" w:cstheme="majorBidi" w:hAnsiTheme="majorHAnsi" w:eastAsia="黑体"/>
         <w:b/>
         <w:bCs/>
       </w:rPr>
@@ -6410,7 +6753,7 @@
         <w:spacing w:after="0" w:before="0" w:line="240" w:lineRule="auto"/>
       </w:pPr>
       <w:rPr>
-        <w:rFonts w:asciiTheme="majorHAnsi" w:cstheme="majorBidi" w:eastAsiaTheme="majorEastAsia" w:hAnsiTheme="majorHAnsi"/>
+        <w:rFonts w:asciiTheme="majorHAnsi" w:cstheme="majorBidi" w:hAnsiTheme="majorHAnsi" w:eastAsia="黑体"/>
         <w:b/>
         <w:bCs/>
       </w:rPr>
@@ -6431,7 +6774,7 @@
         <w:spacing w:after="0" w:before="0" w:line="240" w:lineRule="auto"/>
       </w:pPr>
       <w:rPr>
-        <w:rFonts w:asciiTheme="majorHAnsi" w:cstheme="majorBidi" w:eastAsiaTheme="majorEastAsia" w:hAnsiTheme="majorHAnsi"/>
+        <w:rFonts w:asciiTheme="majorHAnsi" w:cstheme="majorBidi" w:hAnsiTheme="majorHAnsi" w:eastAsia="黑体"/>
         <w:b/>
         <w:bCs/>
       </w:rPr>
@@ -6449,14 +6792,14 @@
     </w:tblStylePr>
     <w:tblStylePr w:type="firstCol">
       <w:rPr>
-        <w:rFonts w:asciiTheme="majorHAnsi" w:cstheme="majorBidi" w:eastAsiaTheme="majorEastAsia" w:hAnsiTheme="majorHAnsi"/>
+        <w:rFonts w:asciiTheme="majorHAnsi" w:cstheme="majorBidi" w:hAnsiTheme="majorHAnsi" w:eastAsia="黑体"/>
         <w:b/>
         <w:bCs/>
       </w:rPr>
     </w:tblStylePr>
     <w:tblStylePr w:type="lastCol">
       <w:rPr>
-        <w:rFonts w:asciiTheme="majorHAnsi" w:cstheme="majorBidi" w:eastAsiaTheme="majorEastAsia" w:hAnsiTheme="majorHAnsi"/>
+        <w:rFonts w:asciiTheme="majorHAnsi" w:cstheme="majorBidi" w:hAnsiTheme="majorHAnsi" w:eastAsia="黑体"/>
         <w:b/>
         <w:bCs/>
       </w:rPr>
@@ -6539,6 +6882,7 @@
         <w:spacing w:after="0" w:before="0" w:line="240" w:lineRule="auto"/>
       </w:pPr>
       <w:rPr>
+        <w:rFonts w:eastAsia="黑体"/>
         <w:b/>
         <w:bCs/>
         <w:color w:themeColor="background1" w:val="FFFFFF"/>
@@ -6561,6 +6905,7 @@
         <w:spacing w:after="0" w:before="0" w:line="240" w:lineRule="auto"/>
       </w:pPr>
       <w:rPr>
+        <w:rFonts w:eastAsia="黑体"/>
         <w:b/>
         <w:bCs/>
       </w:rPr>
@@ -6578,12 +6923,14 @@
     </w:tblStylePr>
     <w:tblStylePr w:type="firstCol">
       <w:rPr>
+        <w:rFonts w:eastAsia="黑体"/>
         <w:b/>
         <w:bCs/>
       </w:rPr>
     </w:tblStylePr>
     <w:tblStylePr w:type="lastCol">
       <w:rPr>
+        <w:rFonts w:eastAsia="黑体"/>
         <w:b/>
         <w:bCs/>
       </w:rPr>
@@ -6645,6 +6992,7 @@
         <w:spacing w:after="0" w:before="0" w:line="240" w:lineRule="auto"/>
       </w:pPr>
       <w:rPr>
+        <w:rFonts w:eastAsia="黑体"/>
         <w:b/>
         <w:bCs/>
         <w:color w:themeColor="background1" w:val="FFFFFF"/>
@@ -6667,6 +7015,7 @@
         <w:spacing w:after="0" w:before="0" w:line="240" w:lineRule="auto"/>
       </w:pPr>
       <w:rPr>
+        <w:rFonts w:eastAsia="黑体"/>
         <w:b/>
         <w:bCs/>
       </w:rPr>
@@ -6684,12 +7033,14 @@
     </w:tblStylePr>
     <w:tblStylePr w:type="firstCol">
       <w:rPr>
+        <w:rFonts w:eastAsia="黑体"/>
         <w:b/>
         <w:bCs/>
       </w:rPr>
     </w:tblStylePr>
     <w:tblStylePr w:type="lastCol">
       <w:rPr>
+        <w:rFonts w:eastAsia="黑体"/>
         <w:b/>
         <w:bCs/>
       </w:rPr>
@@ -6751,6 +7102,7 @@
         <w:spacing w:after="0" w:before="0" w:line="240" w:lineRule="auto"/>
       </w:pPr>
       <w:rPr>
+        <w:rFonts w:eastAsia="黑体"/>
         <w:b/>
         <w:bCs/>
         <w:color w:themeColor="background1" w:val="FFFFFF"/>
@@ -6773,6 +7125,7 @@
         <w:spacing w:after="0" w:before="0" w:line="240" w:lineRule="auto"/>
       </w:pPr>
       <w:rPr>
+        <w:rFonts w:eastAsia="黑体"/>
         <w:b/>
         <w:bCs/>
       </w:rPr>
@@ -6790,12 +7143,14 @@
     </w:tblStylePr>
     <w:tblStylePr w:type="firstCol">
       <w:rPr>
+        <w:rFonts w:eastAsia="黑体"/>
         <w:b/>
         <w:bCs/>
       </w:rPr>
     </w:tblStylePr>
     <w:tblStylePr w:type="lastCol">
       <w:rPr>
+        <w:rFonts w:eastAsia="黑体"/>
         <w:b/>
         <w:bCs/>
       </w:rPr>
@@ -6857,6 +7212,7 @@
         <w:spacing w:after="0" w:before="0" w:line="240" w:lineRule="auto"/>
       </w:pPr>
       <w:rPr>
+        <w:rFonts w:eastAsia="黑体"/>
         <w:b/>
         <w:bCs/>
         <w:color w:themeColor="background1" w:val="FFFFFF"/>
@@ -6879,6 +7235,7 @@
         <w:spacing w:after="0" w:before="0" w:line="240" w:lineRule="auto"/>
       </w:pPr>
       <w:rPr>
+        <w:rFonts w:eastAsia="黑体"/>
         <w:b/>
         <w:bCs/>
       </w:rPr>
@@ -6896,12 +7253,14 @@
     </w:tblStylePr>
     <w:tblStylePr w:type="firstCol">
       <w:rPr>
+        <w:rFonts w:eastAsia="黑体"/>
         <w:b/>
         <w:bCs/>
       </w:rPr>
     </w:tblStylePr>
     <w:tblStylePr w:type="lastCol">
       <w:rPr>
+        <w:rFonts w:eastAsia="黑体"/>
         <w:b/>
         <w:bCs/>
       </w:rPr>
@@ -6963,6 +7322,7 @@
         <w:spacing w:after="0" w:before="0" w:line="240" w:lineRule="auto"/>
       </w:pPr>
       <w:rPr>
+        <w:rFonts w:eastAsia="黑体"/>
         <w:b/>
         <w:bCs/>
         <w:color w:themeColor="background1" w:val="FFFFFF"/>
@@ -6985,6 +7345,7 @@
         <w:spacing w:after="0" w:before="0" w:line="240" w:lineRule="auto"/>
       </w:pPr>
       <w:rPr>
+        <w:rFonts w:eastAsia="黑体"/>
         <w:b/>
         <w:bCs/>
       </w:rPr>
@@ -7002,12 +7363,14 @@
     </w:tblStylePr>
     <w:tblStylePr w:type="firstCol">
       <w:rPr>
+        <w:rFonts w:eastAsia="黑体"/>
         <w:b/>
         <w:bCs/>
       </w:rPr>
     </w:tblStylePr>
     <w:tblStylePr w:type="lastCol">
       <w:rPr>
+        <w:rFonts w:eastAsia="黑体"/>
         <w:b/>
         <w:bCs/>
       </w:rPr>
@@ -7069,6 +7432,7 @@
         <w:spacing w:after="0" w:before="0" w:line="240" w:lineRule="auto"/>
       </w:pPr>
       <w:rPr>
+        <w:rFonts w:eastAsia="黑体"/>
         <w:b/>
         <w:bCs/>
         <w:color w:themeColor="background1" w:val="FFFFFF"/>
@@ -7091,6 +7455,7 @@
         <w:spacing w:after="0" w:before="0" w:line="240" w:lineRule="auto"/>
       </w:pPr>
       <w:rPr>
+        <w:rFonts w:eastAsia="黑体"/>
         <w:b/>
         <w:bCs/>
       </w:rPr>
@@ -7108,12 +7473,14 @@
     </w:tblStylePr>
     <w:tblStylePr w:type="firstCol">
       <w:rPr>
+        <w:rFonts w:eastAsia="黑体"/>
         <w:b/>
         <w:bCs/>
       </w:rPr>
     </w:tblStylePr>
     <w:tblStylePr w:type="lastCol">
       <w:rPr>
+        <w:rFonts w:eastAsia="黑体"/>
         <w:b/>
         <w:bCs/>
       </w:rPr>
@@ -7175,6 +7542,7 @@
         <w:spacing w:after="0" w:before="0" w:line="240" w:lineRule="auto"/>
       </w:pPr>
       <w:rPr>
+        <w:rFonts w:eastAsia="黑体"/>
         <w:b/>
         <w:bCs/>
         <w:color w:themeColor="background1" w:val="FFFFFF"/>
@@ -7197,6 +7565,7 @@
         <w:spacing w:after="0" w:before="0" w:line="240" w:lineRule="auto"/>
       </w:pPr>
       <w:rPr>
+        <w:rFonts w:eastAsia="黑体"/>
         <w:b/>
         <w:bCs/>
       </w:rPr>
@@ -7214,12 +7583,14 @@
     </w:tblStylePr>
     <w:tblStylePr w:type="firstCol">
       <w:rPr>
+        <w:rFonts w:eastAsia="黑体"/>
         <w:b/>
         <w:bCs/>
       </w:rPr>
     </w:tblStylePr>
     <w:tblStylePr w:type="lastCol">
       <w:rPr>
+        <w:rFonts w:eastAsia="黑体"/>
         <w:b/>
         <w:bCs/>
       </w:rPr>
@@ -7278,6 +7649,7 @@
         <w:spacing w:after="0" w:before="0" w:line="240" w:lineRule="auto"/>
       </w:pPr>
       <w:rPr>
+        <w:rFonts w:eastAsia="黑体"/>
         <w:b/>
         <w:bCs/>
         <w:color w:themeColor="background1" w:val="FFFFFF"/>
@@ -7300,6 +7672,7 @@
         <w:spacing w:after="0" w:before="0" w:line="240" w:lineRule="auto"/>
       </w:pPr>
       <w:rPr>
+        <w:rFonts w:eastAsia="黑体"/>
         <w:color w:val="auto"/>
       </w:rPr>
       <w:tblPr/>
@@ -7317,6 +7690,7 @@
     </w:tblStylePr>
     <w:tblStylePr w:type="firstCol">
       <w:rPr>
+        <w:rFonts w:eastAsia="黑体"/>
         <w:b/>
         <w:bCs/>
         <w:color w:themeColor="background1" w:val="FFFFFF"/>
@@ -7336,6 +7710,7 @@
     </w:tblStylePr>
     <w:tblStylePr w:type="lastCol">
       <w:rPr>
+        <w:rFonts w:eastAsia="黑体"/>
         <w:b/>
         <w:bCs/>
         <w:color w:themeColor="background1" w:val="FFFFFF"/>
@@ -7384,6 +7759,7 @@
     </w:tblStylePr>
     <w:tblStylePr w:type="nwCell">
       <w:rPr>
+        <w:rFonts w:eastAsia="黑体"/>
         <w:color w:themeColor="background1" w:val="FFFFFF"/>
       </w:rPr>
       <w:tblPr/>
@@ -7427,6 +7803,7 @@
         <w:spacing w:after="0" w:before="0" w:line="240" w:lineRule="auto"/>
       </w:pPr>
       <w:rPr>
+        <w:rFonts w:eastAsia="黑体"/>
         <w:b/>
         <w:bCs/>
         <w:color w:themeColor="background1" w:val="FFFFFF"/>
@@ -7449,6 +7826,7 @@
         <w:spacing w:after="0" w:before="0" w:line="240" w:lineRule="auto"/>
       </w:pPr>
       <w:rPr>
+        <w:rFonts w:eastAsia="黑体"/>
         <w:color w:val="auto"/>
       </w:rPr>
       <w:tblPr/>
@@ -7466,6 +7844,7 @@
     </w:tblStylePr>
     <w:tblStylePr w:type="firstCol">
       <w:rPr>
+        <w:rFonts w:eastAsia="黑体"/>
         <w:b/>
         <w:bCs/>
         <w:color w:themeColor="background1" w:val="FFFFFF"/>
@@ -7485,6 +7864,7 @@
     </w:tblStylePr>
     <w:tblStylePr w:type="lastCol">
       <w:rPr>
+        <w:rFonts w:eastAsia="黑体"/>
         <w:b/>
         <w:bCs/>
         <w:color w:themeColor="background1" w:val="FFFFFF"/>
@@ -7533,6 +7913,7 @@
     </w:tblStylePr>
     <w:tblStylePr w:type="nwCell">
       <w:rPr>
+        <w:rFonts w:eastAsia="黑体"/>
         <w:color w:themeColor="background1" w:val="FFFFFF"/>
       </w:rPr>
       <w:tblPr/>
@@ -7576,6 +7957,7 @@
         <w:spacing w:after="0" w:before="0" w:line="240" w:lineRule="auto"/>
       </w:pPr>
       <w:rPr>
+        <w:rFonts w:eastAsia="黑体"/>
         <w:b/>
         <w:bCs/>
         <w:color w:themeColor="background1" w:val="FFFFFF"/>
@@ -7598,6 +7980,7 @@
         <w:spacing w:after="0" w:before="0" w:line="240" w:lineRule="auto"/>
       </w:pPr>
       <w:rPr>
+        <w:rFonts w:eastAsia="黑体"/>
         <w:color w:val="auto"/>
       </w:rPr>
       <w:tblPr/>
@@ -7615,6 +7998,7 @@
     </w:tblStylePr>
     <w:tblStylePr w:type="firstCol">
       <w:rPr>
+        <w:rFonts w:eastAsia="黑体"/>
         <w:b/>
         <w:bCs/>
         <w:color w:themeColor="background1" w:val="FFFFFF"/>
@@ -7634,6 +8018,7 @@
     </w:tblStylePr>
     <w:tblStylePr w:type="lastCol">
       <w:rPr>
+        <w:rFonts w:eastAsia="黑体"/>
         <w:b/>
         <w:bCs/>
         <w:color w:themeColor="background1" w:val="FFFFFF"/>
@@ -7682,6 +8067,7 @@
     </w:tblStylePr>
     <w:tblStylePr w:type="nwCell">
       <w:rPr>
+        <w:rFonts w:eastAsia="黑体"/>
         <w:color w:themeColor="background1" w:val="FFFFFF"/>
       </w:rPr>
       <w:tblPr/>
@@ -7725,6 +8111,7 @@
         <w:spacing w:after="0" w:before="0" w:line="240" w:lineRule="auto"/>
       </w:pPr>
       <w:rPr>
+        <w:rFonts w:eastAsia="黑体"/>
         <w:b/>
         <w:bCs/>
         <w:color w:themeColor="background1" w:val="FFFFFF"/>
@@ -7747,6 +8134,7 @@
         <w:spacing w:after="0" w:before="0" w:line="240" w:lineRule="auto"/>
       </w:pPr>
       <w:rPr>
+        <w:rFonts w:eastAsia="黑体"/>
         <w:color w:val="auto"/>
       </w:rPr>
       <w:tblPr/>
@@ -7764,6 +8152,7 @@
     </w:tblStylePr>
     <w:tblStylePr w:type="firstCol">
       <w:rPr>
+        <w:rFonts w:eastAsia="黑体"/>
         <w:b/>
         <w:bCs/>
         <w:color w:themeColor="background1" w:val="FFFFFF"/>
@@ -7783,6 +8172,7 @@
     </w:tblStylePr>
     <w:tblStylePr w:type="lastCol">
       <w:rPr>
+        <w:rFonts w:eastAsia="黑体"/>
         <w:b/>
         <w:bCs/>
         <w:color w:themeColor="background1" w:val="FFFFFF"/>
@@ -7831,6 +8221,7 @@
     </w:tblStylePr>
     <w:tblStylePr w:type="nwCell">
       <w:rPr>
+        <w:rFonts w:eastAsia="黑体"/>
         <w:color w:themeColor="background1" w:val="FFFFFF"/>
       </w:rPr>
       <w:tblPr/>
@@ -7874,6 +8265,7 @@
         <w:spacing w:after="0" w:before="0" w:line="240" w:lineRule="auto"/>
       </w:pPr>
       <w:rPr>
+        <w:rFonts w:eastAsia="黑体"/>
         <w:b/>
         <w:bCs/>
         <w:color w:themeColor="background1" w:val="FFFFFF"/>
@@ -7896,6 +8288,7 @@
         <w:spacing w:after="0" w:before="0" w:line="240" w:lineRule="auto"/>
       </w:pPr>
       <w:rPr>
+        <w:rFonts w:eastAsia="黑体"/>
         <w:color w:val="auto"/>
       </w:rPr>
       <w:tblPr/>
@@ -7913,6 +8306,7 @@
     </w:tblStylePr>
     <w:tblStylePr w:type="firstCol">
       <w:rPr>
+        <w:rFonts w:eastAsia="黑体"/>
         <w:b/>
         <w:bCs/>
         <w:color w:themeColor="background1" w:val="FFFFFF"/>
@@ -7932,6 +8326,7 @@
     </w:tblStylePr>
     <w:tblStylePr w:type="lastCol">
       <w:rPr>
+        <w:rFonts w:eastAsia="黑体"/>
         <w:b/>
         <w:bCs/>
         <w:color w:themeColor="background1" w:val="FFFFFF"/>
@@ -7980,6 +8375,7 @@
     </w:tblStylePr>
     <w:tblStylePr w:type="nwCell">
       <w:rPr>
+        <w:rFonts w:eastAsia="黑体"/>
         <w:color w:themeColor="background1" w:val="FFFFFF"/>
       </w:rPr>
       <w:tblPr/>
@@ -8023,6 +8419,7 @@
         <w:spacing w:after="0" w:before="0" w:line="240" w:lineRule="auto"/>
       </w:pPr>
       <w:rPr>
+        <w:rFonts w:eastAsia="黑体"/>
         <w:b/>
         <w:bCs/>
         <w:color w:themeColor="background1" w:val="FFFFFF"/>
@@ -8045,6 +8442,7 @@
         <w:spacing w:after="0" w:before="0" w:line="240" w:lineRule="auto"/>
       </w:pPr>
       <w:rPr>
+        <w:rFonts w:eastAsia="黑体"/>
         <w:color w:val="auto"/>
       </w:rPr>
       <w:tblPr/>
@@ -8062,6 +8460,7 @@
     </w:tblStylePr>
     <w:tblStylePr w:type="firstCol">
       <w:rPr>
+        <w:rFonts w:eastAsia="黑体"/>
         <w:b/>
         <w:bCs/>
         <w:color w:themeColor="background1" w:val="FFFFFF"/>
@@ -8081,6 +8480,7 @@
     </w:tblStylePr>
     <w:tblStylePr w:type="lastCol">
       <w:rPr>
+        <w:rFonts w:eastAsia="黑体"/>
         <w:b/>
         <w:bCs/>
         <w:color w:themeColor="background1" w:val="FFFFFF"/>
@@ -8129,6 +8529,7 @@
     </w:tblStylePr>
     <w:tblStylePr w:type="nwCell">
       <w:rPr>
+        <w:rFonts w:eastAsia="黑体"/>
         <w:color w:themeColor="background1" w:val="FFFFFF"/>
       </w:rPr>
       <w:tblPr/>
@@ -8172,6 +8573,7 @@
         <w:spacing w:after="0" w:before="0" w:line="240" w:lineRule="auto"/>
       </w:pPr>
       <w:rPr>
+        <w:rFonts w:eastAsia="黑体"/>
         <w:b/>
         <w:bCs/>
         <w:color w:themeColor="background1" w:val="FFFFFF"/>
@@ -8194,6 +8596,7 @@
         <w:spacing w:after="0" w:before="0" w:line="240" w:lineRule="auto"/>
       </w:pPr>
       <w:rPr>
+        <w:rFonts w:eastAsia="黑体"/>
         <w:color w:val="auto"/>
       </w:rPr>
       <w:tblPr/>
@@ -8211,6 +8614,7 @@
     </w:tblStylePr>
     <w:tblStylePr w:type="firstCol">
       <w:rPr>
+        <w:rFonts w:eastAsia="黑体"/>
         <w:b/>
         <w:bCs/>
         <w:color w:themeColor="background1" w:val="FFFFFF"/>
@@ -8230,6 +8634,7 @@
     </w:tblStylePr>
     <w:tblStylePr w:type="lastCol">
       <w:rPr>
+        <w:rFonts w:eastAsia="黑体"/>
         <w:b/>
         <w:bCs/>
         <w:color w:themeColor="background1" w:val="FFFFFF"/>
@@ -8278,6 +8683,7 @@
     </w:tblStylePr>
     <w:tblStylePr w:type="nwCell">
       <w:rPr>
+        <w:rFonts w:eastAsia="黑体"/>
         <w:color w:themeColor="background1" w:val="FFFFFF"/>
       </w:rPr>
       <w:tblPr/>
@@ -8302,6 +8708,7 @@
       <w:spacing w:after="0" w:line="240" w:lineRule="auto"/>
     </w:pPr>
     <w:rPr>
+      <w:rFonts w:eastAsia="黑体"/>
       <w:color w:themeColor="text1" w:val="000000"/>
     </w:rPr>
     <w:tblPr>
@@ -8321,7 +8728,7 @@
     </w:tblPr>
     <w:tblStylePr w:type="firstRow">
       <w:rPr>
-        <w:rFonts w:asciiTheme="majorHAnsi" w:cstheme="majorBidi" w:eastAsiaTheme="majorEastAsia" w:hAnsiTheme="majorHAnsi"/>
+        <w:rFonts w:asciiTheme="majorHAnsi" w:cstheme="majorBidi" w:hAnsiTheme="majorHAnsi" w:eastAsia="黑体"/>
       </w:rPr>
       <w:tblPr/>
       <w:tcPr>
@@ -8333,6 +8740,7 @@
     </w:tblStylePr>
     <w:tblStylePr w:type="lastRow">
       <w:rPr>
+        <w:rFonts w:eastAsia="黑体"/>
         <w:b/>
         <w:bCs/>
         <w:color w:themeColor="text2" w:val="1F497D"/>
@@ -8347,12 +8755,14 @@
     </w:tblStylePr>
     <w:tblStylePr w:type="firstCol">
       <w:rPr>
+        <w:rFonts w:eastAsia="黑体"/>
         <w:b/>
         <w:bCs/>
       </w:rPr>
     </w:tblStylePr>
     <w:tblStylePr w:type="lastCol">
       <w:rPr>
+        <w:rFonts w:eastAsia="黑体"/>
         <w:b/>
         <w:bCs/>
       </w:rPr>
@@ -8386,6 +8796,7 @@
       <w:spacing w:after="0" w:line="240" w:lineRule="auto"/>
     </w:pPr>
     <w:rPr>
+      <w:rFonts w:eastAsia="黑体"/>
       <w:color w:themeColor="text1" w:val="000000"/>
     </w:rPr>
     <w:tblPr>
@@ -8405,7 +8816,7 @@
     </w:tblPr>
     <w:tblStylePr w:type="firstRow">
       <w:rPr>
-        <w:rFonts w:asciiTheme="majorHAnsi" w:cstheme="majorBidi" w:eastAsiaTheme="majorEastAsia" w:hAnsiTheme="majorHAnsi"/>
+        <w:rFonts w:asciiTheme="majorHAnsi" w:cstheme="majorBidi" w:hAnsiTheme="majorHAnsi" w:eastAsia="黑体"/>
       </w:rPr>
       <w:tblPr/>
       <w:tcPr>
@@ -8417,6 +8828,7 @@
     </w:tblStylePr>
     <w:tblStylePr w:type="lastRow">
       <w:rPr>
+        <w:rFonts w:eastAsia="黑体"/>
         <w:b/>
         <w:bCs/>
         <w:color w:themeColor="text2" w:val="1F497D"/>
@@ -8431,12 +8843,14 @@
     </w:tblStylePr>
     <w:tblStylePr w:type="firstCol">
       <w:rPr>
+        <w:rFonts w:eastAsia="黑体"/>
         <w:b/>
         <w:bCs/>
       </w:rPr>
     </w:tblStylePr>
     <w:tblStylePr w:type="lastCol">
       <w:rPr>
+        <w:rFonts w:eastAsia="黑体"/>
         <w:b/>
         <w:bCs/>
       </w:rPr>
@@ -8470,6 +8884,7 @@
       <w:spacing w:after="0" w:line="240" w:lineRule="auto"/>
     </w:pPr>
     <w:rPr>
+      <w:rFonts w:eastAsia="黑体"/>
       <w:color w:themeColor="text1" w:val="000000"/>
     </w:rPr>
     <w:tblPr>
@@ -8489,7 +8904,7 @@
     </w:tblPr>
     <w:tblStylePr w:type="firstRow">
       <w:rPr>
-        <w:rFonts w:asciiTheme="majorHAnsi" w:cstheme="majorBidi" w:eastAsiaTheme="majorEastAsia" w:hAnsiTheme="majorHAnsi"/>
+        <w:rFonts w:asciiTheme="majorHAnsi" w:cstheme="majorBidi" w:hAnsiTheme="majorHAnsi" w:eastAsia="黑体"/>
       </w:rPr>
       <w:tblPr/>
       <w:tcPr>
@@ -8501,6 +8916,7 @@
     </w:tblStylePr>
     <w:tblStylePr w:type="lastRow">
       <w:rPr>
+        <w:rFonts w:eastAsia="黑体"/>
         <w:b/>
         <w:bCs/>
         <w:color w:themeColor="text2" w:val="1F497D"/>
@@ -8515,12 +8931,14 @@
     </w:tblStylePr>
     <w:tblStylePr w:type="firstCol">
       <w:rPr>
+        <w:rFonts w:eastAsia="黑体"/>
         <w:b/>
         <w:bCs/>
       </w:rPr>
     </w:tblStylePr>
     <w:tblStylePr w:type="lastCol">
       <w:rPr>
+        <w:rFonts w:eastAsia="黑体"/>
         <w:b/>
         <w:bCs/>
       </w:rPr>
@@ -8554,6 +8972,7 @@
       <w:spacing w:after="0" w:line="240" w:lineRule="auto"/>
     </w:pPr>
     <w:rPr>
+      <w:rFonts w:eastAsia="黑体"/>
       <w:color w:themeColor="text1" w:val="000000"/>
     </w:rPr>
     <w:tblPr>
@@ -8573,7 +8992,7 @@
     </w:tblPr>
     <w:tblStylePr w:type="firstRow">
       <w:rPr>
-        <w:rFonts w:asciiTheme="majorHAnsi" w:cstheme="majorBidi" w:eastAsiaTheme="majorEastAsia" w:hAnsiTheme="majorHAnsi"/>
+        <w:rFonts w:asciiTheme="majorHAnsi" w:cstheme="majorBidi" w:hAnsiTheme="majorHAnsi" w:eastAsia="黑体"/>
       </w:rPr>
       <w:tblPr/>
       <w:tcPr>
@@ -8585,6 +9004,7 @@
     </w:tblStylePr>
     <w:tblStylePr w:type="lastRow">
       <w:rPr>
+        <w:rFonts w:eastAsia="黑体"/>
         <w:b/>
         <w:bCs/>
         <w:color w:themeColor="text2" w:val="1F497D"/>
@@ -8599,12 +9019,14 @@
     </w:tblStylePr>
     <w:tblStylePr w:type="firstCol">
       <w:rPr>
+        <w:rFonts w:eastAsia="黑体"/>
         <w:b/>
         <w:bCs/>
       </w:rPr>
     </w:tblStylePr>
     <w:tblStylePr w:type="lastCol">
       <w:rPr>
+        <w:rFonts w:eastAsia="黑体"/>
         <w:b/>
         <w:bCs/>
       </w:rPr>
@@ -8638,6 +9060,7 @@
       <w:spacing w:after="0" w:line="240" w:lineRule="auto"/>
     </w:pPr>
     <w:rPr>
+      <w:rFonts w:eastAsia="黑体"/>
       <w:color w:themeColor="text1" w:val="000000"/>
     </w:rPr>
     <w:tblPr>
@@ -8657,7 +9080,7 @@
     </w:tblPr>
     <w:tblStylePr w:type="firstRow">
       <w:rPr>
-        <w:rFonts w:asciiTheme="majorHAnsi" w:cstheme="majorBidi" w:eastAsiaTheme="majorEastAsia" w:hAnsiTheme="majorHAnsi"/>
+        <w:rFonts w:asciiTheme="majorHAnsi" w:cstheme="majorBidi" w:hAnsiTheme="majorHAnsi" w:eastAsia="黑体"/>
       </w:rPr>
       <w:tblPr/>
       <w:tcPr>
@@ -8669,6 +9092,7 @@
     </w:tblStylePr>
     <w:tblStylePr w:type="lastRow">
       <w:rPr>
+        <w:rFonts w:eastAsia="黑体"/>
         <w:b/>
         <w:bCs/>
         <w:color w:themeColor="text2" w:val="1F497D"/>
@@ -8683,12 +9107,14 @@
     </w:tblStylePr>
     <w:tblStylePr w:type="firstCol">
       <w:rPr>
+        <w:rFonts w:eastAsia="黑体"/>
         <w:b/>
         <w:bCs/>
       </w:rPr>
     </w:tblStylePr>
     <w:tblStylePr w:type="lastCol">
       <w:rPr>
+        <w:rFonts w:eastAsia="黑体"/>
         <w:b/>
         <w:bCs/>
       </w:rPr>
@@ -8722,6 +9148,7 @@
       <w:spacing w:after="0" w:line="240" w:lineRule="auto"/>
     </w:pPr>
     <w:rPr>
+      <w:rFonts w:eastAsia="黑体"/>
       <w:color w:themeColor="text1" w:val="000000"/>
     </w:rPr>
     <w:tblPr>
@@ -8741,7 +9168,7 @@
     </w:tblPr>
     <w:tblStylePr w:type="firstRow">
       <w:rPr>
-        <w:rFonts w:asciiTheme="majorHAnsi" w:cstheme="majorBidi" w:eastAsiaTheme="majorEastAsia" w:hAnsiTheme="majorHAnsi"/>
+        <w:rFonts w:asciiTheme="majorHAnsi" w:cstheme="majorBidi" w:hAnsiTheme="majorHAnsi" w:eastAsia="黑体"/>
       </w:rPr>
       <w:tblPr/>
       <w:tcPr>
@@ -8753,6 +9180,7 @@
     </w:tblStylePr>
     <w:tblStylePr w:type="lastRow">
       <w:rPr>
+        <w:rFonts w:eastAsia="黑体"/>
         <w:b/>
         <w:bCs/>
         <w:color w:themeColor="text2" w:val="1F497D"/>
@@ -8767,12 +9195,14 @@
     </w:tblStylePr>
     <w:tblStylePr w:type="firstCol">
       <w:rPr>
+        <w:rFonts w:eastAsia="黑体"/>
         <w:b/>
         <w:bCs/>
       </w:rPr>
     </w:tblStylePr>
     <w:tblStylePr w:type="lastCol">
       <w:rPr>
+        <w:rFonts w:eastAsia="黑体"/>
         <w:b/>
         <w:bCs/>
       </w:rPr>
@@ -8806,6 +9236,7 @@
       <w:spacing w:after="0" w:line="240" w:lineRule="auto"/>
     </w:pPr>
     <w:rPr>
+      <w:rFonts w:eastAsia="黑体"/>
       <w:color w:themeColor="text1" w:val="000000"/>
     </w:rPr>
     <w:tblPr>
@@ -8825,7 +9256,7 @@
     </w:tblPr>
     <w:tblStylePr w:type="firstRow">
       <w:rPr>
-        <w:rFonts w:asciiTheme="majorHAnsi" w:cstheme="majorBidi" w:eastAsiaTheme="majorEastAsia" w:hAnsiTheme="majorHAnsi"/>
+        <w:rFonts w:asciiTheme="majorHAnsi" w:cstheme="majorBidi" w:hAnsiTheme="majorHAnsi" w:eastAsia="黑体"/>
       </w:rPr>
       <w:tblPr/>
       <w:tcPr>
@@ -8837,6 +9268,7 @@
     </w:tblStylePr>
     <w:tblStylePr w:type="lastRow">
       <w:rPr>
+        <w:rFonts w:eastAsia="黑体"/>
         <w:b/>
         <w:bCs/>
         <w:color w:themeColor="text2" w:val="1F497D"/>
@@ -8851,12 +9283,14 @@
     </w:tblStylePr>
     <w:tblStylePr w:type="firstCol">
       <w:rPr>
+        <w:rFonts w:eastAsia="黑体"/>
         <w:b/>
         <w:bCs/>
       </w:rPr>
     </w:tblStylePr>
     <w:tblStylePr w:type="lastCol">
       <w:rPr>
+        <w:rFonts w:eastAsia="黑体"/>
         <w:b/>
         <w:bCs/>
       </w:rPr>
@@ -8890,7 +9324,7 @@
       <w:spacing w:after="0" w:line="240" w:lineRule="auto"/>
     </w:pPr>
     <w:rPr>
-      <w:rFonts w:asciiTheme="majorHAnsi" w:cstheme="majorBidi" w:eastAsiaTheme="majorEastAsia" w:hAnsiTheme="majorHAnsi"/>
+      <w:rFonts w:asciiTheme="majorHAnsi" w:cstheme="majorBidi" w:hAnsiTheme="majorHAnsi" w:eastAsia="黑体"/>
       <w:color w:themeColor="text1" w:val="000000"/>
     </w:rPr>
     <w:tblPr>
@@ -8912,6 +9346,7 @@
     </w:tblPr>
     <w:tblStylePr w:type="firstRow">
       <w:rPr>
+        <w:rFonts w:eastAsia="黑体"/>
         <w:sz w:val="24"/>
         <w:szCs w:val="24"/>
       </w:rPr>
@@ -9018,7 +9453,7 @@
       <w:spacing w:after="0" w:line="240" w:lineRule="auto"/>
     </w:pPr>
     <w:rPr>
-      <w:rFonts w:asciiTheme="majorHAnsi" w:cstheme="majorBidi" w:eastAsiaTheme="majorEastAsia" w:hAnsiTheme="majorHAnsi"/>
+      <w:rFonts w:asciiTheme="majorHAnsi" w:cstheme="majorBidi" w:hAnsiTheme="majorHAnsi" w:eastAsia="黑体"/>
       <w:color w:themeColor="text1" w:val="000000"/>
     </w:rPr>
     <w:tblPr>
@@ -9040,6 +9475,7 @@
     </w:tblPr>
     <w:tblStylePr w:type="firstRow">
       <w:rPr>
+        <w:rFonts w:eastAsia="黑体"/>
         <w:sz w:val="24"/>
         <w:szCs w:val="24"/>
       </w:rPr>
@@ -9146,7 +9582,7 @@
       <w:spacing w:after="0" w:line="240" w:lineRule="auto"/>
     </w:pPr>
     <w:rPr>
-      <w:rFonts w:asciiTheme="majorHAnsi" w:cstheme="majorBidi" w:eastAsiaTheme="majorEastAsia" w:hAnsiTheme="majorHAnsi"/>
+      <w:rFonts w:asciiTheme="majorHAnsi" w:cstheme="majorBidi" w:hAnsiTheme="majorHAnsi" w:eastAsia="黑体"/>
       <w:color w:themeColor="text1" w:val="000000"/>
     </w:rPr>
     <w:tblPr>
@@ -9168,6 +9604,7 @@
     </w:tblPr>
     <w:tblStylePr w:type="firstRow">
       <w:rPr>
+        <w:rFonts w:eastAsia="黑体"/>
         <w:sz w:val="24"/>
         <w:szCs w:val="24"/>
       </w:rPr>
@@ -9274,7 +9711,7 @@
       <w:spacing w:after="0" w:line="240" w:lineRule="auto"/>
     </w:pPr>
     <w:rPr>
-      <w:rFonts w:asciiTheme="majorHAnsi" w:cstheme="majorBidi" w:eastAsiaTheme="majorEastAsia" w:hAnsiTheme="majorHAnsi"/>
+      <w:rFonts w:asciiTheme="majorHAnsi" w:cstheme="majorBidi" w:hAnsiTheme="majorHAnsi" w:eastAsia="黑体"/>
       <w:color w:themeColor="text1" w:val="000000"/>
     </w:rPr>
     <w:tblPr>
@@ -9296,6 +9733,7 @@
     </w:tblPr>
     <w:tblStylePr w:type="firstRow">
       <w:rPr>
+        <w:rFonts w:eastAsia="黑体"/>
         <w:sz w:val="24"/>
         <w:szCs w:val="24"/>
       </w:rPr>
@@ -9402,7 +9840,7 @@
       <w:spacing w:after="0" w:line="240" w:lineRule="auto"/>
     </w:pPr>
     <w:rPr>
-      <w:rFonts w:asciiTheme="majorHAnsi" w:cstheme="majorBidi" w:eastAsiaTheme="majorEastAsia" w:hAnsiTheme="majorHAnsi"/>
+      <w:rFonts w:asciiTheme="majorHAnsi" w:cstheme="majorBidi" w:hAnsiTheme="majorHAnsi" w:eastAsia="黑体"/>
       <w:color w:themeColor="text1" w:val="000000"/>
     </w:rPr>
     <w:tblPr>
@@ -9424,6 +9862,7 @@
     </w:tblPr>
     <w:tblStylePr w:type="firstRow">
       <w:rPr>
+        <w:rFonts w:eastAsia="黑体"/>
         <w:sz w:val="24"/>
         <w:szCs w:val="24"/>
       </w:rPr>
@@ -9530,7 +9969,7 @@
       <w:spacing w:after="0" w:line="240" w:lineRule="auto"/>
     </w:pPr>
     <w:rPr>
-      <w:rFonts w:asciiTheme="majorHAnsi" w:cstheme="majorBidi" w:eastAsiaTheme="majorEastAsia" w:hAnsiTheme="majorHAnsi"/>
+      <w:rFonts w:asciiTheme="majorHAnsi" w:cstheme="majorBidi" w:hAnsiTheme="majorHAnsi" w:eastAsia="黑体"/>
       <w:color w:themeColor="text1" w:val="000000"/>
     </w:rPr>
     <w:tblPr>
@@ -9552,6 +9991,7 @@
     </w:tblPr>
     <w:tblStylePr w:type="firstRow">
       <w:rPr>
+        <w:rFonts w:eastAsia="黑体"/>
         <w:sz w:val="24"/>
         <w:szCs w:val="24"/>
       </w:rPr>
@@ -9658,7 +10098,7 @@
       <w:spacing w:after="0" w:line="240" w:lineRule="auto"/>
     </w:pPr>
     <w:rPr>
-      <w:rFonts w:asciiTheme="majorHAnsi" w:cstheme="majorBidi" w:eastAsiaTheme="majorEastAsia" w:hAnsiTheme="majorHAnsi"/>
+      <w:rFonts w:asciiTheme="majorHAnsi" w:cstheme="majorBidi" w:hAnsiTheme="majorHAnsi" w:eastAsia="黑体"/>
       <w:color w:themeColor="text1" w:val="000000"/>
     </w:rPr>
     <w:tblPr>
@@ -9680,6 +10120,7 @@
     </w:tblPr>
     <w:tblStylePr w:type="firstRow">
       <w:rPr>
+        <w:rFonts w:eastAsia="黑体"/>
         <w:sz w:val="24"/>
         <w:szCs w:val="24"/>
       </w:rPr>
@@ -9809,12 +10250,14 @@
     </w:tcPr>
     <w:tblStylePr w:type="firstRow">
       <w:rPr>
+        <w:rFonts w:eastAsia="黑体"/>
         <w:b/>
         <w:bCs/>
       </w:rPr>
     </w:tblStylePr>
     <w:tblStylePr w:type="lastRow">
       <w:rPr>
+        <w:rFonts w:eastAsia="黑体"/>
         <w:b/>
         <w:bCs/>
       </w:rPr>
@@ -9827,12 +10270,14 @@
     </w:tblStylePr>
     <w:tblStylePr w:type="firstCol">
       <w:rPr>
+        <w:rFonts w:eastAsia="黑体"/>
         <w:b/>
         <w:bCs/>
       </w:rPr>
     </w:tblStylePr>
     <w:tblStylePr w:type="lastCol">
       <w:rPr>
+        <w:rFonts w:eastAsia="黑体"/>
         <w:b/>
         <w:bCs/>
       </w:rPr>
@@ -9882,12 +10327,14 @@
     </w:tcPr>
     <w:tblStylePr w:type="firstRow">
       <w:rPr>
+        <w:rFonts w:eastAsia="黑体"/>
         <w:b/>
         <w:bCs/>
       </w:rPr>
     </w:tblStylePr>
     <w:tblStylePr w:type="lastRow">
       <w:rPr>
+        <w:rFonts w:eastAsia="黑体"/>
         <w:b/>
         <w:bCs/>
       </w:rPr>
@@ -9900,12 +10347,14 @@
     </w:tblStylePr>
     <w:tblStylePr w:type="firstCol">
       <w:rPr>
+        <w:rFonts w:eastAsia="黑体"/>
         <w:b/>
         <w:bCs/>
       </w:rPr>
     </w:tblStylePr>
     <w:tblStylePr w:type="lastCol">
       <w:rPr>
+        <w:rFonts w:eastAsia="黑体"/>
         <w:b/>
         <w:bCs/>
       </w:rPr>
@@ -9955,12 +10404,14 @@
     </w:tcPr>
     <w:tblStylePr w:type="firstRow">
       <w:rPr>
+        <w:rFonts w:eastAsia="黑体"/>
         <w:b/>
         <w:bCs/>
       </w:rPr>
     </w:tblStylePr>
     <w:tblStylePr w:type="lastRow">
       <w:rPr>
+        <w:rFonts w:eastAsia="黑体"/>
         <w:b/>
         <w:bCs/>
       </w:rPr>
@@ -9973,12 +10424,14 @@
     </w:tblStylePr>
     <w:tblStylePr w:type="firstCol">
       <w:rPr>
+        <w:rFonts w:eastAsia="黑体"/>
         <w:b/>
         <w:bCs/>
       </w:rPr>
     </w:tblStylePr>
     <w:tblStylePr w:type="lastCol">
       <w:rPr>
+        <w:rFonts w:eastAsia="黑体"/>
         <w:b/>
         <w:bCs/>
       </w:rPr>
@@ -10028,12 +10481,14 @@
     </w:tcPr>
     <w:tblStylePr w:type="firstRow">
       <w:rPr>
+        <w:rFonts w:eastAsia="黑体"/>
         <w:b/>
         <w:bCs/>
       </w:rPr>
     </w:tblStylePr>
     <w:tblStylePr w:type="lastRow">
       <w:rPr>
+        <w:rFonts w:eastAsia="黑体"/>
         <w:b/>
         <w:bCs/>
       </w:rPr>
@@ -10046,12 +10501,14 @@
     </w:tblStylePr>
     <w:tblStylePr w:type="firstCol">
       <w:rPr>
+        <w:rFonts w:eastAsia="黑体"/>
         <w:b/>
         <w:bCs/>
       </w:rPr>
     </w:tblStylePr>
     <w:tblStylePr w:type="lastCol">
       <w:rPr>
+        <w:rFonts w:eastAsia="黑体"/>
         <w:b/>
         <w:bCs/>
       </w:rPr>
@@ -10101,12 +10558,14 @@
     </w:tcPr>
     <w:tblStylePr w:type="firstRow">
       <w:rPr>
+        <w:rFonts w:eastAsia="黑体"/>
         <w:b/>
         <w:bCs/>
       </w:rPr>
     </w:tblStylePr>
     <w:tblStylePr w:type="lastRow">
       <w:rPr>
+        <w:rFonts w:eastAsia="黑体"/>
         <w:b/>
         <w:bCs/>
       </w:rPr>
@@ -10119,12 +10578,14 @@
     </w:tblStylePr>
     <w:tblStylePr w:type="firstCol">
       <w:rPr>
+        <w:rFonts w:eastAsia="黑体"/>
         <w:b/>
         <w:bCs/>
       </w:rPr>
     </w:tblStylePr>
     <w:tblStylePr w:type="lastCol">
       <w:rPr>
+        <w:rFonts w:eastAsia="黑体"/>
         <w:b/>
         <w:bCs/>
       </w:rPr>
@@ -10174,12 +10635,14 @@
     </w:tcPr>
     <w:tblStylePr w:type="firstRow">
       <w:rPr>
+        <w:rFonts w:eastAsia="黑体"/>
         <w:b/>
         <w:bCs/>
       </w:rPr>
     </w:tblStylePr>
     <w:tblStylePr w:type="lastRow">
       <w:rPr>
+        <w:rFonts w:eastAsia="黑体"/>
         <w:b/>
         <w:bCs/>
       </w:rPr>
@@ -10192,12 +10655,14 @@
     </w:tblStylePr>
     <w:tblStylePr w:type="firstCol">
       <w:rPr>
+        <w:rFonts w:eastAsia="黑体"/>
         <w:b/>
         <w:bCs/>
       </w:rPr>
     </w:tblStylePr>
     <w:tblStylePr w:type="lastCol">
       <w:rPr>
+        <w:rFonts w:eastAsia="黑体"/>
         <w:b/>
         <w:bCs/>
       </w:rPr>
@@ -10247,12 +10712,14 @@
     </w:tcPr>
     <w:tblStylePr w:type="firstRow">
       <w:rPr>
+        <w:rFonts w:eastAsia="黑体"/>
         <w:b/>
         <w:bCs/>
       </w:rPr>
     </w:tblStylePr>
     <w:tblStylePr w:type="lastRow">
       <w:rPr>
+        <w:rFonts w:eastAsia="黑体"/>
         <w:b/>
         <w:bCs/>
       </w:rPr>
@@ -10265,12 +10732,14 @@
     </w:tblStylePr>
     <w:tblStylePr w:type="firstCol">
       <w:rPr>
+        <w:rFonts w:eastAsia="黑体"/>
         <w:b/>
         <w:bCs/>
       </w:rPr>
     </w:tblStylePr>
     <w:tblStylePr w:type="lastCol">
       <w:rPr>
+        <w:rFonts w:eastAsia="黑体"/>
         <w:b/>
         <w:bCs/>
       </w:rPr>
@@ -10297,7 +10766,7 @@
       <w:spacing w:after="0" w:line="240" w:lineRule="auto"/>
     </w:pPr>
     <w:rPr>
-      <w:rFonts w:asciiTheme="majorHAnsi" w:cstheme="majorBidi" w:eastAsiaTheme="majorEastAsia" w:hAnsiTheme="majorHAnsi"/>
+      <w:rFonts w:asciiTheme="majorHAnsi" w:cstheme="majorBidi" w:hAnsiTheme="majorHAnsi" w:eastAsia="黑体"/>
       <w:color w:themeColor="text1" w:val="000000"/>
     </w:rPr>
     <w:tblPr>
@@ -10324,6 +10793,7 @@
     </w:tcPr>
     <w:tblStylePr w:type="firstRow">
       <w:rPr>
+        <w:rFonts w:eastAsia="黑体"/>
         <w:b/>
         <w:bCs/>
         <w:color w:themeColor="text1" w:val="000000"/>
@@ -10335,6 +10805,7 @@
     </w:tblStylePr>
     <w:tblStylePr w:type="lastRow">
       <w:rPr>
+        <w:rFonts w:eastAsia="黑体"/>
         <w:b/>
         <w:bCs/>
         <w:color w:themeColor="text1" w:val="000000"/>
@@ -10354,6 +10825,7 @@
     </w:tblStylePr>
     <w:tblStylePr w:type="firstCol">
       <w:rPr>
+        <w:rFonts w:eastAsia="黑体"/>
         <w:b/>
         <w:bCs/>
         <w:color w:themeColor="text1" w:val="000000"/>
@@ -10373,6 +10845,7 @@
     </w:tblStylePr>
     <w:tblStylePr w:type="lastCol">
       <w:rPr>
+        <w:rFonts w:eastAsia="黑体"/>
         <w:b w:val="0"/>
         <w:bCs w:val="0"/>
         <w:color w:themeColor="text1" w:val="000000"/>
@@ -10422,7 +10895,7 @@
       <w:spacing w:after="0" w:line="240" w:lineRule="auto"/>
     </w:pPr>
     <w:rPr>
-      <w:rFonts w:asciiTheme="majorHAnsi" w:cstheme="majorBidi" w:eastAsiaTheme="majorEastAsia" w:hAnsiTheme="majorHAnsi"/>
+      <w:rFonts w:asciiTheme="majorHAnsi" w:cstheme="majorBidi" w:hAnsiTheme="majorHAnsi" w:eastAsia="黑体"/>
       <w:color w:themeColor="text1" w:val="000000"/>
     </w:rPr>
     <w:tblPr>
@@ -10449,6 +10922,7 @@
     </w:tcPr>
     <w:tblStylePr w:type="firstRow">
       <w:rPr>
+        <w:rFonts w:eastAsia="黑体"/>
         <w:b/>
         <w:bCs/>
         <w:color w:themeColor="text1" w:val="000000"/>
@@ -10460,6 +10934,7 @@
     </w:tblStylePr>
     <w:tblStylePr w:type="lastRow">
       <w:rPr>
+        <w:rFonts w:eastAsia="黑体"/>
         <w:b/>
         <w:bCs/>
         <w:color w:themeColor="text1" w:val="000000"/>
@@ -10479,6 +10954,7 @@
     </w:tblStylePr>
     <w:tblStylePr w:type="firstCol">
       <w:rPr>
+        <w:rFonts w:eastAsia="黑体"/>
         <w:b/>
         <w:bCs/>
         <w:color w:themeColor="text1" w:val="000000"/>
@@ -10498,6 +10974,7 @@
     </w:tblStylePr>
     <w:tblStylePr w:type="lastCol">
       <w:rPr>
+        <w:rFonts w:eastAsia="黑体"/>
         <w:b w:val="0"/>
         <w:bCs w:val="0"/>
         <w:color w:themeColor="text1" w:val="000000"/>
@@ -10547,7 +11024,7 @@
       <w:spacing w:after="0" w:line="240" w:lineRule="auto"/>
     </w:pPr>
     <w:rPr>
-      <w:rFonts w:asciiTheme="majorHAnsi" w:cstheme="majorBidi" w:eastAsiaTheme="majorEastAsia" w:hAnsiTheme="majorHAnsi"/>
+      <w:rFonts w:asciiTheme="majorHAnsi" w:cstheme="majorBidi" w:hAnsiTheme="majorHAnsi" w:eastAsia="黑体"/>
       <w:color w:themeColor="text1" w:val="000000"/>
     </w:rPr>
     <w:tblPr>
@@ -10574,6 +11051,7 @@
     </w:tcPr>
     <w:tblStylePr w:type="firstRow">
       <w:rPr>
+        <w:rFonts w:eastAsia="黑体"/>
         <w:b/>
         <w:bCs/>
         <w:color w:themeColor="text1" w:val="000000"/>
@@ -10585,6 +11063,7 @@
     </w:tblStylePr>
     <w:tblStylePr w:type="lastRow">
       <w:rPr>
+        <w:rFonts w:eastAsia="黑体"/>
         <w:b/>
         <w:bCs/>
         <w:color w:themeColor="text1" w:val="000000"/>
@@ -10604,6 +11083,7 @@
     </w:tblStylePr>
     <w:tblStylePr w:type="firstCol">
       <w:rPr>
+        <w:rFonts w:eastAsia="黑体"/>
         <w:b/>
         <w:bCs/>
         <w:color w:themeColor="text1" w:val="000000"/>
@@ -10623,6 +11103,7 @@
     </w:tblStylePr>
     <w:tblStylePr w:type="lastCol">
       <w:rPr>
+        <w:rFonts w:eastAsia="黑体"/>
         <w:b w:val="0"/>
         <w:bCs w:val="0"/>
         <w:color w:themeColor="text1" w:val="000000"/>
@@ -10672,7 +11153,7 @@
       <w:spacing w:after="0" w:line="240" w:lineRule="auto"/>
     </w:pPr>
     <w:rPr>
-      <w:rFonts w:asciiTheme="majorHAnsi" w:cstheme="majorBidi" w:eastAsiaTheme="majorEastAsia" w:hAnsiTheme="majorHAnsi"/>
+      <w:rFonts w:asciiTheme="majorHAnsi" w:cstheme="majorBidi" w:hAnsiTheme="majorHAnsi" w:eastAsia="黑体"/>
       <w:color w:themeColor="text1" w:val="000000"/>
     </w:rPr>
     <w:tblPr>
@@ -10699,6 +11180,7 @@
     </w:tcPr>
     <w:tblStylePr w:type="firstRow">
       <w:rPr>
+        <w:rFonts w:eastAsia="黑体"/>
         <w:b/>
         <w:bCs/>
         <w:color w:themeColor="text1" w:val="000000"/>
@@ -10710,6 +11192,7 @@
     </w:tblStylePr>
     <w:tblStylePr w:type="lastRow">
       <w:rPr>
+        <w:rFonts w:eastAsia="黑体"/>
         <w:b/>
         <w:bCs/>
         <w:color w:themeColor="text1" w:val="000000"/>
@@ -10729,6 +11212,7 @@
     </w:tblStylePr>
     <w:tblStylePr w:type="firstCol">
       <w:rPr>
+        <w:rFonts w:eastAsia="黑体"/>
         <w:b/>
         <w:bCs/>
         <w:color w:themeColor="text1" w:val="000000"/>
@@ -10748,6 +11232,7 @@
     </w:tblStylePr>
     <w:tblStylePr w:type="lastCol">
       <w:rPr>
+        <w:rFonts w:eastAsia="黑体"/>
         <w:b w:val="0"/>
         <w:bCs w:val="0"/>
         <w:color w:themeColor="text1" w:val="000000"/>
@@ -10797,7 +11282,7 @@
       <w:spacing w:after="0" w:line="240" w:lineRule="auto"/>
     </w:pPr>
     <w:rPr>
-      <w:rFonts w:asciiTheme="majorHAnsi" w:cstheme="majorBidi" w:eastAsiaTheme="majorEastAsia" w:hAnsiTheme="majorHAnsi"/>
+      <w:rFonts w:asciiTheme="majorHAnsi" w:cstheme="majorBidi" w:hAnsiTheme="majorHAnsi" w:eastAsia="黑体"/>
       <w:color w:themeColor="text1" w:val="000000"/>
     </w:rPr>
     <w:tblPr>
@@ -10824,6 +11309,7 @@
     </w:tcPr>
     <w:tblStylePr w:type="firstRow">
       <w:rPr>
+        <w:rFonts w:eastAsia="黑体"/>
         <w:b/>
         <w:bCs/>
         <w:color w:themeColor="text1" w:val="000000"/>
@@ -10835,6 +11321,7 @@
     </w:tblStylePr>
     <w:tblStylePr w:type="lastRow">
       <w:rPr>
+        <w:rFonts w:eastAsia="黑体"/>
         <w:b/>
         <w:bCs/>
         <w:color w:themeColor="text1" w:val="000000"/>
@@ -10854,6 +11341,7 @@
     </w:tblStylePr>
     <w:tblStylePr w:type="firstCol">
       <w:rPr>
+        <w:rFonts w:eastAsia="黑体"/>
         <w:b/>
         <w:bCs/>
         <w:color w:themeColor="text1" w:val="000000"/>
@@ -10873,6 +11361,7 @@
     </w:tblStylePr>
     <w:tblStylePr w:type="lastCol">
       <w:rPr>
+        <w:rFonts w:eastAsia="黑体"/>
         <w:b w:val="0"/>
         <w:bCs w:val="0"/>
         <w:color w:themeColor="text1" w:val="000000"/>
@@ -10922,7 +11411,7 @@
       <w:spacing w:after="0" w:line="240" w:lineRule="auto"/>
     </w:pPr>
     <w:rPr>
-      <w:rFonts w:asciiTheme="majorHAnsi" w:cstheme="majorBidi" w:eastAsiaTheme="majorEastAsia" w:hAnsiTheme="majorHAnsi"/>
+      <w:rFonts w:asciiTheme="majorHAnsi" w:cstheme="majorBidi" w:hAnsiTheme="majorHAnsi" w:eastAsia="黑体"/>
       <w:color w:themeColor="text1" w:val="000000"/>
     </w:rPr>
     <w:tblPr>
@@ -10949,6 +11438,7 @@
     </w:tcPr>
     <w:tblStylePr w:type="firstRow">
       <w:rPr>
+        <w:rFonts w:eastAsia="黑体"/>
         <w:b/>
         <w:bCs/>
         <w:color w:themeColor="text1" w:val="000000"/>
@@ -10960,6 +11450,7 @@
     </w:tblStylePr>
     <w:tblStylePr w:type="lastRow">
       <w:rPr>
+        <w:rFonts w:eastAsia="黑体"/>
         <w:b/>
         <w:bCs/>
         <w:color w:themeColor="text1" w:val="000000"/>
@@ -10979,6 +11470,7 @@
     </w:tblStylePr>
     <w:tblStylePr w:type="firstCol">
       <w:rPr>
+        <w:rFonts w:eastAsia="黑体"/>
         <w:b/>
         <w:bCs/>
         <w:color w:themeColor="text1" w:val="000000"/>
@@ -10998,6 +11490,7 @@
     </w:tblStylePr>
     <w:tblStylePr w:type="lastCol">
       <w:rPr>
+        <w:rFonts w:eastAsia="黑体"/>
         <w:b w:val="0"/>
         <w:bCs w:val="0"/>
         <w:color w:themeColor="text1" w:val="000000"/>
@@ -11047,7 +11540,7 @@
       <w:spacing w:after="0" w:line="240" w:lineRule="auto"/>
     </w:pPr>
     <w:rPr>
-      <w:rFonts w:asciiTheme="majorHAnsi" w:cstheme="majorBidi" w:eastAsiaTheme="majorEastAsia" w:hAnsiTheme="majorHAnsi"/>
+      <w:rFonts w:asciiTheme="majorHAnsi" w:cstheme="majorBidi" w:hAnsiTheme="majorHAnsi" w:eastAsia="黑体"/>
       <w:color w:themeColor="text1" w:val="000000"/>
     </w:rPr>
     <w:tblPr>
@@ -11074,6 +11567,7 @@
     </w:tcPr>
     <w:tblStylePr w:type="firstRow">
       <w:rPr>
+        <w:rFonts w:eastAsia="黑体"/>
         <w:b/>
         <w:bCs/>
         <w:color w:themeColor="text1" w:val="000000"/>
@@ -11085,6 +11579,7 @@
     </w:tblStylePr>
     <w:tblStylePr w:type="lastRow">
       <w:rPr>
+        <w:rFonts w:eastAsia="黑体"/>
         <w:b/>
         <w:bCs/>
         <w:color w:themeColor="text1" w:val="000000"/>
@@ -11104,6 +11599,7 @@
     </w:tblStylePr>
     <w:tblStylePr w:type="firstCol">
       <w:rPr>
+        <w:rFonts w:eastAsia="黑体"/>
         <w:b/>
         <w:bCs/>
         <w:color w:themeColor="text1" w:val="000000"/>
@@ -11123,6 +11619,7 @@
     </w:tblStylePr>
     <w:tblStylePr w:type="lastCol">
       <w:rPr>
+        <w:rFonts w:eastAsia="黑体"/>
         <w:b w:val="0"/>
         <w:bCs w:val="0"/>
         <w:color w:themeColor="text1" w:val="000000"/>
@@ -11195,6 +11692,7 @@
     </w:tcPr>
     <w:tblStylePr w:type="firstRow">
       <w:rPr>
+        <w:rFonts w:eastAsia="黑体"/>
         <w:b/>
         <w:bCs/>
         <w:i w:val="0"/>
@@ -11216,6 +11714,7 @@
     </w:tblStylePr>
     <w:tblStylePr w:type="lastRow">
       <w:rPr>
+        <w:rFonts w:eastAsia="黑体"/>
         <w:b/>
         <w:bCs/>
         <w:i w:val="0"/>
@@ -11237,6 +11736,7 @@
     </w:tblStylePr>
     <w:tblStylePr w:type="firstCol">
       <w:rPr>
+        <w:rFonts w:eastAsia="黑体"/>
         <w:b/>
         <w:bCs/>
         <w:i w:val="0"/>
@@ -11256,6 +11756,7 @@
     </w:tblStylePr>
     <w:tblStylePr w:type="lastCol">
       <w:rPr>
+        <w:rFonts w:eastAsia="黑体"/>
         <w:b/>
         <w:bCs/>
         <w:i w:val="0"/>
@@ -11336,6 +11837,7 @@
     </w:tcPr>
     <w:tblStylePr w:type="firstRow">
       <w:rPr>
+        <w:rFonts w:eastAsia="黑体"/>
         <w:b/>
         <w:bCs/>
         <w:i w:val="0"/>
@@ -11357,6 +11859,7 @@
     </w:tblStylePr>
     <w:tblStylePr w:type="lastRow">
       <w:rPr>
+        <w:rFonts w:eastAsia="黑体"/>
         <w:b/>
         <w:bCs/>
         <w:i w:val="0"/>
@@ -11378,6 +11881,7 @@
     </w:tblStylePr>
     <w:tblStylePr w:type="firstCol">
       <w:rPr>
+        <w:rFonts w:eastAsia="黑体"/>
         <w:b/>
         <w:bCs/>
         <w:i w:val="0"/>
@@ -11397,6 +11901,7 @@
     </w:tblStylePr>
     <w:tblStylePr w:type="lastCol">
       <w:rPr>
+        <w:rFonts w:eastAsia="黑体"/>
         <w:b/>
         <w:bCs/>
         <w:i w:val="0"/>
@@ -11477,6 +11982,7 @@
     </w:tcPr>
     <w:tblStylePr w:type="firstRow">
       <w:rPr>
+        <w:rFonts w:eastAsia="黑体"/>
         <w:b/>
         <w:bCs/>
         <w:i w:val="0"/>
@@ -11498,6 +12004,7 @@
     </w:tblStylePr>
     <w:tblStylePr w:type="lastRow">
       <w:rPr>
+        <w:rFonts w:eastAsia="黑体"/>
         <w:b/>
         <w:bCs/>
         <w:i w:val="0"/>
@@ -11519,6 +12026,7 @@
     </w:tblStylePr>
     <w:tblStylePr w:type="firstCol">
       <w:rPr>
+        <w:rFonts w:eastAsia="黑体"/>
         <w:b/>
         <w:bCs/>
         <w:i w:val="0"/>
@@ -11538,6 +12046,7 @@
     </w:tblStylePr>
     <w:tblStylePr w:type="lastCol">
       <w:rPr>
+        <w:rFonts w:eastAsia="黑体"/>
         <w:b/>
         <w:bCs/>
         <w:i w:val="0"/>
@@ -11618,6 +12127,7 @@
     </w:tcPr>
     <w:tblStylePr w:type="firstRow">
       <w:rPr>
+        <w:rFonts w:eastAsia="黑体"/>
         <w:b/>
         <w:bCs/>
         <w:i w:val="0"/>
@@ -11639,6 +12149,7 @@
     </w:tblStylePr>
     <w:tblStylePr w:type="lastRow">
       <w:rPr>
+        <w:rFonts w:eastAsia="黑体"/>
         <w:b/>
         <w:bCs/>
         <w:i w:val="0"/>
@@ -11660,6 +12171,7 @@
     </w:tblStylePr>
     <w:tblStylePr w:type="firstCol">
       <w:rPr>
+        <w:rFonts w:eastAsia="黑体"/>
         <w:b/>
         <w:bCs/>
         <w:i w:val="0"/>
@@ -11679,6 +12191,7 @@
     </w:tblStylePr>
     <w:tblStylePr w:type="lastCol">
       <w:rPr>
+        <w:rFonts w:eastAsia="黑体"/>
         <w:b/>
         <w:bCs/>
         <w:i w:val="0"/>
@@ -11759,6 +12272,7 @@
     </w:tcPr>
     <w:tblStylePr w:type="firstRow">
       <w:rPr>
+        <w:rFonts w:eastAsia="黑体"/>
         <w:b/>
         <w:bCs/>
         <w:i w:val="0"/>
@@ -11780,6 +12294,7 @@
     </w:tblStylePr>
     <w:tblStylePr w:type="lastRow">
       <w:rPr>
+        <w:rFonts w:eastAsia="黑体"/>
         <w:b/>
         <w:bCs/>
         <w:i w:val="0"/>
@@ -11801,6 +12316,7 @@
     </w:tblStylePr>
     <w:tblStylePr w:type="firstCol">
       <w:rPr>
+        <w:rFonts w:eastAsia="黑体"/>
         <w:b/>
         <w:bCs/>
         <w:i w:val="0"/>
@@ -11820,6 +12336,7 @@
     </w:tblStylePr>
     <w:tblStylePr w:type="lastCol">
       <w:rPr>
+        <w:rFonts w:eastAsia="黑体"/>
         <w:b/>
         <w:bCs/>
         <w:i w:val="0"/>
@@ -11900,6 +12417,7 @@
     </w:tcPr>
     <w:tblStylePr w:type="firstRow">
       <w:rPr>
+        <w:rFonts w:eastAsia="黑体"/>
         <w:b/>
         <w:bCs/>
         <w:i w:val="0"/>
@@ -11921,6 +12439,7 @@
     </w:tblStylePr>
     <w:tblStylePr w:type="lastRow">
       <w:rPr>
+        <w:rFonts w:eastAsia="黑体"/>
         <w:b/>
         <w:bCs/>
         <w:i w:val="0"/>
@@ -11942,6 +12461,7 @@
     </w:tblStylePr>
     <w:tblStylePr w:type="firstCol">
       <w:rPr>
+        <w:rFonts w:eastAsia="黑体"/>
         <w:b/>
         <w:bCs/>
         <w:i w:val="0"/>
@@ -11961,6 +12481,7 @@
     </w:tblStylePr>
     <w:tblStylePr w:type="lastCol">
       <w:rPr>
+        <w:rFonts w:eastAsia="黑体"/>
         <w:b/>
         <w:bCs/>
         <w:i w:val="0"/>
@@ -12041,6 +12562,7 @@
     </w:tcPr>
     <w:tblStylePr w:type="firstRow">
       <w:rPr>
+        <w:rFonts w:eastAsia="黑体"/>
         <w:b/>
         <w:bCs/>
         <w:i w:val="0"/>
@@ -12062,6 +12584,7 @@
     </w:tblStylePr>
     <w:tblStylePr w:type="lastRow">
       <w:rPr>
+        <w:rFonts w:eastAsia="黑体"/>
         <w:b/>
         <w:bCs/>
         <w:i w:val="0"/>
@@ -12083,6 +12606,7 @@
     </w:tblStylePr>
     <w:tblStylePr w:type="firstCol">
       <w:rPr>
+        <w:rFonts w:eastAsia="黑体"/>
         <w:b/>
         <w:bCs/>
         <w:i w:val="0"/>
@@ -12102,6 +12626,7 @@
     </w:tblStylePr>
     <w:tblStylePr w:type="lastCol">
       <w:rPr>
+        <w:rFonts w:eastAsia="黑体"/>
         <w:b/>
         <w:bCs/>
         <w:i w:val="0"/>
@@ -12159,6 +12684,7 @@
       <w:spacing w:after="0" w:line="240" w:lineRule="auto"/>
     </w:pPr>
     <w:rPr>
+      <w:rFonts w:eastAsia="黑体"/>
       <w:color w:themeColor="background1" w:val="FFFFFF"/>
     </w:rPr>
     <w:tblPr>
@@ -12177,6 +12703,7 @@
     </w:tcPr>
     <w:tblStylePr w:type="firstRow">
       <w:rPr>
+        <w:rFonts w:eastAsia="黑体"/>
         <w:b/>
         <w:bCs/>
       </w:rPr>
@@ -12273,6 +12800,7 @@
       <w:spacing w:after="0" w:line="240" w:lineRule="auto"/>
     </w:pPr>
     <w:rPr>
+      <w:rFonts w:eastAsia="黑体"/>
       <w:color w:themeColor="background1" w:val="FFFFFF"/>
     </w:rPr>
     <w:tblPr>
@@ -12291,6 +12819,7 @@
     </w:tcPr>
     <w:tblStylePr w:type="firstRow">
       <w:rPr>
+        <w:rFonts w:eastAsia="黑体"/>
         <w:b/>
         <w:bCs/>
       </w:rPr>
@@ -12387,6 +12916,7 @@
       <w:spacing w:after="0" w:line="240" w:lineRule="auto"/>
     </w:pPr>
     <w:rPr>
+      <w:rFonts w:eastAsia="黑体"/>
       <w:color w:themeColor="background1" w:val="FFFFFF"/>
     </w:rPr>
     <w:tblPr>
@@ -12405,6 +12935,7 @@
     </w:tcPr>
     <w:tblStylePr w:type="firstRow">
       <w:rPr>
+        <w:rFonts w:eastAsia="黑体"/>
         <w:b/>
         <w:bCs/>
       </w:rPr>
@@ -12501,6 +13032,7 @@
       <w:spacing w:after="0" w:line="240" w:lineRule="auto"/>
     </w:pPr>
     <w:rPr>
+      <w:rFonts w:eastAsia="黑体"/>
       <w:color w:themeColor="background1" w:val="FFFFFF"/>
     </w:rPr>
     <w:tblPr>
@@ -12519,6 +13051,7 @@
     </w:tcPr>
     <w:tblStylePr w:type="firstRow">
       <w:rPr>
+        <w:rFonts w:eastAsia="黑体"/>
         <w:b/>
         <w:bCs/>
       </w:rPr>
@@ -12615,6 +13148,7 @@
       <w:spacing w:after="0" w:line="240" w:lineRule="auto"/>
     </w:pPr>
     <w:rPr>
+      <w:rFonts w:eastAsia="黑体"/>
       <w:color w:themeColor="background1" w:val="FFFFFF"/>
     </w:rPr>
     <w:tblPr>
@@ -12633,6 +13167,7 @@
     </w:tcPr>
     <w:tblStylePr w:type="firstRow">
       <w:rPr>
+        <w:rFonts w:eastAsia="黑体"/>
         <w:b/>
         <w:bCs/>
       </w:rPr>
@@ -12729,6 +13264,7 @@
       <w:spacing w:after="0" w:line="240" w:lineRule="auto"/>
     </w:pPr>
     <w:rPr>
+      <w:rFonts w:eastAsia="黑体"/>
       <w:color w:themeColor="background1" w:val="FFFFFF"/>
     </w:rPr>
     <w:tblPr>
@@ -12747,6 +13283,7 @@
     </w:tcPr>
     <w:tblStylePr w:type="firstRow">
       <w:rPr>
+        <w:rFonts w:eastAsia="黑体"/>
         <w:b/>
         <w:bCs/>
       </w:rPr>
@@ -12843,6 +13380,7 @@
       <w:spacing w:after="0" w:line="240" w:lineRule="auto"/>
     </w:pPr>
     <w:rPr>
+      <w:rFonts w:eastAsia="黑体"/>
       <w:color w:themeColor="background1" w:val="FFFFFF"/>
     </w:rPr>
     <w:tblPr>
@@ -12861,6 +13399,7 @@
     </w:tcPr>
     <w:tblStylePr w:type="firstRow">
       <w:rPr>
+        <w:rFonts w:eastAsia="黑体"/>
         <w:b/>
         <w:bCs/>
       </w:rPr>
@@ -12957,6 +13496,7 @@
       <w:spacing w:after="0" w:line="240" w:lineRule="auto"/>
     </w:pPr>
     <w:rPr>
+      <w:rFonts w:eastAsia="黑体"/>
       <w:color w:themeColor="text1" w:val="000000"/>
     </w:rPr>
     <w:tblPr>
@@ -12983,6 +13523,7 @@
     </w:tcPr>
     <w:tblStylePr w:type="firstRow">
       <w:rPr>
+        <w:rFonts w:eastAsia="黑体"/>
         <w:b/>
         <w:bCs/>
       </w:rPr>
@@ -13001,6 +13542,7 @@
     </w:tblStylePr>
     <w:tblStylePr w:type="lastRow">
       <w:rPr>
+        <w:rFonts w:eastAsia="黑体"/>
         <w:b/>
         <w:bCs/>
         <w:color w:themeColor="background1" w:val="FFFFFF"/>
@@ -13015,6 +13557,7 @@
     </w:tblStylePr>
     <w:tblStylePr w:type="firstCol">
       <w:rPr>
+        <w:rFonts w:eastAsia="黑体"/>
         <w:color w:themeColor="background1" w:val="FFFFFF"/>
       </w:rPr>
       <w:tblPr/>
@@ -13032,6 +13575,7 @@
     </w:tblStylePr>
     <w:tblStylePr w:type="lastCol">
       <w:rPr>
+        <w:rFonts w:eastAsia="黑体"/>
         <w:color w:themeColor="background1" w:val="FFFFFF"/>
       </w:rPr>
       <w:tblPr/>
@@ -13061,11 +13605,13 @@
     </w:tblStylePr>
     <w:tblStylePr w:type="neCell">
       <w:rPr>
+        <w:rFonts w:eastAsia="黑体"/>
         <w:color w:themeColor="text1" w:val="000000"/>
       </w:rPr>
     </w:tblStylePr>
     <w:tblStylePr w:type="nwCell">
       <w:rPr>
+        <w:rFonts w:eastAsia="黑体"/>
         <w:color w:themeColor="text1" w:val="000000"/>
       </w:rPr>
     </w:tblStylePr>
@@ -13079,6 +13625,7 @@
       <w:spacing w:after="0" w:line="240" w:lineRule="auto"/>
     </w:pPr>
     <w:rPr>
+      <w:rFonts w:eastAsia="黑体"/>
       <w:color w:themeColor="text1" w:val="000000"/>
     </w:rPr>
     <w:tblPr>
@@ -13105,6 +13652,7 @@
     </w:tcPr>
     <w:tblStylePr w:type="firstRow">
       <w:rPr>
+        <w:rFonts w:eastAsia="黑体"/>
         <w:b/>
         <w:bCs/>
       </w:rPr>
@@ -13123,6 +13671,7 @@
     </w:tblStylePr>
     <w:tblStylePr w:type="lastRow">
       <w:rPr>
+        <w:rFonts w:eastAsia="黑体"/>
         <w:b/>
         <w:bCs/>
         <w:color w:themeColor="background1" w:val="FFFFFF"/>
@@ -13137,6 +13686,7 @@
     </w:tblStylePr>
     <w:tblStylePr w:type="firstCol">
       <w:rPr>
+        <w:rFonts w:eastAsia="黑体"/>
         <w:color w:themeColor="background1" w:val="FFFFFF"/>
       </w:rPr>
       <w:tblPr/>
@@ -13154,6 +13704,7 @@
     </w:tblStylePr>
     <w:tblStylePr w:type="lastCol">
       <w:rPr>
+        <w:rFonts w:eastAsia="黑体"/>
         <w:color w:themeColor="background1" w:val="FFFFFF"/>
       </w:rPr>
       <w:tblPr/>
@@ -13183,11 +13734,13 @@
     </w:tblStylePr>
     <w:tblStylePr w:type="neCell">
       <w:rPr>
+        <w:rFonts w:eastAsia="黑体"/>
         <w:color w:themeColor="text1" w:val="000000"/>
       </w:rPr>
     </w:tblStylePr>
     <w:tblStylePr w:type="nwCell">
       <w:rPr>
+        <w:rFonts w:eastAsia="黑体"/>
         <w:color w:themeColor="text1" w:val="000000"/>
       </w:rPr>
     </w:tblStylePr>
@@ -13201,6 +13754,7 @@
       <w:spacing w:after="0" w:line="240" w:lineRule="auto"/>
     </w:pPr>
     <w:rPr>
+      <w:rFonts w:eastAsia="黑体"/>
       <w:color w:themeColor="text1" w:val="000000"/>
     </w:rPr>
     <w:tblPr>
@@ -13227,6 +13781,7 @@
     </w:tcPr>
     <w:tblStylePr w:type="firstRow">
       <w:rPr>
+        <w:rFonts w:eastAsia="黑体"/>
         <w:b/>
         <w:bCs/>
       </w:rPr>
@@ -13245,6 +13800,7 @@
     </w:tblStylePr>
     <w:tblStylePr w:type="lastRow">
       <w:rPr>
+        <w:rFonts w:eastAsia="黑体"/>
         <w:b/>
         <w:bCs/>
         <w:color w:themeColor="background1" w:val="FFFFFF"/>
@@ -13259,6 +13815,7 @@
     </w:tblStylePr>
     <w:tblStylePr w:type="firstCol">
       <w:rPr>
+        <w:rFonts w:eastAsia="黑体"/>
         <w:color w:themeColor="background1" w:val="FFFFFF"/>
       </w:rPr>
       <w:tblPr/>
@@ -13276,6 +13833,7 @@
     </w:tblStylePr>
     <w:tblStylePr w:type="lastCol">
       <w:rPr>
+        <w:rFonts w:eastAsia="黑体"/>
         <w:color w:themeColor="background1" w:val="FFFFFF"/>
       </w:rPr>
       <w:tblPr/>
@@ -13305,11 +13863,13 @@
     </w:tblStylePr>
     <w:tblStylePr w:type="neCell">
       <w:rPr>
+        <w:rFonts w:eastAsia="黑体"/>
         <w:color w:themeColor="text1" w:val="000000"/>
       </w:rPr>
     </w:tblStylePr>
     <w:tblStylePr w:type="nwCell">
       <w:rPr>
+        <w:rFonts w:eastAsia="黑体"/>
         <w:color w:themeColor="text1" w:val="000000"/>
       </w:rPr>
     </w:tblStylePr>
@@ -13323,6 +13883,7 @@
       <w:spacing w:after="0" w:line="240" w:lineRule="auto"/>
     </w:pPr>
     <w:rPr>
+      <w:rFonts w:eastAsia="黑体"/>
       <w:color w:themeColor="text1" w:val="000000"/>
     </w:rPr>
     <w:tblPr>
@@ -13349,6 +13910,7 @@
     </w:tcPr>
     <w:tblStylePr w:type="firstRow">
       <w:rPr>
+        <w:rFonts w:eastAsia="黑体"/>
         <w:b/>
         <w:bCs/>
       </w:rPr>
@@ -13367,6 +13929,7 @@
     </w:tblStylePr>
     <w:tblStylePr w:type="lastRow">
       <w:rPr>
+        <w:rFonts w:eastAsia="黑体"/>
         <w:b/>
         <w:bCs/>
         <w:color w:themeColor="background1" w:val="FFFFFF"/>
@@ -13381,6 +13944,7 @@
     </w:tblStylePr>
     <w:tblStylePr w:type="firstCol">
       <w:rPr>
+        <w:rFonts w:eastAsia="黑体"/>
         <w:color w:themeColor="background1" w:val="FFFFFF"/>
       </w:rPr>
       <w:tblPr/>
@@ -13398,6 +13962,7 @@
     </w:tblStylePr>
     <w:tblStylePr w:type="lastCol">
       <w:rPr>
+        <w:rFonts w:eastAsia="黑体"/>
         <w:color w:themeColor="background1" w:val="FFFFFF"/>
       </w:rPr>
       <w:tblPr/>
@@ -13435,6 +14000,7 @@
       <w:spacing w:after="0" w:line="240" w:lineRule="auto"/>
     </w:pPr>
     <w:rPr>
+      <w:rFonts w:eastAsia="黑体"/>
       <w:color w:themeColor="text1" w:val="000000"/>
     </w:rPr>
     <w:tblPr>
@@ -13461,6 +14027,7 @@
     </w:tcPr>
     <w:tblStylePr w:type="firstRow">
       <w:rPr>
+        <w:rFonts w:eastAsia="黑体"/>
         <w:b/>
         <w:bCs/>
       </w:rPr>
@@ -13479,6 +14046,7 @@
     </w:tblStylePr>
     <w:tblStylePr w:type="lastRow">
       <w:rPr>
+        <w:rFonts w:eastAsia="黑体"/>
         <w:b/>
         <w:bCs/>
         <w:color w:themeColor="background1" w:val="FFFFFF"/>
@@ -13493,6 +14061,7 @@
     </w:tblStylePr>
     <w:tblStylePr w:type="firstCol">
       <w:rPr>
+        <w:rFonts w:eastAsia="黑体"/>
         <w:color w:themeColor="background1" w:val="FFFFFF"/>
       </w:rPr>
       <w:tblPr/>
@@ -13510,6 +14079,7 @@
     </w:tblStylePr>
     <w:tblStylePr w:type="lastCol">
       <w:rPr>
+        <w:rFonts w:eastAsia="黑体"/>
         <w:color w:themeColor="background1" w:val="FFFFFF"/>
       </w:rPr>
       <w:tblPr/>
@@ -13539,11 +14109,13 @@
     </w:tblStylePr>
     <w:tblStylePr w:type="neCell">
       <w:rPr>
+        <w:rFonts w:eastAsia="黑体"/>
         <w:color w:themeColor="text1" w:val="000000"/>
       </w:rPr>
     </w:tblStylePr>
     <w:tblStylePr w:type="nwCell">
       <w:rPr>
+        <w:rFonts w:eastAsia="黑体"/>
         <w:color w:themeColor="text1" w:val="000000"/>
       </w:rPr>
     </w:tblStylePr>
@@ -13557,6 +14129,7 @@
       <w:spacing w:after="0" w:line="240" w:lineRule="auto"/>
     </w:pPr>
     <w:rPr>
+      <w:rFonts w:eastAsia="黑体"/>
       <w:color w:themeColor="text1" w:val="000000"/>
     </w:rPr>
     <w:tblPr>
@@ -13583,6 +14156,7 @@
     </w:tcPr>
     <w:tblStylePr w:type="firstRow">
       <w:rPr>
+        <w:rFonts w:eastAsia="黑体"/>
         <w:b/>
         <w:bCs/>
       </w:rPr>
@@ -13601,6 +14175,7 @@
     </w:tblStylePr>
     <w:tblStylePr w:type="lastRow">
       <w:rPr>
+        <w:rFonts w:eastAsia="黑体"/>
         <w:b/>
         <w:bCs/>
         <w:color w:themeColor="background1" w:val="FFFFFF"/>
@@ -13615,6 +14190,7 @@
     </w:tblStylePr>
     <w:tblStylePr w:type="firstCol">
       <w:rPr>
+        <w:rFonts w:eastAsia="黑体"/>
         <w:color w:themeColor="background1" w:val="FFFFFF"/>
       </w:rPr>
       <w:tblPr/>
@@ -13632,6 +14208,7 @@
     </w:tblStylePr>
     <w:tblStylePr w:type="lastCol">
       <w:rPr>
+        <w:rFonts w:eastAsia="黑体"/>
         <w:color w:themeColor="background1" w:val="FFFFFF"/>
       </w:rPr>
       <w:tblPr/>
@@ -13661,11 +14238,13 @@
     </w:tblStylePr>
     <w:tblStylePr w:type="neCell">
       <w:rPr>
+        <w:rFonts w:eastAsia="黑体"/>
         <w:color w:themeColor="text1" w:val="000000"/>
       </w:rPr>
     </w:tblStylePr>
     <w:tblStylePr w:type="nwCell">
       <w:rPr>
+        <w:rFonts w:eastAsia="黑体"/>
         <w:color w:themeColor="text1" w:val="000000"/>
       </w:rPr>
     </w:tblStylePr>
@@ -13679,6 +14258,7 @@
       <w:spacing w:after="0" w:line="240" w:lineRule="auto"/>
     </w:pPr>
     <w:rPr>
+      <w:rFonts w:eastAsia="黑体"/>
       <w:color w:themeColor="text1" w:val="000000"/>
     </w:rPr>
     <w:tblPr>
@@ -13705,6 +14285,7 @@
     </w:tcPr>
     <w:tblStylePr w:type="firstRow">
       <w:rPr>
+        <w:rFonts w:eastAsia="黑体"/>
         <w:b/>
         <w:bCs/>
       </w:rPr>
@@ -13723,6 +14304,7 @@
     </w:tblStylePr>
     <w:tblStylePr w:type="lastRow">
       <w:rPr>
+        <w:rFonts w:eastAsia="黑体"/>
         <w:b/>
         <w:bCs/>
         <w:color w:themeColor="background1" w:val="FFFFFF"/>
@@ -13737,6 +14319,7 @@
     </w:tblStylePr>
     <w:tblStylePr w:type="firstCol">
       <w:rPr>
+        <w:rFonts w:eastAsia="黑体"/>
         <w:color w:themeColor="background1" w:val="FFFFFF"/>
       </w:rPr>
       <w:tblPr/>
@@ -13754,6 +14337,7 @@
     </w:tblStylePr>
     <w:tblStylePr w:type="lastCol">
       <w:rPr>
+        <w:rFonts w:eastAsia="黑体"/>
         <w:color w:themeColor="background1" w:val="FFFFFF"/>
       </w:rPr>
       <w:tblPr/>
@@ -13783,11 +14367,13 @@
     </w:tblStylePr>
     <w:tblStylePr w:type="neCell">
       <w:rPr>
+        <w:rFonts w:eastAsia="黑体"/>
         <w:color w:themeColor="text1" w:val="000000"/>
       </w:rPr>
     </w:tblStylePr>
     <w:tblStylePr w:type="nwCell">
       <w:rPr>
+        <w:rFonts w:eastAsia="黑体"/>
         <w:color w:themeColor="text1" w:val="000000"/>
       </w:rPr>
     </w:tblStylePr>
@@ -13801,6 +14387,7 @@
       <w:spacing w:after="0" w:line="240" w:lineRule="auto"/>
     </w:pPr>
     <w:rPr>
+      <w:rFonts w:eastAsia="黑体"/>
       <w:color w:themeColor="text1" w:val="000000"/>
     </w:rPr>
     <w:tblPr>
@@ -13819,6 +14406,7 @@
     </w:tcPr>
     <w:tblStylePr w:type="firstRow">
       <w:rPr>
+        <w:rFonts w:eastAsia="黑体"/>
         <w:b/>
         <w:bCs/>
         <w:color w:themeColor="background1" w:val="FFFFFF"/>
@@ -13833,6 +14421,7 @@
     </w:tblStylePr>
     <w:tblStylePr w:type="lastRow">
       <w:rPr>
+        <w:rFonts w:eastAsia="黑体"/>
         <w:b/>
         <w:bCs/>
         <w:color w:themeColor="accent2" w:themeShade="CC" w:val="9E3A38"/>
@@ -13847,12 +14436,14 @@
     </w:tblStylePr>
     <w:tblStylePr w:type="firstCol">
       <w:rPr>
+        <w:rFonts w:eastAsia="黑体"/>
         <w:b/>
         <w:bCs/>
       </w:rPr>
     </w:tblStylePr>
     <w:tblStylePr w:type="lastCol">
       <w:rPr>
+        <w:rFonts w:eastAsia="黑体"/>
         <w:b/>
         <w:bCs/>
       </w:rPr>
@@ -13887,6 +14478,7 @@
       <w:spacing w:after="0" w:line="240" w:lineRule="auto"/>
     </w:pPr>
     <w:rPr>
+      <w:rFonts w:eastAsia="黑体"/>
       <w:color w:themeColor="text1" w:val="000000"/>
     </w:rPr>
     <w:tblPr>
@@ -13905,6 +14497,7 @@
     </w:tcPr>
     <w:tblStylePr w:type="firstRow">
       <w:rPr>
+        <w:rFonts w:eastAsia="黑体"/>
         <w:b/>
         <w:bCs/>
         <w:color w:themeColor="background1" w:val="FFFFFF"/>
@@ -13919,6 +14512,7 @@
     </w:tblStylePr>
     <w:tblStylePr w:type="lastRow">
       <w:rPr>
+        <w:rFonts w:eastAsia="黑体"/>
         <w:b/>
         <w:bCs/>
         <w:color w:themeColor="accent2" w:themeShade="CC" w:val="9E3A38"/>
@@ -13933,12 +14527,14 @@
     </w:tblStylePr>
     <w:tblStylePr w:type="firstCol">
       <w:rPr>
+        <w:rFonts w:eastAsia="黑体"/>
         <w:b/>
         <w:bCs/>
       </w:rPr>
     </w:tblStylePr>
     <w:tblStylePr w:type="lastCol">
       <w:rPr>
+        <w:rFonts w:eastAsia="黑体"/>
         <w:b/>
         <w:bCs/>
       </w:rPr>
@@ -13973,6 +14569,7 @@
       <w:spacing w:after="0" w:line="240" w:lineRule="auto"/>
     </w:pPr>
     <w:rPr>
+      <w:rFonts w:eastAsia="黑体"/>
       <w:color w:themeColor="text1" w:val="000000"/>
     </w:rPr>
     <w:tblPr>
@@ -13991,6 +14588,7 @@
     </w:tcPr>
     <w:tblStylePr w:type="firstRow">
       <w:rPr>
+        <w:rFonts w:eastAsia="黑体"/>
         <w:b/>
         <w:bCs/>
         <w:color w:themeColor="background1" w:val="FFFFFF"/>
@@ -14005,6 +14603,7 @@
     </w:tblStylePr>
     <w:tblStylePr w:type="lastRow">
       <w:rPr>
+        <w:rFonts w:eastAsia="黑体"/>
         <w:b/>
         <w:bCs/>
         <w:color w:themeColor="accent2" w:themeShade="CC" w:val="9E3A38"/>
@@ -14019,12 +14618,14 @@
     </w:tblStylePr>
     <w:tblStylePr w:type="firstCol">
       <w:rPr>
+        <w:rFonts w:eastAsia="黑体"/>
         <w:b/>
         <w:bCs/>
       </w:rPr>
     </w:tblStylePr>
     <w:tblStylePr w:type="lastCol">
       <w:rPr>
+        <w:rFonts w:eastAsia="黑体"/>
         <w:b/>
         <w:bCs/>
       </w:rPr>
@@ -14059,6 +14660,7 @@
       <w:spacing w:after="0" w:line="240" w:lineRule="auto"/>
     </w:pPr>
     <w:rPr>
+      <w:rFonts w:eastAsia="黑体"/>
       <w:color w:themeColor="text1" w:val="000000"/>
     </w:rPr>
     <w:tblPr>
@@ -14077,6 +14679,7 @@
     </w:tcPr>
     <w:tblStylePr w:type="firstRow">
       <w:rPr>
+        <w:rFonts w:eastAsia="黑体"/>
         <w:b/>
         <w:bCs/>
         <w:color w:themeColor="background1" w:val="FFFFFF"/>
@@ -14091,6 +14694,7 @@
     </w:tblStylePr>
     <w:tblStylePr w:type="lastRow">
       <w:rPr>
+        <w:rFonts w:eastAsia="黑体"/>
         <w:b/>
         <w:bCs/>
         <w:color w:themeColor="accent4" w:themeShade="CC" w:val="664E82"/>
@@ -14105,12 +14709,14 @@
     </w:tblStylePr>
     <w:tblStylePr w:type="firstCol">
       <w:rPr>
+        <w:rFonts w:eastAsia="黑体"/>
         <w:b/>
         <w:bCs/>
       </w:rPr>
     </w:tblStylePr>
     <w:tblStylePr w:type="lastCol">
       <w:rPr>
+        <w:rFonts w:eastAsia="黑体"/>
         <w:b/>
         <w:bCs/>
       </w:rPr>
@@ -14145,6 +14751,7 @@
       <w:spacing w:after="0" w:line="240" w:lineRule="auto"/>
     </w:pPr>
     <w:rPr>
+      <w:rFonts w:eastAsia="黑体"/>
       <w:color w:themeColor="text1" w:val="000000"/>
     </w:rPr>
     <w:tblPr>
@@ -14163,6 +14770,7 @@
     </w:tcPr>
     <w:tblStylePr w:type="firstRow">
       <w:rPr>
+        <w:rFonts w:eastAsia="黑体"/>
         <w:b/>
         <w:bCs/>
         <w:color w:themeColor="background1" w:val="FFFFFF"/>
@@ -14177,6 +14785,7 @@
     </w:tblStylePr>
     <w:tblStylePr w:type="lastRow">
       <w:rPr>
+        <w:rFonts w:eastAsia="黑体"/>
         <w:b/>
         <w:bCs/>
         <w:color w:themeColor="accent3" w:themeShade="CC" w:val="7E9C40"/>
@@ -14191,12 +14800,14 @@
     </w:tblStylePr>
     <w:tblStylePr w:type="firstCol">
       <w:rPr>
+        <w:rFonts w:eastAsia="黑体"/>
         <w:b/>
         <w:bCs/>
       </w:rPr>
     </w:tblStylePr>
     <w:tblStylePr w:type="lastCol">
       <w:rPr>
+        <w:rFonts w:eastAsia="黑体"/>
         <w:b/>
         <w:bCs/>
       </w:rPr>
@@ -14231,6 +14842,7 @@
       <w:spacing w:after="0" w:line="240" w:lineRule="auto"/>
     </w:pPr>
     <w:rPr>
+      <w:rFonts w:eastAsia="黑体"/>
       <w:color w:themeColor="text1" w:val="000000"/>
     </w:rPr>
     <w:tblPr>
@@ -14249,6 +14861,7 @@
     </w:tcPr>
     <w:tblStylePr w:type="firstRow">
       <w:rPr>
+        <w:rFonts w:eastAsia="黑体"/>
         <w:b/>
         <w:bCs/>
         <w:color w:themeColor="background1" w:val="FFFFFF"/>
@@ -14263,6 +14876,7 @@
     </w:tblStylePr>
     <w:tblStylePr w:type="lastRow">
       <w:rPr>
+        <w:rFonts w:eastAsia="黑体"/>
         <w:b/>
         <w:bCs/>
         <w:color w:themeColor="accent6" w:themeShade="CC" w:val="F2730A"/>
@@ -14277,12 +14891,14 @@
     </w:tblStylePr>
     <w:tblStylePr w:type="firstCol">
       <w:rPr>
+        <w:rFonts w:eastAsia="黑体"/>
         <w:b/>
         <w:bCs/>
       </w:rPr>
     </w:tblStylePr>
     <w:tblStylePr w:type="lastCol">
       <w:rPr>
+        <w:rFonts w:eastAsia="黑体"/>
         <w:b/>
         <w:bCs/>
       </w:rPr>
@@ -14317,6 +14933,7 @@
       <w:spacing w:after="0" w:line="240" w:lineRule="auto"/>
     </w:pPr>
     <w:rPr>
+      <w:rFonts w:eastAsia="黑体"/>
       <w:color w:themeColor="text1" w:val="000000"/>
     </w:rPr>
     <w:tblPr>
@@ -14335,6 +14952,7 @@
     </w:tcPr>
     <w:tblStylePr w:type="firstRow">
       <w:rPr>
+        <w:rFonts w:eastAsia="黑体"/>
         <w:b/>
         <w:bCs/>
         <w:color w:themeColor="background1" w:val="FFFFFF"/>
@@ -14349,6 +14967,7 @@
     </w:tblStylePr>
     <w:tblStylePr w:type="lastRow">
       <w:rPr>
+        <w:rFonts w:eastAsia="黑体"/>
         <w:b/>
         <w:bCs/>
         <w:color w:themeColor="accent5" w:themeShade="CC" w:val="348DA5"/>
@@ -14363,12 +14982,14 @@
     </w:tblStylePr>
     <w:tblStylePr w:type="firstCol">
       <w:rPr>
+        <w:rFonts w:eastAsia="黑体"/>
         <w:b/>
         <w:bCs/>
       </w:rPr>
     </w:tblStylePr>
     <w:tblStylePr w:type="lastCol">
       <w:rPr>
+        <w:rFonts w:eastAsia="黑体"/>
         <w:b/>
         <w:bCs/>
       </w:rPr>
@@ -14403,6 +15024,7 @@
       <w:spacing w:after="0" w:line="240" w:lineRule="auto"/>
     </w:pPr>
     <w:rPr>
+      <w:rFonts w:eastAsia="黑体"/>
       <w:color w:themeColor="text1" w:val="000000"/>
     </w:rPr>
     <w:tblPr>
@@ -14424,6 +15046,7 @@
     </w:tcPr>
     <w:tblStylePr w:type="firstRow">
       <w:rPr>
+        <w:rFonts w:eastAsia="黑体"/>
         <w:b/>
         <w:bCs/>
       </w:rPr>
@@ -14434,6 +15057,7 @@
     </w:tblStylePr>
     <w:tblStylePr w:type="lastRow">
       <w:rPr>
+        <w:rFonts w:eastAsia="黑体"/>
         <w:b/>
         <w:bCs/>
         <w:color w:themeColor="text1" w:val="000000"/>
@@ -14445,6 +15069,7 @@
     </w:tblStylePr>
     <w:tblStylePr w:type="firstCol">
       <w:rPr>
+        <w:rFonts w:eastAsia="黑体"/>
         <w:color w:themeColor="background1" w:val="FFFFFF"/>
       </w:rPr>
       <w:tblPr/>
@@ -14454,6 +15079,7 @@
     </w:tblStylePr>
     <w:tblStylePr w:type="lastCol">
       <w:rPr>
+        <w:rFonts w:eastAsia="黑体"/>
         <w:color w:themeColor="background1" w:val="FFFFFF"/>
       </w:rPr>
       <w:tblPr/>
@@ -14483,6 +15109,7 @@
       <w:spacing w:after="0" w:line="240" w:lineRule="auto"/>
     </w:pPr>
     <w:rPr>
+      <w:rFonts w:eastAsia="黑体"/>
       <w:color w:themeColor="text1" w:val="000000"/>
     </w:rPr>
     <w:tblPr>
@@ -14504,6 +15131,7 @@
     </w:tcPr>
     <w:tblStylePr w:type="firstRow">
       <w:rPr>
+        <w:rFonts w:eastAsia="黑体"/>
         <w:b/>
         <w:bCs/>
       </w:rPr>
@@ -14514,6 +15142,7 @@
     </w:tblStylePr>
     <w:tblStylePr w:type="lastRow">
       <w:rPr>
+        <w:rFonts w:eastAsia="黑体"/>
         <w:b/>
         <w:bCs/>
         <w:color w:themeColor="text1" w:val="000000"/>
@@ -14525,6 +15154,7 @@
     </w:tblStylePr>
     <w:tblStylePr w:type="firstCol">
       <w:rPr>
+        <w:rFonts w:eastAsia="黑体"/>
         <w:color w:themeColor="background1" w:val="FFFFFF"/>
       </w:rPr>
       <w:tblPr/>
@@ -14534,6 +15164,7 @@
     </w:tblStylePr>
     <w:tblStylePr w:type="lastCol">
       <w:rPr>
+        <w:rFonts w:eastAsia="黑体"/>
         <w:color w:themeColor="background1" w:val="FFFFFF"/>
       </w:rPr>
       <w:tblPr/>
@@ -14563,6 +15194,7 @@
       <w:spacing w:after="0" w:line="240" w:lineRule="auto"/>
     </w:pPr>
     <w:rPr>
+      <w:rFonts w:eastAsia="黑体"/>
       <w:color w:themeColor="text1" w:val="000000"/>
     </w:rPr>
     <w:tblPr>
@@ -14584,6 +15216,7 @@
     </w:tcPr>
     <w:tblStylePr w:type="firstRow">
       <w:rPr>
+        <w:rFonts w:eastAsia="黑体"/>
         <w:b/>
         <w:bCs/>
       </w:rPr>
@@ -14594,6 +15227,7 @@
     </w:tblStylePr>
     <w:tblStylePr w:type="lastRow">
       <w:rPr>
+        <w:rFonts w:eastAsia="黑体"/>
         <w:b/>
         <w:bCs/>
         <w:color w:themeColor="text1" w:val="000000"/>
@@ -14605,6 +15239,7 @@
     </w:tblStylePr>
     <w:tblStylePr w:type="firstCol">
       <w:rPr>
+        <w:rFonts w:eastAsia="黑体"/>
         <w:color w:themeColor="background1" w:val="FFFFFF"/>
       </w:rPr>
       <w:tblPr/>
@@ -14614,6 +15249,7 @@
     </w:tblStylePr>
     <w:tblStylePr w:type="lastCol">
       <w:rPr>
+        <w:rFonts w:eastAsia="黑体"/>
         <w:color w:themeColor="background1" w:val="FFFFFF"/>
       </w:rPr>
       <w:tblPr/>
@@ -14643,6 +15279,7 @@
       <w:spacing w:after="0" w:line="240" w:lineRule="auto"/>
     </w:pPr>
     <w:rPr>
+      <w:rFonts w:eastAsia="黑体"/>
       <w:color w:themeColor="text1" w:val="000000"/>
     </w:rPr>
     <w:tblPr>
@@ -14664,6 +15301,7 @@
     </w:tcPr>
     <w:tblStylePr w:type="firstRow">
       <w:rPr>
+        <w:rFonts w:eastAsia="黑体"/>
         <w:b/>
         <w:bCs/>
       </w:rPr>
@@ -14674,6 +15312,7 @@
     </w:tblStylePr>
     <w:tblStylePr w:type="lastRow">
       <w:rPr>
+        <w:rFonts w:eastAsia="黑体"/>
         <w:b/>
         <w:bCs/>
         <w:color w:themeColor="text1" w:val="000000"/>
@@ -14685,6 +15324,7 @@
     </w:tblStylePr>
     <w:tblStylePr w:type="firstCol">
       <w:rPr>
+        <w:rFonts w:eastAsia="黑体"/>
         <w:color w:themeColor="background1" w:val="FFFFFF"/>
       </w:rPr>
       <w:tblPr/>
@@ -14694,6 +15334,7 @@
     </w:tblStylePr>
     <w:tblStylePr w:type="lastCol">
       <w:rPr>
+        <w:rFonts w:eastAsia="黑体"/>
         <w:color w:themeColor="background1" w:val="FFFFFF"/>
       </w:rPr>
       <w:tblPr/>
@@ -14723,6 +15364,7 @@
       <w:spacing w:after="0" w:line="240" w:lineRule="auto"/>
     </w:pPr>
     <w:rPr>
+      <w:rFonts w:eastAsia="黑体"/>
       <w:color w:themeColor="text1" w:val="000000"/>
     </w:rPr>
     <w:tblPr>
@@ -14744,6 +15386,7 @@
     </w:tcPr>
     <w:tblStylePr w:type="firstRow">
       <w:rPr>
+        <w:rFonts w:eastAsia="黑体"/>
         <w:b/>
         <w:bCs/>
       </w:rPr>
@@ -14754,6 +15397,7 @@
     </w:tblStylePr>
     <w:tblStylePr w:type="lastRow">
       <w:rPr>
+        <w:rFonts w:eastAsia="黑体"/>
         <w:b/>
         <w:bCs/>
         <w:color w:themeColor="text1" w:val="000000"/>
@@ -14765,6 +15409,7 @@
     </w:tblStylePr>
     <w:tblStylePr w:type="firstCol">
       <w:rPr>
+        <w:rFonts w:eastAsia="黑体"/>
         <w:color w:themeColor="background1" w:val="FFFFFF"/>
       </w:rPr>
       <w:tblPr/>
@@ -14774,6 +15419,7 @@
     </w:tblStylePr>
     <w:tblStylePr w:type="lastCol">
       <w:rPr>
+        <w:rFonts w:eastAsia="黑体"/>
         <w:color w:themeColor="background1" w:val="FFFFFF"/>
       </w:rPr>
       <w:tblPr/>
@@ -14803,6 +15449,7 @@
       <w:spacing w:after="0" w:line="240" w:lineRule="auto"/>
     </w:pPr>
     <w:rPr>
+      <w:rFonts w:eastAsia="黑体"/>
       <w:color w:themeColor="text1" w:val="000000"/>
     </w:rPr>
     <w:tblPr>
@@ -14824,6 +15471,7 @@
     </w:tcPr>
     <w:tblStylePr w:type="firstRow">
       <w:rPr>
+        <w:rFonts w:eastAsia="黑体"/>
         <w:b/>
         <w:bCs/>
       </w:rPr>
@@ -14834,6 +15482,7 @@
     </w:tblStylePr>
     <w:tblStylePr w:type="lastRow">
       <w:rPr>
+        <w:rFonts w:eastAsia="黑体"/>
         <w:b/>
         <w:bCs/>
         <w:color w:themeColor="text1" w:val="000000"/>
@@ -14845,6 +15494,7 @@
     </w:tblStylePr>
     <w:tblStylePr w:type="firstCol">
       <w:rPr>
+        <w:rFonts w:eastAsia="黑体"/>
         <w:color w:themeColor="background1" w:val="FFFFFF"/>
       </w:rPr>
       <w:tblPr/>
@@ -14854,6 +15504,7 @@
     </w:tblStylePr>
     <w:tblStylePr w:type="lastCol">
       <w:rPr>
+        <w:rFonts w:eastAsia="黑体"/>
         <w:color w:themeColor="background1" w:val="FFFFFF"/>
       </w:rPr>
       <w:tblPr/>
@@ -14883,6 +15534,7 @@
       <w:spacing w:after="0" w:line="240" w:lineRule="auto"/>
     </w:pPr>
     <w:rPr>
+      <w:rFonts w:eastAsia="黑体"/>
       <w:color w:themeColor="text1" w:val="000000"/>
     </w:rPr>
     <w:tblPr>
@@ -14904,6 +15556,7 @@
     </w:tcPr>
     <w:tblStylePr w:type="firstRow">
       <w:rPr>
+        <w:rFonts w:eastAsia="黑体"/>
         <w:b/>
         <w:bCs/>
       </w:rPr>
@@ -14914,6 +15567,7 @@
     </w:tblStylePr>
     <w:tblStylePr w:type="lastRow">
       <w:rPr>
+        <w:rFonts w:eastAsia="黑体"/>
         <w:b/>
         <w:bCs/>
         <w:color w:themeColor="text1" w:val="000000"/>
@@ -14925,6 +15579,7 @@
     </w:tblStylePr>
     <w:tblStylePr w:type="firstCol">
       <w:rPr>
+        <w:rFonts w:eastAsia="黑体"/>
         <w:color w:themeColor="background1" w:val="FFFFFF"/>
       </w:rPr>
       <w:tblPr/>
@@ -14934,6 +15589,7 @@
     </w:tblStylePr>
     <w:tblStylePr w:type="lastCol">
       <w:rPr>
+        <w:rFonts w:eastAsia="黑体"/>
         <w:color w:themeColor="background1" w:val="FFFFFF"/>
       </w:rPr>
       <w:tblPr/>
@@ -14966,6 +15622,7 @@
     <w:name w:val="KeywordTok"/>
     <w:basedOn w:val="VerbatimChar"/>
     <w:rPr>
+      <w:rFonts w:eastAsia="黑体"/>
       <w:b/>
       <w:color w:val="007020"/>
     </w:rPr>
@@ -14974,6 +15631,7 @@
     <w:name w:val="DataTypeTok"/>
     <w:basedOn w:val="VerbatimChar"/>
     <w:rPr>
+      <w:rFonts w:eastAsia="黑体"/>
       <w:color w:val="902000"/>
     </w:rPr>
   </w:style>
@@ -14981,6 +15639,7 @@
     <w:name w:val="DecValTok"/>
     <w:basedOn w:val="VerbatimChar"/>
     <w:rPr>
+      <w:rFonts w:eastAsia="黑体"/>
       <w:color w:val="40a070"/>
     </w:rPr>
   </w:style>
@@ -14988,6 +15647,7 @@
     <w:name w:val="BaseNTok"/>
     <w:basedOn w:val="VerbatimChar"/>
     <w:rPr>
+      <w:rFonts w:eastAsia="黑体"/>
       <w:color w:val="40a070"/>
     </w:rPr>
   </w:style>
@@ -14995,6 +15655,7 @@
     <w:name w:val="FloatTok"/>
     <w:basedOn w:val="VerbatimChar"/>
     <w:rPr>
+      <w:rFonts w:eastAsia="黑体"/>
       <w:color w:val="40a070"/>
     </w:rPr>
   </w:style>
@@ -15002,6 +15663,7 @@
     <w:name w:val="ConstantTok"/>
     <w:basedOn w:val="VerbatimChar"/>
     <w:rPr>
+      <w:rFonts w:eastAsia="黑体"/>
       <w:color w:val="880000"/>
     </w:rPr>
   </w:style>
@@ -15009,6 +15671,7 @@
     <w:name w:val="CharTok"/>
     <w:basedOn w:val="VerbatimChar"/>
     <w:rPr>
+      <w:rFonts w:eastAsia="黑体"/>
       <w:color w:val="4070a0"/>
     </w:rPr>
   </w:style>
@@ -15016,6 +15679,7 @@
     <w:name w:val="SpecialCharTok"/>
     <w:basedOn w:val="VerbatimChar"/>
     <w:rPr>
+      <w:rFonts w:eastAsia="黑体"/>
       <w:color w:val="4070a0"/>
     </w:rPr>
   </w:style>
@@ -15023,6 +15687,7 @@
     <w:name w:val="StringTok"/>
     <w:basedOn w:val="VerbatimChar"/>
     <w:rPr>
+      <w:rFonts w:eastAsia="黑体"/>
       <w:color w:val="4070a0"/>
     </w:rPr>
   </w:style>
@@ -15030,6 +15695,7 @@
     <w:name w:val="VerbatimStringTok"/>
     <w:basedOn w:val="VerbatimChar"/>
     <w:rPr>
+      <w:rFonts w:eastAsia="黑体"/>
       <w:color w:val="4070a0"/>
     </w:rPr>
   </w:style>
@@ -15037,6 +15703,7 @@
     <w:name w:val="SpecialStringTok"/>
     <w:basedOn w:val="VerbatimChar"/>
     <w:rPr>
+      <w:rFonts w:eastAsia="黑体"/>
       <w:color w:val="bb6688"/>
     </w:rPr>
   </w:style>
@@ -15044,6 +15711,7 @@
     <w:name w:val="ImportTok"/>
     <w:basedOn w:val="VerbatimChar"/>
     <w:rPr>
+      <w:rFonts w:eastAsia="黑体"/>
       <w:b/>
       <w:color w:val="008000"/>
     </w:rPr>
@@ -15052,6 +15720,7 @@
     <w:name w:val="CommentTok"/>
     <w:basedOn w:val="VerbatimChar"/>
     <w:rPr>
+      <w:rFonts w:eastAsia="黑体"/>
       <w:i/>
       <w:color w:val="60a0b0"/>
     </w:rPr>
@@ -15060,6 +15729,7 @@
     <w:name w:val="DocumentationTok"/>
     <w:basedOn w:val="VerbatimChar"/>
     <w:rPr>
+      <w:rFonts w:eastAsia="黑体"/>
       <w:i/>
       <w:color w:val="ba2121"/>
     </w:rPr>
@@ -15068,6 +15738,7 @@
     <w:name w:val="AnnotationTok"/>
     <w:basedOn w:val="VerbatimChar"/>
     <w:rPr>
+      <w:rFonts w:eastAsia="黑体"/>
       <w:b/>
       <w:i/>
       <w:color w:val="60a0b0"/>
@@ -15077,6 +15748,7 @@
     <w:name w:val="CommentVarTok"/>
     <w:basedOn w:val="VerbatimChar"/>
     <w:rPr>
+      <w:rFonts w:eastAsia="黑体"/>
       <w:b/>
       <w:i/>
       <w:color w:val="60a0b0"/>
@@ -15086,6 +15758,7 @@
     <w:name w:val="OtherTok"/>
     <w:basedOn w:val="VerbatimChar"/>
     <w:rPr>
+      <w:rFonts w:eastAsia="黑体"/>
       <w:color w:val="007020"/>
     </w:rPr>
   </w:style>
@@ -15093,6 +15766,7 @@
     <w:name w:val="FunctionTok"/>
     <w:basedOn w:val="VerbatimChar"/>
     <w:rPr>
+      <w:rFonts w:eastAsia="黑体"/>
       <w:color w:val="06287e"/>
     </w:rPr>
   </w:style>
@@ -15100,6 +15774,7 @@
     <w:name w:val="VariableTok"/>
     <w:basedOn w:val="VerbatimChar"/>
     <w:rPr>
+      <w:rFonts w:eastAsia="黑体"/>
       <w:color w:val="19177c"/>
     </w:rPr>
   </w:style>
@@ -15107,6 +15782,7 @@
     <w:name w:val="ControlFlowTok"/>
     <w:basedOn w:val="VerbatimChar"/>
     <w:rPr>
+      <w:rFonts w:eastAsia="黑体"/>
       <w:b/>
       <w:color w:val="007020"/>
     </w:rPr>
@@ -15115,6 +15791,7 @@
     <w:name w:val="OperatorTok"/>
     <w:basedOn w:val="VerbatimChar"/>
     <w:rPr>
+      <w:rFonts w:eastAsia="黑体"/>
       <w:color w:val="666666"/>
     </w:rPr>
   </w:style>
@@ -15122,18 +15799,22 @@
     <w:name w:val="BuiltInTok"/>
     <w:basedOn w:val="VerbatimChar"/>
     <w:rPr>
+      <w:rFonts w:eastAsia="黑体"/>
       <w:color w:val="008000"/>
     </w:rPr>
   </w:style>
   <w:style w:type="character" w:customStyle="1" w:styleId="ExtensionTok">
     <w:name w:val="ExtensionTok"/>
     <w:basedOn w:val="VerbatimChar"/>
-    <w:rPr/>
+    <w:rPr>
+      <w:rFonts w:eastAsia="黑体"/>
+    </w:rPr>
   </w:style>
   <w:style w:type="character" w:customStyle="1" w:styleId="PreprocessorTok">
     <w:name w:val="PreprocessorTok"/>
     <w:basedOn w:val="VerbatimChar"/>
     <w:rPr>
+      <w:rFonts w:eastAsia="黑体"/>
       <w:color w:val="bc7a00"/>
     </w:rPr>
   </w:style>
@@ -15141,18 +15822,22 @@
     <w:name w:val="AttributeTok"/>
     <w:basedOn w:val="VerbatimChar"/>
     <w:rPr>
+      <w:rFonts w:eastAsia="黑体"/>
       <w:color w:val="7d9029"/>
     </w:rPr>
   </w:style>
   <w:style w:type="character" w:customStyle="1" w:styleId="RegionMarkerTok">
     <w:name w:val="RegionMarkerTok"/>
     <w:basedOn w:val="VerbatimChar"/>
-    <w:rPr/>
+    <w:rPr>
+      <w:rFonts w:eastAsia="黑体"/>
+    </w:rPr>
   </w:style>
   <w:style w:type="character" w:customStyle="1" w:styleId="InformationTok">
     <w:name w:val="InformationTok"/>
     <w:basedOn w:val="VerbatimChar"/>
     <w:rPr>
+      <w:rFonts w:eastAsia="黑体"/>
       <w:b/>
       <w:i/>
       <w:color w:val="60a0b0"/>
@@ -15162,6 +15847,7 @@
     <w:name w:val="WarningTok"/>
     <w:basedOn w:val="VerbatimChar"/>
     <w:rPr>
+      <w:rFonts w:eastAsia="黑体"/>
       <w:b/>
       <w:i/>
       <w:color w:val="60a0b0"/>
@@ -15171,6 +15857,7 @@
     <w:name w:val="AlertTok"/>
     <w:basedOn w:val="VerbatimChar"/>
     <w:rPr>
+      <w:rFonts w:eastAsia="黑体"/>
       <w:b/>
       <w:color w:val="ff0000"/>
     </w:rPr>
@@ -15179,6 +15866,7 @@
     <w:name w:val="ErrorTok"/>
     <w:basedOn w:val="VerbatimChar"/>
     <w:rPr>
+      <w:rFonts w:eastAsia="黑体"/>
       <w:b/>
       <w:color w:val="ff0000"/>
     </w:rPr>
@@ -15186,7 +15874,9 @@
   <w:style w:type="character" w:customStyle="1" w:styleId="NormalTok">
     <w:name w:val="NormalTok"/>
     <w:basedOn w:val="VerbatimChar"/>
-    <w:rPr/>
+    <w:rPr>
+      <w:rFonts w:eastAsia="黑体"/>
+    </w:rPr>
   </w:style>
 </w:styles>
 </file>
@@ -15235,12 +15925,12 @@
     <a:fontScheme name="Office">
       <a:majorFont>
         <a:latin typeface="Calibri"/>
-        <a:ea typeface=""/>
+        <a:ea typeface="黑体"/>
         <a:cs typeface=""/>
         <a:font script="Jpan" typeface="ＭＳ ゴシック"/>
         <a:font script="Hang" typeface="맑은 고딕"/>
-        <a:font script="Hans" typeface="宋体"/>
-        <a:font script="Hant" typeface="新細明體"/>
+        <a:font script="Hans" typeface="黑体"/>
+        <a:font script="Hant" typeface="黑体"/>
         <a:font script="Arab" typeface="Times New Roman"/>
         <a:font script="Hebr" typeface="Times New Roman"/>
         <a:font script="Thai" typeface="Angsana New"/>
@@ -15270,12 +15960,12 @@
       </a:majorFont>
       <a:minorFont>
         <a:latin typeface="Cambria"/>
-        <a:ea typeface=""/>
+        <a:ea typeface="黑体"/>
         <a:cs typeface=""/>
         <a:font script="Jpan" typeface="ＭＳ 明朝"/>
         <a:font script="Hang" typeface="맑은 고딕"/>
-        <a:font script="Hans" typeface="宋体"/>
-        <a:font script="Hant" typeface="新細明體"/>
+        <a:font script="Hans" typeface="黑体"/>
+        <a:font script="Hant" typeface="黑体"/>
         <a:font script="Arab" typeface="Arial"/>
         <a:font script="Hebr" typeface="Arial"/>
         <a:font script="Thai" typeface="Cordia New"/>

--- a/10-保护电路/01-过压保护/过压保护OVP电路/过压保护OVP电路.docx
+++ b/10-保护电路/01-过压保护/过压保护OVP电路/过压保护OVP电路.docx
@@ -2854,7 +2854,7 @@
           <w:color w:val="555555"/>
           <w:sz w:val="21"/>
         </w:rPr>
-        <w:t>材料收集者：杜文杰，WX手机：19519196569，QQ:3478827729</w:t>
+        <w:t>材料收集者：杜文杰，微信/手机：19519196569，QQ:3478827729</w:t>
       </w:r>
     </w:p>
     <w:sectPr>
